--- a/STRAINTRACK Apps.docx
+++ b/STRAINTRACK Apps.docx
@@ -118,63 +118,13 @@
       <w:r>
         <w:t xml:space="preserve"> </w:t>
       </w:r>
-      <w:proofErr w:type="spellStart"/>
-      <w:r>
-        <w:rPr>
-          <w:b/>
-          <w:bCs/>
-        </w:rPr>
-        <w:t>bzse</w:t>
-      </w:r>
-      <w:proofErr w:type="spellEnd"/>
-      <w:r>
-        <w:rPr>
-          <w:b/>
-          <w:bCs/>
-        </w:rPr>
-        <w:t> </w:t>
-      </w:r>
-      <w:proofErr w:type="spellStart"/>
-      <w:r>
-        <w:rPr>
-          <w:b/>
-          <w:bCs/>
-        </w:rPr>
-        <w:t>onqe</w:t>
-      </w:r>
-      <w:proofErr w:type="spellEnd"/>
-      <w:r>
-        <w:rPr>
-          <w:b/>
-          <w:bCs/>
-        </w:rPr>
-        <w:t> </w:t>
-      </w:r>
-      <w:proofErr w:type="spellStart"/>
-      <w:r>
-        <w:rPr>
-          <w:b/>
-          <w:bCs/>
-        </w:rPr>
-        <w:t>ewvj</w:t>
-      </w:r>
-      <w:proofErr w:type="spellEnd"/>
-      <w:r>
-        <w:rPr>
-          <w:b/>
-          <w:bCs/>
-        </w:rPr>
-        <w:t> </w:t>
-      </w:r>
-      <w:proofErr w:type="spellStart"/>
-      <w:r>
-        <w:rPr>
-          <w:b/>
-          <w:bCs/>
-        </w:rPr>
-        <w:t>cfye</w:t>
-      </w:r>
-      <w:proofErr w:type="spellEnd"/>
+      <w:r>
+        <w:rPr>
+          <w:b/>
+          <w:bCs/>
+        </w:rPr>
+        <w:t>bzse onqe ewvj cfye</w:t>
+      </w:r>
     </w:p>
     <w:p>
       <w:r>
@@ -222,14 +172,9 @@
       </w:r>
     </w:p>
     <w:p>
-      <w:proofErr w:type="spellStart"/>
       <w:proofErr w:type="gramStart"/>
       <w:r>
-        <w:t>Supabase</w:t>
-      </w:r>
-      <w:proofErr w:type="spellEnd"/>
-      <w:r>
-        <w:t xml:space="preserve"> :</w:t>
+        <w:t>Supabase :</w:t>
       </w:r>
       <w:proofErr w:type="gramEnd"/>
       <w:r>
@@ -245,13 +190,8 @@
       </w:r>
       <w:proofErr w:type="gramEnd"/>
       <w:r>
-        <w:t xml:space="preserve"> </w:t>
-      </w:r>
-      <w:proofErr w:type="spellStart"/>
-      <w:r>
-        <w:t>StrainTrack</w:t>
-      </w:r>
-      <w:proofErr w:type="spellEnd"/>
+        <w:t xml:space="preserve"> StrainTrack</w:t>
+      </w:r>
       <w:r>
         <w:br/>
         <w:t xml:space="preserve">Database </w:t>
@@ -266,13 +206,8 @@
       </w:r>
     </w:p>
     <w:p>
-      <w:proofErr w:type="spellStart"/>
-      <w:r>
-        <w:t>Supabase</w:t>
-      </w:r>
-      <w:proofErr w:type="spellEnd"/>
-      <w:r>
-        <w:t xml:space="preserve"> </w:t>
+      <w:r>
+        <w:t xml:space="preserve">Supabase </w:t>
       </w:r>
       <w:proofErr w:type="gramStart"/>
       <w:r>
@@ -433,13 +368,8 @@
           <w:numId w:val="1"/>
         </w:numPr>
       </w:pPr>
-      <w:proofErr w:type="spellStart"/>
-      <w:r>
-        <w:t>Pilih</w:t>
-      </w:r>
-      <w:proofErr w:type="spellEnd"/>
-      <w:r>
-        <w:t xml:space="preserve"> Farm (dropdown)</w:t>
+      <w:r>
+        <w:t>Pilih Farm (dropdown)</w:t>
       </w:r>
     </w:p>
     <w:p>
@@ -482,15 +412,7 @@
         <w:ind w:left="1980"/>
       </w:pPr>
       <w:r>
-        <w:t xml:space="preserve">Jika Poultry </w:t>
-      </w:r>
-      <w:proofErr w:type="spellStart"/>
-      <w:r>
-        <w:t>dipilih</w:t>
-      </w:r>
-      <w:proofErr w:type="spellEnd"/>
-      <w:r>
-        <w:t xml:space="preserve">: Broiler / Layer / Color / Duck </w:t>
+        <w:t xml:space="preserve">Jika Poultry dipilih: Broiler / Layer / Color / Duck </w:t>
       </w:r>
     </w:p>
     <w:p>
@@ -501,29 +423,8 @@
           <w:numId w:val="1"/>
         </w:numPr>
       </w:pPr>
-      <w:proofErr w:type="spellStart"/>
-      <w:r>
-        <w:t>Subkategori</w:t>
-      </w:r>
-      <w:proofErr w:type="spellEnd"/>
-      <w:r>
-        <w:t xml:space="preserve"> Breeder (</w:t>
-      </w:r>
-      <w:proofErr w:type="spellStart"/>
-      <w:r>
-        <w:t>jika</w:t>
-      </w:r>
-      <w:proofErr w:type="spellEnd"/>
-      <w:r>
-        <w:t xml:space="preserve"> Breeder </w:t>
-      </w:r>
-      <w:proofErr w:type="spellStart"/>
-      <w:r>
-        <w:t>dipilih</w:t>
-      </w:r>
-      <w:proofErr w:type="spellEnd"/>
-      <w:r>
-        <w:t xml:space="preserve">): </w:t>
+      <w:r>
+        <w:t xml:space="preserve">Subkategori Breeder (jika Breeder dipilih): </w:t>
       </w:r>
       <w:r>
         <w:t>GP (Grand Parent) / PS (Parent Stock)</w:t>
@@ -537,13 +438,8 @@
           <w:numId w:val="1"/>
         </w:numPr>
       </w:pPr>
-      <w:proofErr w:type="spellStart"/>
-      <w:r>
-        <w:t>Subkategori</w:t>
-      </w:r>
-      <w:proofErr w:type="spellEnd"/>
-      <w:r>
-        <w:t xml:space="preserve"> Commercial</w:t>
+      <w:r>
+        <w:t>Subkategori Commercial</w:t>
       </w:r>
     </w:p>
     <w:p>
@@ -559,15 +455,7 @@
         <w:ind w:left="1560" w:firstLine="120"/>
       </w:pPr>
       <w:r>
-        <w:t xml:space="preserve">Jika Swine </w:t>
-      </w:r>
-      <w:proofErr w:type="spellStart"/>
-      <w:r>
-        <w:t>dipilih</w:t>
-      </w:r>
-      <w:proofErr w:type="spellEnd"/>
-      <w:r>
-        <w:t>: Breeder / Commercial</w:t>
+        <w:t>Jika Swine dipilih: Breeder / Commercial</w:t>
       </w:r>
     </w:p>
     <w:p>
@@ -581,29 +469,8 @@
           <w:tab w:val="left" w:pos="1985"/>
         </w:tabs>
       </w:pPr>
-      <w:proofErr w:type="spellStart"/>
-      <w:r>
-        <w:t>Subkategori</w:t>
-      </w:r>
-      <w:proofErr w:type="spellEnd"/>
-      <w:r>
-        <w:t xml:space="preserve"> Breeder (</w:t>
-      </w:r>
-      <w:proofErr w:type="spellStart"/>
-      <w:r>
-        <w:t>jika</w:t>
-      </w:r>
-      <w:proofErr w:type="spellEnd"/>
-      <w:r>
-        <w:t xml:space="preserve"> Breeder </w:t>
-      </w:r>
-      <w:proofErr w:type="spellStart"/>
-      <w:r>
-        <w:t>dipilih</w:t>
-      </w:r>
-      <w:proofErr w:type="spellEnd"/>
-      <w:r>
-        <w:t xml:space="preserve">): </w:t>
+      <w:r>
+        <w:t xml:space="preserve">Subkategori Breeder (jika Breeder dipilih): </w:t>
       </w:r>
       <w:r>
         <w:t>GGP (Great Grand Parent) / GP (Grand Parent) / PS (Parent Stock)</w:t>
@@ -620,29 +487,8 @@
           <w:tab w:val="left" w:pos="1985"/>
         </w:tabs>
       </w:pPr>
-      <w:proofErr w:type="spellStart"/>
-      <w:r>
-        <w:t>Subkategori</w:t>
-      </w:r>
-      <w:proofErr w:type="spellEnd"/>
-      <w:r>
-        <w:t xml:space="preserve"> Commercial (</w:t>
-      </w:r>
-      <w:proofErr w:type="spellStart"/>
-      <w:r>
-        <w:t>jika</w:t>
-      </w:r>
-      <w:proofErr w:type="spellEnd"/>
-      <w:r>
-        <w:t xml:space="preserve"> Commercial </w:t>
-      </w:r>
-      <w:proofErr w:type="spellStart"/>
-      <w:r>
-        <w:t>dipilih</w:t>
-      </w:r>
-      <w:proofErr w:type="spellEnd"/>
-      <w:r>
-        <w:t>): Nursery / Fattening / Finishing</w:t>
+      <w:r>
+        <w:t>Subkategori Commercial (jika Commercial dipilih): Nursery / Fattening / Finishing</w:t>
       </w:r>
     </w:p>
     <w:p>
@@ -654,47 +500,7 @@
         </w:numPr>
       </w:pPr>
       <w:r>
-        <w:t xml:space="preserve">Lokasi Outbreak di Farm (dropdown - </w:t>
-      </w:r>
-      <w:proofErr w:type="spellStart"/>
-      <w:r>
-        <w:t>khusus</w:t>
-      </w:r>
-      <w:proofErr w:type="spellEnd"/>
-      <w:r>
-        <w:t xml:space="preserve"> swine) (</w:t>
-      </w:r>
-      <w:proofErr w:type="spellStart"/>
-      <w:r>
-        <w:t>muncul</w:t>
-      </w:r>
-      <w:proofErr w:type="spellEnd"/>
-      <w:r>
-        <w:t xml:space="preserve"> </w:t>
-      </w:r>
-      <w:proofErr w:type="spellStart"/>
-      <w:r>
-        <w:t>hanya</w:t>
-      </w:r>
-      <w:proofErr w:type="spellEnd"/>
-      <w:r>
-        <w:t xml:space="preserve"> </w:t>
-      </w:r>
-      <w:proofErr w:type="spellStart"/>
-      <w:r>
-        <w:t>jika</w:t>
-      </w:r>
-      <w:proofErr w:type="spellEnd"/>
-      <w:r>
-        <w:t xml:space="preserve"> Jenis </w:t>
-      </w:r>
-      <w:proofErr w:type="spellStart"/>
-      <w:r>
-        <w:t>Ternak</w:t>
-      </w:r>
-      <w:proofErr w:type="spellEnd"/>
-      <w:r>
-        <w:t xml:space="preserve"> = Swine)</w:t>
+        <w:t>Lokasi Outbreak di Farm (dropdown - khusus swine) (muncul hanya jika Jenis Ternak = Swine)</w:t>
       </w:r>
     </w:p>
     <w:p>
@@ -705,19 +511,9 @@
           <w:numId w:val="1"/>
         </w:numPr>
       </w:pPr>
-      <w:proofErr w:type="spellStart"/>
-      <w:r>
-        <w:t>Untuk</w:t>
-      </w:r>
-      <w:proofErr w:type="spellEnd"/>
-      <w:r>
-        <w:t xml:space="preserve"> Swine Breeder: Quarantine Barn / Gestation Barn / Farrowing Barn / Lactating Barn / Weaning Barn / Gilt Development Unit / Boar Stud / </w:t>
-      </w:r>
-      <w:proofErr w:type="spellStart"/>
-      <w:r>
-        <w:t>Lainnya</w:t>
-      </w:r>
-      <w:proofErr w:type="spellEnd"/>
+      <w:r>
+        <w:t>Untuk Swine Breeder: Quarantine Barn / Gestation Barn / Farrowing Barn / Lactating Barn / Weaning Barn / Gilt Development Unit / Boar Stud / Lainnya</w:t>
+      </w:r>
     </w:p>
     <w:p>
       <w:pPr>
@@ -727,19 +523,9 @@
           <w:numId w:val="1"/>
         </w:numPr>
       </w:pPr>
-      <w:proofErr w:type="spellStart"/>
-      <w:r>
-        <w:t>Untuk</w:t>
-      </w:r>
-      <w:proofErr w:type="spellEnd"/>
-      <w:r>
-        <w:t xml:space="preserve"> Swine Commercial: Nursery Room / Fattening Room / Finishing Room / Isolation Pen / </w:t>
-      </w:r>
-      <w:proofErr w:type="spellStart"/>
-      <w:r>
-        <w:t>Lainnya</w:t>
-      </w:r>
-      <w:proofErr w:type="spellEnd"/>
+      <w:r>
+        <w:t>Untuk Swine Commercial: Nursery Room / Fattening Room / Finishing Room / Isolation Pen / Lainnya</w:t>
+      </w:r>
     </w:p>
     <w:p>
       <w:pPr>
@@ -749,21 +535,8 @@
           <w:numId w:val="1"/>
         </w:numPr>
       </w:pPr>
-      <w:proofErr w:type="spellStart"/>
-      <w:r>
-        <w:t>Populasi</w:t>
-      </w:r>
-      <w:proofErr w:type="spellEnd"/>
-      <w:r>
-        <w:t xml:space="preserve"> Total di Lokasi </w:t>
-      </w:r>
-      <w:proofErr w:type="spellStart"/>
-      <w:r>
-        <w:t>Terdampak</w:t>
-      </w:r>
-      <w:proofErr w:type="spellEnd"/>
-      <w:r>
-        <w:t xml:space="preserve"> (number)</w:t>
+      <w:r>
+        <w:t>Populasi Total di Lokasi Terdampak (number)</w:t>
       </w:r>
     </w:p>
     <w:p>
@@ -774,37 +547,8 @@
           <w:numId w:val="1"/>
         </w:numPr>
       </w:pPr>
-      <w:proofErr w:type="spellStart"/>
-      <w:r>
-        <w:t>Usia</w:t>
-      </w:r>
-      <w:proofErr w:type="spellEnd"/>
-      <w:r>
-        <w:t>/</w:t>
-      </w:r>
-      <w:proofErr w:type="spellStart"/>
-      <w:r>
-        <w:t>Tahap</w:t>
-      </w:r>
-      <w:proofErr w:type="spellEnd"/>
-      <w:r>
-        <w:t xml:space="preserve"> </w:t>
-      </w:r>
-      <w:proofErr w:type="spellStart"/>
-      <w:r>
-        <w:t>Produksi</w:t>
-      </w:r>
-      <w:proofErr w:type="spellEnd"/>
-      <w:r>
-        <w:t xml:space="preserve"> (dropdown + </w:t>
-      </w:r>
-      <w:proofErr w:type="spellStart"/>
-      <w:r>
-        <w:t>teks</w:t>
-      </w:r>
-      <w:proofErr w:type="spellEnd"/>
-      <w:r>
-        <w:t>)</w:t>
+      <w:r>
+        <w:t>Usia/Tahap Produksi (dropdown + teks)</w:t>
       </w:r>
     </w:p>
     <w:p>
@@ -816,23 +560,7 @@
         </w:numPr>
       </w:pPr>
       <w:r>
-        <w:t>Jika Poultry (Commercial): Week 1 / Week 2 / Week 3 / ... / Week 80+ (</w:t>
-      </w:r>
-      <w:proofErr w:type="spellStart"/>
-      <w:r>
-        <w:t>sesuai</w:t>
-      </w:r>
-      <w:proofErr w:type="spellEnd"/>
-      <w:r>
-        <w:t xml:space="preserve"> </w:t>
-      </w:r>
-      <w:proofErr w:type="spellStart"/>
-      <w:r>
-        <w:t>siklus</w:t>
-      </w:r>
-      <w:proofErr w:type="spellEnd"/>
-      <w:r>
-        <w:t>)</w:t>
+        <w:t>Jika Poultry (Commercial): Week 1 / Week 2 / Week 3 / ... / Week 80+ (sesuai siklus)</w:t>
       </w:r>
     </w:p>
     <w:p>
@@ -844,21 +572,8 @@
         </w:numPr>
       </w:pPr>
       <w:r>
-        <w:t xml:space="preserve">Jika Poultry (Breeder): Pullet (1-20 week) / Production (21-65 week) </w:t>
-      </w:r>
-      <w:proofErr w:type="spellStart"/>
-      <w:r>
-        <w:t>atau</w:t>
-      </w:r>
-      <w:proofErr w:type="spellEnd"/>
-      <w:r>
-        <w:t xml:space="preserve"> per </w:t>
-      </w:r>
-      <w:proofErr w:type="spellStart"/>
-      <w:r>
-        <w:t>minggu</w:t>
-      </w:r>
-      <w:proofErr w:type="spellEnd"/>
+        <w:t>Jika Poultry (Breeder): Pullet (1-20 week) / Production (21-65 week) atau per minggu</w:t>
+      </w:r>
     </w:p>
     <w:p>
       <w:pPr>
@@ -869,31 +584,7 @@
         </w:numPr>
       </w:pPr>
       <w:r>
-        <w:t>Jika Swine Commercial: Week 1 / Week 2 / ... / Week 24+ *(</w:t>
-      </w:r>
-      <w:proofErr w:type="spellStart"/>
-      <w:r>
-        <w:t>atau</w:t>
-      </w:r>
-      <w:proofErr w:type="spellEnd"/>
-      <w:r>
-        <w:t xml:space="preserve"> </w:t>
-      </w:r>
-      <w:proofErr w:type="spellStart"/>
-      <w:r>
-        <w:t>sesuai</w:t>
-      </w:r>
-      <w:proofErr w:type="spellEnd"/>
-      <w:r>
-        <w:t xml:space="preserve"> </w:t>
-      </w:r>
-      <w:proofErr w:type="spellStart"/>
-      <w:r>
-        <w:t>fase</w:t>
-      </w:r>
-      <w:proofErr w:type="spellEnd"/>
-      <w:r>
-        <w:t>: Nursery W1-8, Fattening W9-</w:t>
+        <w:t>Jika Swine Commercial: Week 1 / Week 2 / ... / Week 24+ *(atau sesuai fase: Nursery W1-8, Fattening W9-</w:t>
       </w:r>
       <w:proofErr w:type="gramStart"/>
       <w:r>
@@ -921,21 +612,8 @@
           <w:numId w:val="1"/>
         </w:numPr>
       </w:pPr>
-      <w:proofErr w:type="spellStart"/>
-      <w:r>
-        <w:t>Tanggal</w:t>
-      </w:r>
-      <w:proofErr w:type="spellEnd"/>
-      <w:r>
-        <w:t xml:space="preserve"> Onset </w:t>
-      </w:r>
-      <w:proofErr w:type="spellStart"/>
-      <w:r>
-        <w:t>Gejala</w:t>
-      </w:r>
-      <w:proofErr w:type="spellEnd"/>
-      <w:r>
-        <w:t xml:space="preserve"> (date)</w:t>
+      <w:r>
+        <w:t>Tanggal Onset Gejala (date)</w:t>
       </w:r>
     </w:p>
     <w:p>
@@ -947,52 +625,15 @@
         </w:numPr>
       </w:pPr>
       <w:r>
-        <w:t xml:space="preserve">Nama </w:t>
-      </w:r>
-      <w:proofErr w:type="spellStart"/>
-      <w:r>
-        <w:t>Penyakit</w:t>
-      </w:r>
-      <w:proofErr w:type="spellEnd"/>
-      <w:r>
-        <w:t xml:space="preserve"> (dropdown + </w:t>
-      </w:r>
-      <w:proofErr w:type="spellStart"/>
-      <w:r>
-        <w:t>teks</w:t>
-      </w:r>
-      <w:proofErr w:type="spellEnd"/>
-      <w:r>
-        <w:t xml:space="preserve"> </w:t>
-      </w:r>
-      <w:proofErr w:type="spellStart"/>
-      <w:r>
-        <w:t>jika</w:t>
-      </w:r>
-      <w:proofErr w:type="spellEnd"/>
-      <w:r>
-        <w:t xml:space="preserve"> lain)</w:t>
+        <w:t>Nama Penyakit (dropdown + teks jika lain)</w:t>
       </w:r>
     </w:p>
     <w:p>
       <w:pPr>
         <w:ind w:left="1080"/>
       </w:pPr>
-      <w:proofErr w:type="spellStart"/>
-      <w:r>
-        <w:t>Pilihan</w:t>
-      </w:r>
-      <w:proofErr w:type="spellEnd"/>
-      <w:r>
-        <w:t xml:space="preserve"> </w:t>
-      </w:r>
-      <w:proofErr w:type="spellStart"/>
-      <w:r>
-        <w:t>utama</w:t>
-      </w:r>
-      <w:proofErr w:type="spellEnd"/>
-      <w:r>
-        <w:t>:</w:t>
+      <w:r>
+        <w:t>Pilihan utama:</w:t>
       </w:r>
     </w:p>
     <w:p>
@@ -1004,23 +645,7 @@
         </w:numPr>
       </w:pPr>
       <w:r>
-        <w:t xml:space="preserve">Poultry: Avian Influenza, Newcastle Disease, Infectious Bronchitis, </w:t>
-      </w:r>
-      <w:proofErr w:type="spellStart"/>
-      <w:r>
-        <w:t>Gumboro</w:t>
-      </w:r>
-      <w:proofErr w:type="spellEnd"/>
-      <w:r>
-        <w:t xml:space="preserve">, Coryza, </w:t>
-      </w:r>
-      <w:proofErr w:type="spellStart"/>
-      <w:r>
-        <w:t>dll</w:t>
-      </w:r>
-      <w:proofErr w:type="spellEnd"/>
-      <w:r>
-        <w:t>.</w:t>
+        <w:t>Poultry: Avian Influenza, Newcastle Disease, Infectious Bronchitis, Gumboro, Coryza, dll.</w:t>
       </w:r>
     </w:p>
     <w:p>
@@ -1032,15 +657,7 @@
         </w:numPr>
       </w:pPr>
       <w:r>
-        <w:t xml:space="preserve">Swine: African Swine Fever (ASF), Classical Swine Fever (CSF), PRRS, PCV2, Swine Influenza, </w:t>
-      </w:r>
-      <w:proofErr w:type="spellStart"/>
-      <w:r>
-        <w:t>dll</w:t>
-      </w:r>
-      <w:proofErr w:type="spellEnd"/>
-      <w:r>
-        <w:t>.</w:t>
+        <w:t>Swine: African Swine Fever (ASF), Classical Swine Fever (CSF), PRRS, PCV2, Swine Influenza, dll.</w:t>
       </w:r>
     </w:p>
     <w:p>
@@ -1053,88 +670,16 @@
       </w:pPr>
       <w:r>
         <w:lastRenderedPageBreak/>
-        <w:t>Strain/Subtype (</w:t>
-      </w:r>
-      <w:proofErr w:type="spellStart"/>
-      <w:r>
-        <w:t>jika</w:t>
-      </w:r>
-      <w:proofErr w:type="spellEnd"/>
-      <w:r>
-        <w:t xml:space="preserve"> </w:t>
-      </w:r>
-      <w:proofErr w:type="spellStart"/>
-      <w:r>
-        <w:t>diketahui</w:t>
-      </w:r>
-      <w:proofErr w:type="spellEnd"/>
-      <w:r>
-        <w:t xml:space="preserve">) (text) </w:t>
+        <w:t xml:space="preserve">Strain/Subtype (jika diketahui) (text) </w:t>
       </w:r>
       <w:r>
         <w:sym w:font="Wingdings" w:char="F0E0"/>
       </w:r>
       <w:r>
-        <w:t xml:space="preserve"> </w:t>
-      </w:r>
-      <w:proofErr w:type="spellStart"/>
-      <w:r>
-        <w:t>bisa</w:t>
-      </w:r>
-      <w:proofErr w:type="spellEnd"/>
-      <w:r>
-        <w:t xml:space="preserve"> </w:t>
-      </w:r>
-      <w:proofErr w:type="spellStart"/>
-      <w:r>
-        <w:t>dibuat</w:t>
-      </w:r>
-      <w:proofErr w:type="spellEnd"/>
-      <w:r>
-        <w:t xml:space="preserve"> dropdown + text, </w:t>
-      </w:r>
-      <w:proofErr w:type="spellStart"/>
-      <w:r>
-        <w:t>p</w:t>
-      </w:r>
-      <w:r>
-        <w:t>ilihan</w:t>
-      </w:r>
-      <w:proofErr w:type="spellEnd"/>
-      <w:r>
-        <w:t xml:space="preserve"> strain dropdown </w:t>
-      </w:r>
-      <w:proofErr w:type="spellStart"/>
-      <w:r>
-        <w:t>akan</w:t>
-      </w:r>
-      <w:proofErr w:type="spellEnd"/>
-      <w:r>
-        <w:t xml:space="preserve"> </w:t>
-      </w:r>
-      <w:proofErr w:type="spellStart"/>
-      <w:r>
-        <w:t>mengikuti</w:t>
-      </w:r>
-      <w:proofErr w:type="spellEnd"/>
-      <w:r>
-        <w:t xml:space="preserve"> </w:t>
-      </w:r>
-      <w:proofErr w:type="spellStart"/>
-      <w:r>
-        <w:t>pilihan</w:t>
-      </w:r>
-      <w:proofErr w:type="spellEnd"/>
-      <w:r>
-        <w:t xml:space="preserve"> </w:t>
-      </w:r>
-      <w:proofErr w:type="spellStart"/>
-      <w:r>
-        <w:t>dari</w:t>
-      </w:r>
-      <w:proofErr w:type="spellEnd"/>
-      <w:r>
-        <w:t xml:space="preserve"> no.8</w:t>
+        <w:t xml:space="preserve"> bisa dibuat dropdown + text, p</w:t>
+      </w:r>
+      <w:r>
+        <w:t>ilihan strain dropdown akan mengikuti pilihan dari no.8</w:t>
       </w:r>
     </w:p>
     <w:p>
@@ -1146,15 +691,7 @@
         </w:numPr>
       </w:pPr>
       <w:r>
-        <w:t xml:space="preserve">Tingkat </w:t>
-      </w:r>
-      <w:proofErr w:type="spellStart"/>
-      <w:r>
-        <w:t>Keparahan</w:t>
-      </w:r>
-      <w:proofErr w:type="spellEnd"/>
-      <w:r>
-        <w:t xml:space="preserve"> (radio: Low/Medium/High/Critical)</w:t>
+        <w:t>Tingkat Keparahan (radio: Low/Medium/High/Critical)</w:t>
       </w:r>
     </w:p>
     <w:p>
@@ -1234,118 +771,20 @@
           <w:numId w:val="1"/>
         </w:numPr>
       </w:pPr>
-      <w:proofErr w:type="spellStart"/>
-      <w:r>
-        <w:t>Temuan</w:t>
-      </w:r>
-      <w:proofErr w:type="spellEnd"/>
+      <w:r>
+        <w:t>Temuan Patologi (textarea dengan panduan)</w:t>
+      </w:r>
       <w:r>
         <w:t xml:space="preserve"> </w:t>
       </w:r>
-      <w:proofErr w:type="spellStart"/>
-      <w:r>
-        <w:t>Patologi</w:t>
-      </w:r>
-      <w:proofErr w:type="spellEnd"/>
-      <w:r>
-        <w:t xml:space="preserve"> (</w:t>
-      </w:r>
-      <w:proofErr w:type="spellStart"/>
-      <w:r>
-        <w:t>textarea</w:t>
-      </w:r>
-      <w:proofErr w:type="spellEnd"/>
-      <w:r>
-        <w:t xml:space="preserve"> </w:t>
-      </w:r>
-      <w:proofErr w:type="spellStart"/>
-      <w:r>
-        <w:t>dengan</w:t>
-      </w:r>
-      <w:proofErr w:type="spellEnd"/>
-      <w:r>
-        <w:t xml:space="preserve"> </w:t>
-      </w:r>
-      <w:proofErr w:type="spellStart"/>
-      <w:r>
-        <w:t>panduan</w:t>
-      </w:r>
-      <w:proofErr w:type="spellEnd"/>
-      <w:r>
-        <w:t>)</w:t>
-      </w:r>
-      <w:r>
-        <w:t xml:space="preserve"> </w:t>
-      </w:r>
       <w:r>
         <w:sym w:font="Wingdings" w:char="F0E0"/>
       </w:r>
       <w:r>
         <w:t xml:space="preserve">  </w:t>
       </w:r>
-      <w:proofErr w:type="spellStart"/>
-      <w:r>
-        <w:t>Contoh</w:t>
-      </w:r>
-      <w:proofErr w:type="spellEnd"/>
-      <w:r>
-        <w:t xml:space="preserve">: </w:t>
-      </w:r>
-      <w:proofErr w:type="spellStart"/>
-      <w:r>
-        <w:t>Perdarahan</w:t>
-      </w:r>
-      <w:proofErr w:type="spellEnd"/>
-      <w:r>
-        <w:t xml:space="preserve"> di organ </w:t>
-      </w:r>
-      <w:proofErr w:type="spellStart"/>
-      <w:r>
-        <w:t>dalam</w:t>
-      </w:r>
-      <w:proofErr w:type="spellEnd"/>
-      <w:r>
-        <w:t xml:space="preserve">, </w:t>
-      </w:r>
-      <w:proofErr w:type="spellStart"/>
-      <w:r>
-        <w:t>pembesaran</w:t>
-      </w:r>
-      <w:proofErr w:type="spellEnd"/>
-      <w:r>
-        <w:t xml:space="preserve"> limpa, </w:t>
-      </w:r>
-      <w:proofErr w:type="spellStart"/>
-      <w:r>
-        <w:t>nekrosis</w:t>
-      </w:r>
-      <w:proofErr w:type="spellEnd"/>
-      <w:r>
-        <w:t xml:space="preserve"> </w:t>
-      </w:r>
-      <w:proofErr w:type="spellStart"/>
-      <w:r>
-        <w:t>pankreas</w:t>
-      </w:r>
-      <w:proofErr w:type="spellEnd"/>
-      <w:r>
-        <w:t xml:space="preserve">, tracheitis, pneumonia, enteritis </w:t>
-      </w:r>
-      <w:proofErr w:type="spellStart"/>
-      <w:r>
-        <w:t>hemoragik</w:t>
-      </w:r>
-      <w:proofErr w:type="spellEnd"/>
-      <w:r>
-        <w:t xml:space="preserve">, </w:t>
-      </w:r>
-      <w:proofErr w:type="spellStart"/>
-      <w:r>
-        <w:t>dll</w:t>
-      </w:r>
-      <w:proofErr w:type="spellEnd"/>
-      <w:r>
-        <w:t>.</w:t>
+      <w:r>
+        <w:t>Contoh: Perdarahan di organ dalam, pembesaran limpa, nekrosis pankreas, tracheitis, pneumonia, enteritis hemoragik, dll.</w:t>
       </w:r>
     </w:p>
     <w:p>
@@ -1356,13 +795,8 @@
           <w:numId w:val="1"/>
         </w:numPr>
       </w:pPr>
-      <w:proofErr w:type="spellStart"/>
-      <w:r>
-        <w:t>Jumlah</w:t>
-      </w:r>
-      <w:proofErr w:type="spellEnd"/>
-      <w:r>
-        <w:t xml:space="preserve"> Hewan Sakit (number)</w:t>
+      <w:r>
+        <w:t>Jumlah Hewan Sakit (number)</w:t>
       </w:r>
     </w:p>
     <w:p>
@@ -1373,21 +807,8 @@
           <w:numId w:val="1"/>
         </w:numPr>
       </w:pPr>
-      <w:proofErr w:type="spellStart"/>
-      <w:r>
-        <w:t>Jumlah</w:t>
-      </w:r>
-      <w:proofErr w:type="spellEnd"/>
-      <w:r>
-        <w:t xml:space="preserve"> </w:t>
-      </w:r>
-      <w:proofErr w:type="spellStart"/>
-      <w:r>
-        <w:t>Kematian</w:t>
-      </w:r>
-      <w:proofErr w:type="spellEnd"/>
-      <w:r>
-        <w:t xml:space="preserve"> (number)</w:t>
+      <w:r>
+        <w:t>Jumlah Kematian (number)</w:t>
       </w:r>
     </w:p>
     <w:p>
@@ -1416,29 +837,8 @@
           <w:numId w:val="1"/>
         </w:numPr>
       </w:pPr>
-      <w:proofErr w:type="spellStart"/>
-      <w:r>
-        <w:t>Morbiditas</w:t>
-      </w:r>
-      <w:proofErr w:type="spellEnd"/>
-      <w:r>
-        <w:t xml:space="preserve"> = (</w:t>
-      </w:r>
-      <w:proofErr w:type="spellStart"/>
-      <w:r>
-        <w:t>Jumlah</w:t>
-      </w:r>
-      <w:proofErr w:type="spellEnd"/>
-      <w:r>
-        <w:t xml:space="preserve"> Sakit / </w:t>
-      </w:r>
-      <w:proofErr w:type="spellStart"/>
-      <w:r>
-        <w:t>Populasi</w:t>
-      </w:r>
-      <w:proofErr w:type="spellEnd"/>
-      <w:r>
-        <w:t xml:space="preserve"> Total) × 100%</w:t>
+      <w:r>
+        <w:t>Morbiditas = (Jumlah Sakit / Populasi Total) × 100%</w:t>
       </w:r>
     </w:p>
     <w:p>
@@ -1449,29 +849,8 @@
           <w:numId w:val="1"/>
         </w:numPr>
       </w:pPr>
-      <w:proofErr w:type="spellStart"/>
-      <w:r>
-        <w:t>Mortalitas</w:t>
-      </w:r>
-      <w:proofErr w:type="spellEnd"/>
-      <w:r>
-        <w:t xml:space="preserve"> = (</w:t>
-      </w:r>
-      <w:proofErr w:type="spellStart"/>
-      <w:r>
-        <w:t>Jumlah</w:t>
-      </w:r>
-      <w:proofErr w:type="spellEnd"/>
-      <w:r>
-        <w:t xml:space="preserve"> Mati / </w:t>
-      </w:r>
-      <w:proofErr w:type="spellStart"/>
-      <w:r>
-        <w:t>Populasi</w:t>
-      </w:r>
-      <w:proofErr w:type="spellEnd"/>
-      <w:r>
-        <w:t xml:space="preserve"> Total) × 100%</w:t>
+      <w:r>
+        <w:t>Mortalitas = (Jumlah Mati / Populasi Total) × 100%</w:t>
       </w:r>
     </w:p>
     <w:p>
@@ -1605,23 +984,7 @@
         </w:numPr>
       </w:pPr>
       <w:r>
-        <w:t xml:space="preserve">Sampel </w:t>
-      </w:r>
-      <w:proofErr w:type="spellStart"/>
-      <w:r>
-        <w:t>Dikirim</w:t>
-      </w:r>
-      <w:proofErr w:type="spellEnd"/>
-      <w:r>
-        <w:t xml:space="preserve"> </w:t>
-      </w:r>
-      <w:proofErr w:type="spellStart"/>
-      <w:r>
-        <w:t>ke</w:t>
-      </w:r>
-      <w:proofErr w:type="spellEnd"/>
-      <w:r>
-        <w:t xml:space="preserve"> Lab? (radio: Yes/No)</w:t>
+        <w:t>Sampel Dikirim ke Lab? (radio: Yes/No)</w:t>
       </w:r>
     </w:p>
     <w:p>
@@ -1683,13 +1046,8 @@
           <w:numId w:val="1"/>
         </w:numPr>
       </w:pPr>
-      <w:proofErr w:type="spellStart"/>
-      <w:r>
-        <w:t>Tanggal</w:t>
-      </w:r>
-      <w:proofErr w:type="spellEnd"/>
-      <w:r>
-        <w:t xml:space="preserve"> Pengiriman: date</w:t>
+      <w:r>
+        <w:t>Tanggal Pengiriman: date</w:t>
       </w:r>
     </w:p>
     <w:p>
@@ -1701,15 +1059,7 @@
         </w:numPr>
       </w:pPr>
       <w:r>
-        <w:t>Foto/Lampiran (</w:t>
-      </w:r>
-      <w:proofErr w:type="spellStart"/>
-      <w:r>
-        <w:t>opsional</w:t>
-      </w:r>
-      <w:proofErr w:type="spellEnd"/>
-      <w:r>
-        <w:t>)</w:t>
+        <w:t>Foto/Lampiran (opsional)</w:t>
       </w:r>
       <w:r>
         <w:t xml:space="preserve"> </w:t>
@@ -1735,29 +1085,8 @@
           <w:numId w:val="1"/>
         </w:numPr>
       </w:pPr>
-      <w:proofErr w:type="spellStart"/>
-      <w:r>
-        <w:t>Catatan</w:t>
-      </w:r>
-      <w:proofErr w:type="spellEnd"/>
-      <w:r>
-        <w:t xml:space="preserve"> </w:t>
-      </w:r>
-      <w:proofErr w:type="spellStart"/>
-      <w:r>
-        <w:t>Tambahan</w:t>
-      </w:r>
-      <w:proofErr w:type="spellEnd"/>
-      <w:r>
-        <w:t xml:space="preserve"> (</w:t>
-      </w:r>
-      <w:proofErr w:type="spellStart"/>
-      <w:r>
-        <w:t>textarea</w:t>
-      </w:r>
-      <w:proofErr w:type="spellEnd"/>
-      <w:r>
-        <w:t>)</w:t>
+      <w:r>
+        <w:t>Catatan Tambahan (textarea)</w:t>
       </w:r>
     </w:p>
     <w:p>
@@ -1808,87 +1137,23 @@
           <w:b/>
           <w:bCs/>
         </w:rPr>
-        <w:t xml:space="preserve"> </w:t>
-      </w:r>
-      <w:proofErr w:type="spellStart"/>
-      <w:r>
-        <w:rPr>
-          <w:b/>
-          <w:bCs/>
-        </w:rPr>
-        <w:t>Struktur</w:t>
-      </w:r>
-      <w:proofErr w:type="spellEnd"/>
-      <w:r>
-        <w:rPr>
-          <w:b/>
-          <w:bCs/>
-        </w:rPr>
-        <w:t xml:space="preserve"> Final: Form Entry </w:t>
-      </w:r>
-      <w:proofErr w:type="spellStart"/>
-      <w:r>
-        <w:rPr>
-          <w:b/>
-          <w:bCs/>
-        </w:rPr>
-        <w:t>Penyakit</w:t>
-      </w:r>
-      <w:proofErr w:type="spellEnd"/>
-      <w:r>
-        <w:rPr>
-          <w:b/>
-          <w:bCs/>
-        </w:rPr>
-        <w:t xml:space="preserve"> </w:t>
-      </w:r>
-      <w:proofErr w:type="spellStart"/>
-      <w:r>
-        <w:rPr>
-          <w:b/>
-          <w:bCs/>
-        </w:rPr>
-        <w:t>Ternak</w:t>
-      </w:r>
-      <w:proofErr w:type="spellEnd"/>
-      <w:r>
-        <w:rPr>
-          <w:b/>
-          <w:bCs/>
-        </w:rPr>
-        <w:t xml:space="preserve"> (Farm-Level Surveillance App)</w:t>
-      </w:r>
-    </w:p>
-    <w:p>
-      <w:pPr>
-        <w:pStyle w:val="ListParagraph"/>
-        <w:rPr>
-          <w:b/>
-          <w:bCs/>
-        </w:rPr>
-      </w:pPr>
-      <w:r>
-        <w:rPr>
-          <w:b/>
-          <w:bCs/>
-        </w:rPr>
-        <w:t xml:space="preserve">1. </w:t>
-      </w:r>
-      <w:proofErr w:type="spellStart"/>
-      <w:r>
-        <w:rPr>
-          <w:b/>
-          <w:bCs/>
-        </w:rPr>
-        <w:t>Pilih</w:t>
-      </w:r>
-      <w:proofErr w:type="spellEnd"/>
-      <w:r>
-        <w:rPr>
-          <w:b/>
-          <w:bCs/>
-        </w:rPr>
-        <w:t xml:space="preserve"> Farm</w:t>
+        <w:t xml:space="preserve"> Struktur Final: Form Entry Penyakit Ternak (Farm-Level Surveillance App)</w:t>
+      </w:r>
+    </w:p>
+    <w:p>
+      <w:pPr>
+        <w:pStyle w:val="ListParagraph"/>
+        <w:rPr>
+          <w:b/>
+          <w:bCs/>
+        </w:rPr>
+      </w:pPr>
+      <w:r>
+        <w:rPr>
+          <w:b/>
+          <w:bCs/>
+        </w:rPr>
+        <w:t>1. Pilih Farm</w:t>
       </w:r>
     </w:p>
     <w:p>
@@ -1899,7 +1164,6 @@
           <w:numId w:val="3"/>
         </w:numPr>
       </w:pPr>
-      <w:proofErr w:type="spellStart"/>
       <w:r>
         <w:rPr>
           <w:b/>
@@ -1907,7 +1171,6 @@
         </w:rPr>
         <w:t>Tipe</w:t>
       </w:r>
-      <w:proofErr w:type="spellEnd"/>
       <w:r>
         <w:t>: Dropdown</w:t>
       </w:r>
@@ -1920,7 +1183,6 @@
           <w:numId w:val="3"/>
         </w:numPr>
       </w:pPr>
-      <w:proofErr w:type="spellStart"/>
       <w:r>
         <w:rPr>
           <w:b/>
@@ -1928,49 +1190,8 @@
         </w:rPr>
         <w:t>Sumber</w:t>
       </w:r>
-      <w:proofErr w:type="spellEnd"/>
-      <w:r>
-        <w:t xml:space="preserve">: Daftar farm </w:t>
-      </w:r>
-      <w:proofErr w:type="spellStart"/>
-      <w:r>
-        <w:t>terdaftar</w:t>
-      </w:r>
-      <w:proofErr w:type="spellEnd"/>
-      <w:r>
-        <w:t xml:space="preserve"> di database (</w:t>
-      </w:r>
-      <w:proofErr w:type="spellStart"/>
-      <w:r>
-        <w:t>misal</w:t>
-      </w:r>
-      <w:proofErr w:type="spellEnd"/>
-      <w:r>
-        <w:t xml:space="preserve">: Farm A, Farm B, CV </w:t>
-      </w:r>
-      <w:proofErr w:type="spellStart"/>
-      <w:r>
-        <w:t>Sumber</w:t>
-      </w:r>
-      <w:proofErr w:type="spellEnd"/>
-      <w:r>
-        <w:t xml:space="preserve"> </w:t>
-      </w:r>
-      <w:proofErr w:type="spellStart"/>
-      <w:r>
-        <w:t>Ternak</w:t>
-      </w:r>
-      <w:proofErr w:type="spellEnd"/>
-      <w:r>
-        <w:t xml:space="preserve">, </w:t>
-      </w:r>
-      <w:proofErr w:type="spellStart"/>
-      <w:r>
-        <w:t>dll</w:t>
-      </w:r>
-      <w:proofErr w:type="spellEnd"/>
-      <w:r>
-        <w:t>.)</w:t>
+      <w:r>
+        <w:t>: Daftar farm terdaftar di database (misal: Farm A, Farm B, CV Sumber Ternak, dll.)</w:t>
       </w:r>
     </w:p>
     <w:p>
@@ -2007,7 +1228,6 @@
           <w:numId w:val="4"/>
         </w:numPr>
       </w:pPr>
-      <w:proofErr w:type="spellStart"/>
       <w:r>
         <w:rPr>
           <w:b/>
@@ -2015,7 +1235,6 @@
         </w:rPr>
         <w:t>Pilihan</w:t>
       </w:r>
-      <w:proofErr w:type="spellEnd"/>
       <w:r>
         <w:t>:</w:t>
       </w:r>
@@ -2103,23 +1322,7 @@
           <w:b/>
           <w:bCs/>
         </w:rPr>
-        <w:t xml:space="preserve"> Jika Poultry </w:t>
-      </w:r>
-      <w:proofErr w:type="spellStart"/>
-      <w:r>
-        <w:rPr>
-          <w:b/>
-          <w:bCs/>
-        </w:rPr>
-        <w:t>dipilih</w:t>
-      </w:r>
-      <w:proofErr w:type="spellEnd"/>
-      <w:r>
-        <w:rPr>
-          <w:b/>
-          <w:bCs/>
-        </w:rPr>
-        <w:t>:</w:t>
+        <w:t xml:space="preserve"> Jika Poultry dipilih:</w:t>
       </w:r>
     </w:p>
     <w:p>
@@ -2130,7 +1333,6 @@
           <w:numId w:val="5"/>
         </w:numPr>
       </w:pPr>
-      <w:proofErr w:type="spellStart"/>
       <w:r>
         <w:rPr>
           <w:b/>
@@ -2138,7 +1340,6 @@
         </w:rPr>
         <w:t>Pilihan</w:t>
       </w:r>
-      <w:proofErr w:type="spellEnd"/>
       <w:r>
         <w:t>:</w:t>
       </w:r>
@@ -2178,63 +1379,13 @@
       <w:r>
         <w:t xml:space="preserve">Breeder → </w:t>
       </w:r>
-      <w:proofErr w:type="spellStart"/>
-      <w:r>
-        <w:rPr>
-          <w:b/>
-          <w:bCs/>
-        </w:rPr>
-        <w:t>jika</w:t>
-      </w:r>
-      <w:proofErr w:type="spellEnd"/>
-      <w:r>
-        <w:rPr>
-          <w:b/>
-          <w:bCs/>
-        </w:rPr>
-        <w:t xml:space="preserve"> </w:t>
-      </w:r>
-      <w:proofErr w:type="spellStart"/>
-      <w:r>
-        <w:rPr>
-          <w:b/>
-          <w:bCs/>
-        </w:rPr>
-        <w:t>dipilih</w:t>
-      </w:r>
-      <w:proofErr w:type="spellEnd"/>
-      <w:r>
-        <w:rPr>
-          <w:b/>
-          <w:bCs/>
-        </w:rPr>
-        <w:t xml:space="preserve">, </w:t>
-      </w:r>
-      <w:proofErr w:type="spellStart"/>
-      <w:r>
-        <w:rPr>
-          <w:b/>
-          <w:bCs/>
-        </w:rPr>
-        <w:t>munculkan</w:t>
-      </w:r>
-      <w:proofErr w:type="spellEnd"/>
-      <w:r>
-        <w:rPr>
-          <w:b/>
-          <w:bCs/>
-        </w:rPr>
-        <w:t xml:space="preserve"> </w:t>
-      </w:r>
-      <w:proofErr w:type="spellStart"/>
-      <w:r>
-        <w:rPr>
-          <w:b/>
-          <w:bCs/>
-        </w:rPr>
-        <w:t>Subkategori</w:t>
-      </w:r>
-      <w:proofErr w:type="spellEnd"/>
+      <w:r>
+        <w:rPr>
+          <w:b/>
+          <w:bCs/>
+        </w:rPr>
+        <w:t>jika dipilih, munculkan Subkategori</w:t>
+      </w:r>
       <w:r>
         <w:t>:</w:t>
       </w:r>
@@ -2272,23 +1423,7 @@
         </w:numPr>
       </w:pPr>
       <w:r>
-        <w:t>Commercial → (</w:t>
-      </w:r>
-      <w:proofErr w:type="spellStart"/>
-      <w:r>
-        <w:t>opsi</w:t>
-      </w:r>
-      <w:proofErr w:type="spellEnd"/>
-      <w:r>
-        <w:t xml:space="preserve"> default </w:t>
-      </w:r>
-      <w:proofErr w:type="spellStart"/>
-      <w:r>
-        <w:t>untuk</w:t>
-      </w:r>
-      <w:proofErr w:type="spellEnd"/>
-      <w:r>
-        <w:t xml:space="preserve"> Broiler/Layer non-breeder)</w:t>
+        <w:t>Commercial → (opsi default untuk Broiler/Layer non-breeder)</w:t>
       </w:r>
     </w:p>
     <w:p>
@@ -2316,165 +1451,12 @@
       <w:r>
         <w:t xml:space="preserve"> </w:t>
       </w:r>
-      <w:proofErr w:type="spellStart"/>
       <w:r>
         <w:rPr>
           <w:i/>
           <w:iCs/>
         </w:rPr>
-        <w:t>Catatan</w:t>
-      </w:r>
-      <w:proofErr w:type="spellEnd"/>
-      <w:r>
-        <w:rPr>
-          <w:i/>
-          <w:iCs/>
-        </w:rPr>
-        <w:t xml:space="preserve">: "Color" </w:t>
-      </w:r>
-      <w:proofErr w:type="spellStart"/>
-      <w:r>
-        <w:rPr>
-          <w:i/>
-          <w:iCs/>
-        </w:rPr>
-        <w:t>mungkin</w:t>
-      </w:r>
-      <w:proofErr w:type="spellEnd"/>
-      <w:r>
-        <w:rPr>
-          <w:i/>
-          <w:iCs/>
-        </w:rPr>
-        <w:t xml:space="preserve"> </w:t>
-      </w:r>
-      <w:proofErr w:type="spellStart"/>
-      <w:r>
-        <w:rPr>
-          <w:i/>
-          <w:iCs/>
-        </w:rPr>
-        <w:t>maksudmu</w:t>
-      </w:r>
-      <w:proofErr w:type="spellEnd"/>
-      <w:r>
-        <w:rPr>
-          <w:i/>
-          <w:iCs/>
-        </w:rPr>
-        <w:t xml:space="preserve"> </w:t>
-      </w:r>
-      <w:proofErr w:type="spellStart"/>
-      <w:r>
-        <w:rPr>
-          <w:i/>
-          <w:iCs/>
-        </w:rPr>
-        <w:t>adalah</w:t>
-      </w:r>
-      <w:proofErr w:type="spellEnd"/>
-      <w:r>
-        <w:rPr>
-          <w:i/>
-          <w:iCs/>
-        </w:rPr>
-        <w:t xml:space="preserve"> "Colored Chicken" (</w:t>
-      </w:r>
-      <w:proofErr w:type="spellStart"/>
-      <w:r>
-        <w:rPr>
-          <w:i/>
-          <w:iCs/>
-        </w:rPr>
-        <w:t>misal</w:t>
-      </w:r>
-      <w:proofErr w:type="spellEnd"/>
-      <w:r>
-        <w:rPr>
-          <w:i/>
-          <w:iCs/>
-        </w:rPr>
-        <w:t xml:space="preserve"> </w:t>
-      </w:r>
-      <w:proofErr w:type="spellStart"/>
-      <w:r>
-        <w:rPr>
-          <w:i/>
-          <w:iCs/>
-        </w:rPr>
-        <w:t>ayam</w:t>
-      </w:r>
-      <w:proofErr w:type="spellEnd"/>
-      <w:r>
-        <w:rPr>
-          <w:i/>
-          <w:iCs/>
-        </w:rPr>
-        <w:t xml:space="preserve"> kampung)? Jika </w:t>
-      </w:r>
-      <w:proofErr w:type="spellStart"/>
-      <w:r>
-        <w:rPr>
-          <w:i/>
-          <w:iCs/>
-        </w:rPr>
-        <w:t>iya</w:t>
-      </w:r>
-      <w:proofErr w:type="spellEnd"/>
-      <w:r>
-        <w:rPr>
-          <w:i/>
-          <w:iCs/>
-        </w:rPr>
-        <w:t xml:space="preserve">, </w:t>
-      </w:r>
-      <w:proofErr w:type="spellStart"/>
-      <w:r>
-        <w:rPr>
-          <w:i/>
-          <w:iCs/>
-        </w:rPr>
-        <w:t>ganti</w:t>
-      </w:r>
-      <w:proofErr w:type="spellEnd"/>
-      <w:r>
-        <w:rPr>
-          <w:i/>
-          <w:iCs/>
-        </w:rPr>
-        <w:t xml:space="preserve"> </w:t>
-      </w:r>
-      <w:proofErr w:type="spellStart"/>
-      <w:r>
-        <w:rPr>
-          <w:i/>
-          <w:iCs/>
-        </w:rPr>
-        <w:t>jadi</w:t>
-      </w:r>
-      <w:proofErr w:type="spellEnd"/>
-      <w:r>
-        <w:rPr>
-          <w:i/>
-          <w:iCs/>
-        </w:rPr>
-        <w:t xml:space="preserve"> Native/Backyard </w:t>
-      </w:r>
-      <w:proofErr w:type="spellStart"/>
-      <w:r>
-        <w:rPr>
-          <w:i/>
-          <w:iCs/>
-        </w:rPr>
-        <w:t>atau</w:t>
-      </w:r>
-      <w:proofErr w:type="spellEnd"/>
-      <w:r>
-        <w:rPr>
-          <w:i/>
-          <w:iCs/>
-        </w:rPr>
-        <w:t xml:space="preserve"> Local Breed.</w:t>
+        <w:t>Catatan: "Color" mungkin maksudmu adalah "Colored Chicken" (misal ayam kampung)? Jika iya, ganti jadi Native/Backyard atau Local Breed.</w:t>
       </w:r>
     </w:p>
     <w:p>
@@ -2498,23 +1480,7 @@
           <w:b/>
           <w:bCs/>
         </w:rPr>
-        <w:t xml:space="preserve"> Jika Swine </w:t>
-      </w:r>
-      <w:proofErr w:type="spellStart"/>
-      <w:r>
-        <w:rPr>
-          <w:b/>
-          <w:bCs/>
-        </w:rPr>
-        <w:t>dipilih</w:t>
-      </w:r>
-      <w:proofErr w:type="spellEnd"/>
-      <w:r>
-        <w:rPr>
-          <w:b/>
-          <w:bCs/>
-        </w:rPr>
-        <w:t>:</w:t>
+        <w:t xml:space="preserve"> Jika Swine dipilih:</w:t>
       </w:r>
     </w:p>
     <w:p>
@@ -2525,7 +1491,6 @@
           <w:numId w:val="6"/>
         </w:numPr>
       </w:pPr>
-      <w:proofErr w:type="spellStart"/>
       <w:r>
         <w:rPr>
           <w:b/>
@@ -2533,7 +1498,6 @@
         </w:rPr>
         <w:t>Pilihan</w:t>
       </w:r>
-      <w:proofErr w:type="spellEnd"/>
       <w:r>
         <w:t>:</w:t>
       </w:r>
@@ -2549,31 +1513,13 @@
       <w:r>
         <w:t xml:space="preserve">Breeder → </w:t>
       </w:r>
-      <w:proofErr w:type="spellStart"/>
-      <w:r>
-        <w:rPr>
-          <w:b/>
-          <w:bCs/>
-        </w:rPr>
-        <w:t>munculkan</w:t>
-      </w:r>
-      <w:proofErr w:type="spellEnd"/>
-      <w:r>
-        <w:rPr>
-          <w:b/>
-          <w:bCs/>
-        </w:rPr>
-        <w:t xml:space="preserve"> </w:t>
-      </w:r>
-      <w:proofErr w:type="spellStart"/>
-      <w:r>
-        <w:rPr>
-          <w:b/>
-          <w:bCs/>
-        </w:rPr>
-        <w:t>Subkategori</w:t>
-      </w:r>
-      <w:proofErr w:type="spellEnd"/>
+      <w:r>
+        <w:rPr>
+          <w:b/>
+          <w:bCs/>
+        </w:rPr>
+        <w:t>munculkan Subkategori</w:t>
+      </w:r>
       <w:r>
         <w:t>:</w:t>
       </w:r>
@@ -2625,31 +1571,13 @@
       <w:r>
         <w:t xml:space="preserve">Commercial → </w:t>
       </w:r>
-      <w:proofErr w:type="spellStart"/>
-      <w:r>
-        <w:rPr>
-          <w:b/>
-          <w:bCs/>
-        </w:rPr>
-        <w:t>munculkan</w:t>
-      </w:r>
-      <w:proofErr w:type="spellEnd"/>
-      <w:r>
-        <w:rPr>
-          <w:b/>
-          <w:bCs/>
-        </w:rPr>
-        <w:t xml:space="preserve"> </w:t>
-      </w:r>
-      <w:proofErr w:type="spellStart"/>
-      <w:r>
-        <w:rPr>
-          <w:b/>
-          <w:bCs/>
-        </w:rPr>
-        <w:t>Subkategori</w:t>
-      </w:r>
-      <w:proofErr w:type="spellEnd"/>
+      <w:r>
+        <w:rPr>
+          <w:b/>
+          <w:bCs/>
+        </w:rPr>
+        <w:t>munculkan Subkategori</w:t>
+      </w:r>
       <w:r>
         <w:t>:</w:t>
       </w:r>
@@ -2722,552 +1650,233 @@
           <w:i/>
           <w:iCs/>
         </w:rPr>
-        <w:t xml:space="preserve">(Hanya </w:t>
-      </w:r>
-      <w:proofErr w:type="spellStart"/>
-      <w:r>
-        <w:rPr>
-          <w:b/>
-          <w:bCs/>
+        <w:t>(Hanya muncul jika Jenis Ternak = Swine)</w:t>
+      </w:r>
+    </w:p>
+    <w:p>
+      <w:pPr>
+        <w:pStyle w:val="ListParagraph"/>
+        <w:rPr>
+          <w:b/>
+          <w:bCs/>
+        </w:rPr>
+      </w:pPr>
+      <w:r>
+        <w:rPr>
+          <w:rFonts w:ascii="Segoe UI Emoji" w:hAnsi="Segoe UI Emoji" w:cs="Segoe UI Emoji"/>
+          <w:b/>
+          <w:bCs/>
+        </w:rPr>
+        <w:t>🔹</w:t>
+      </w:r>
+      <w:r>
+        <w:rPr>
+          <w:b/>
+          <w:bCs/>
+        </w:rPr>
+        <w:t xml:space="preserve"> Jika Swine Breeder:</w:t>
+      </w:r>
+    </w:p>
+    <w:p>
+      <w:pPr>
+        <w:pStyle w:val="ListParagraph"/>
+        <w:numPr>
+          <w:ilvl w:val="0"/>
+          <w:numId w:val="7"/>
+        </w:numPr>
+      </w:pPr>
+      <w:r>
+        <w:t>Quarantine Barn</w:t>
+      </w:r>
+    </w:p>
+    <w:p>
+      <w:pPr>
+        <w:pStyle w:val="ListParagraph"/>
+        <w:numPr>
+          <w:ilvl w:val="0"/>
+          <w:numId w:val="7"/>
+        </w:numPr>
+      </w:pPr>
+      <w:r>
+        <w:lastRenderedPageBreak/>
+        <w:t>Gestation Barn</w:t>
+      </w:r>
+    </w:p>
+    <w:p>
+      <w:pPr>
+        <w:pStyle w:val="ListParagraph"/>
+        <w:numPr>
+          <w:ilvl w:val="0"/>
+          <w:numId w:val="7"/>
+        </w:numPr>
+      </w:pPr>
+      <w:r>
+        <w:t>Farrowing Barn</w:t>
+      </w:r>
+    </w:p>
+    <w:p>
+      <w:pPr>
+        <w:pStyle w:val="ListParagraph"/>
+        <w:numPr>
+          <w:ilvl w:val="0"/>
+          <w:numId w:val="7"/>
+        </w:numPr>
+      </w:pPr>
+      <w:r>
+        <w:t>Lactating Barn</w:t>
+      </w:r>
+    </w:p>
+    <w:p>
+      <w:pPr>
+        <w:pStyle w:val="ListParagraph"/>
+        <w:numPr>
+          <w:ilvl w:val="0"/>
+          <w:numId w:val="7"/>
+        </w:numPr>
+      </w:pPr>
+      <w:r>
+        <w:t>Weaning Barn</w:t>
+      </w:r>
+    </w:p>
+    <w:p>
+      <w:pPr>
+        <w:pStyle w:val="ListParagraph"/>
+        <w:numPr>
+          <w:ilvl w:val="0"/>
+          <w:numId w:val="7"/>
+        </w:numPr>
+      </w:pPr>
+      <w:r>
+        <w:t>Gilt Development Unit (GDU)</w:t>
+      </w:r>
+    </w:p>
+    <w:p>
+      <w:pPr>
+        <w:pStyle w:val="ListParagraph"/>
+        <w:numPr>
+          <w:ilvl w:val="0"/>
+          <w:numId w:val="7"/>
+        </w:numPr>
+      </w:pPr>
+      <w:r>
+        <w:t>Boar Stud</w:t>
+      </w:r>
+    </w:p>
+    <w:p>
+      <w:pPr>
+        <w:pStyle w:val="ListParagraph"/>
+        <w:numPr>
+          <w:ilvl w:val="0"/>
+          <w:numId w:val="7"/>
+        </w:numPr>
+      </w:pPr>
+      <w:r>
+        <w:t>Lainnya… → (text input)</w:t>
+      </w:r>
+    </w:p>
+    <w:p>
+      <w:pPr>
+        <w:pStyle w:val="ListParagraph"/>
+        <w:rPr>
+          <w:b/>
+          <w:bCs/>
+        </w:rPr>
+      </w:pPr>
+      <w:r>
+        <w:rPr>
+          <w:rFonts w:ascii="Segoe UI Emoji" w:hAnsi="Segoe UI Emoji" w:cs="Segoe UI Emoji"/>
+          <w:b/>
+          <w:bCs/>
+        </w:rPr>
+        <w:t>🔹</w:t>
+      </w:r>
+      <w:r>
+        <w:rPr>
+          <w:b/>
+          <w:bCs/>
+        </w:rPr>
+        <w:t xml:space="preserve"> Jika Swine Commercial:</w:t>
+      </w:r>
+    </w:p>
+    <w:p>
+      <w:pPr>
+        <w:pStyle w:val="ListParagraph"/>
+        <w:numPr>
+          <w:ilvl w:val="0"/>
+          <w:numId w:val="8"/>
+        </w:numPr>
+      </w:pPr>
+      <w:r>
+        <w:t>Nursery Room</w:t>
+      </w:r>
+    </w:p>
+    <w:p>
+      <w:pPr>
+        <w:pStyle w:val="ListParagraph"/>
+        <w:numPr>
+          <w:ilvl w:val="0"/>
+          <w:numId w:val="8"/>
+        </w:numPr>
+      </w:pPr>
+      <w:r>
+        <w:t>Fattening Room</w:t>
+      </w:r>
+    </w:p>
+    <w:p>
+      <w:pPr>
+        <w:pStyle w:val="ListParagraph"/>
+        <w:numPr>
+          <w:ilvl w:val="0"/>
+          <w:numId w:val="8"/>
+        </w:numPr>
+      </w:pPr>
+      <w:r>
+        <w:t>Finishing Room</w:t>
+      </w:r>
+    </w:p>
+    <w:p>
+      <w:pPr>
+        <w:pStyle w:val="ListParagraph"/>
+        <w:numPr>
+          <w:ilvl w:val="0"/>
+          <w:numId w:val="8"/>
+        </w:numPr>
+      </w:pPr>
+      <w:r>
+        <w:t>Isolation Pen</w:t>
+      </w:r>
+    </w:p>
+    <w:p>
+      <w:pPr>
+        <w:pStyle w:val="ListParagraph"/>
+        <w:numPr>
+          <w:ilvl w:val="0"/>
+          <w:numId w:val="8"/>
+        </w:numPr>
+      </w:pPr>
+      <w:r>
+        <w:t>Lainnya…</w:t>
+      </w:r>
+    </w:p>
+    <w:p>
+      <w:pPr>
+        <w:pStyle w:val="ListParagraph"/>
+      </w:pPr>
+      <w:r>
+        <w:rPr>
+          <w:rFonts w:ascii="Segoe UI Emoji" w:hAnsi="Segoe UI Emoji" w:cs="Segoe UI Emoji"/>
+        </w:rPr>
+        <w:t>❗</w:t>
+      </w:r>
+      <w:r>
+        <w:t xml:space="preserve"> </w:t>
+      </w:r>
+      <w:r>
+        <w:rPr>
           <w:i/>
           <w:iCs/>
         </w:rPr>
-        <w:t>muncul</w:t>
-      </w:r>
-      <w:proofErr w:type="spellEnd"/>
-      <w:r>
-        <w:rPr>
-          <w:b/>
-          <w:bCs/>
-          <w:i/>
-          <w:iCs/>
-        </w:rPr>
-        <w:t xml:space="preserve"> </w:t>
-      </w:r>
-      <w:proofErr w:type="spellStart"/>
-      <w:r>
-        <w:rPr>
-          <w:b/>
-          <w:bCs/>
-          <w:i/>
-          <w:iCs/>
-        </w:rPr>
-        <w:t>jika</w:t>
-      </w:r>
-      <w:proofErr w:type="spellEnd"/>
-      <w:r>
-        <w:rPr>
-          <w:b/>
-          <w:bCs/>
-          <w:i/>
-          <w:iCs/>
-        </w:rPr>
-        <w:t xml:space="preserve"> Jenis </w:t>
-      </w:r>
-      <w:proofErr w:type="spellStart"/>
-      <w:r>
-        <w:rPr>
-          <w:b/>
-          <w:bCs/>
-          <w:i/>
-          <w:iCs/>
-        </w:rPr>
-        <w:t>Ternak</w:t>
-      </w:r>
-      <w:proofErr w:type="spellEnd"/>
-      <w:r>
-        <w:rPr>
-          <w:b/>
-          <w:bCs/>
-          <w:i/>
-          <w:iCs/>
-        </w:rPr>
-        <w:t xml:space="preserve"> = Swine)</w:t>
-      </w:r>
-    </w:p>
-    <w:p>
-      <w:pPr>
-        <w:pStyle w:val="ListParagraph"/>
-        <w:rPr>
-          <w:b/>
-          <w:bCs/>
-        </w:rPr>
-      </w:pPr>
-      <w:r>
-        <w:rPr>
-          <w:rFonts w:ascii="Segoe UI Emoji" w:hAnsi="Segoe UI Emoji" w:cs="Segoe UI Emoji"/>
-          <w:b/>
-          <w:bCs/>
-        </w:rPr>
-        <w:t>🔹</w:t>
-      </w:r>
-      <w:r>
-        <w:rPr>
-          <w:b/>
-          <w:bCs/>
-        </w:rPr>
-        <w:t xml:space="preserve"> Jika Swine Breeder:</w:t>
-      </w:r>
-    </w:p>
-    <w:p>
-      <w:pPr>
-        <w:pStyle w:val="ListParagraph"/>
-        <w:numPr>
-          <w:ilvl w:val="0"/>
-          <w:numId w:val="7"/>
-        </w:numPr>
-      </w:pPr>
-      <w:r>
-        <w:t>Quarantine Barn</w:t>
-      </w:r>
-    </w:p>
-    <w:p>
-      <w:pPr>
-        <w:pStyle w:val="ListParagraph"/>
-        <w:numPr>
-          <w:ilvl w:val="0"/>
-          <w:numId w:val="7"/>
-        </w:numPr>
-      </w:pPr>
-      <w:r>
-        <w:lastRenderedPageBreak/>
-        <w:t>Gestation Barn</w:t>
-      </w:r>
-    </w:p>
-    <w:p>
-      <w:pPr>
-        <w:pStyle w:val="ListParagraph"/>
-        <w:numPr>
-          <w:ilvl w:val="0"/>
-          <w:numId w:val="7"/>
-        </w:numPr>
-      </w:pPr>
-      <w:r>
-        <w:t>Farrowing Barn</w:t>
-      </w:r>
-    </w:p>
-    <w:p>
-      <w:pPr>
-        <w:pStyle w:val="ListParagraph"/>
-        <w:numPr>
-          <w:ilvl w:val="0"/>
-          <w:numId w:val="7"/>
-        </w:numPr>
-      </w:pPr>
-      <w:r>
-        <w:t>Lactating Barn</w:t>
-      </w:r>
-    </w:p>
-    <w:p>
-      <w:pPr>
-        <w:pStyle w:val="ListParagraph"/>
-        <w:numPr>
-          <w:ilvl w:val="0"/>
-          <w:numId w:val="7"/>
-        </w:numPr>
-      </w:pPr>
-      <w:r>
-        <w:t>Weaning Barn</w:t>
-      </w:r>
-    </w:p>
-    <w:p>
-      <w:pPr>
-        <w:pStyle w:val="ListParagraph"/>
-        <w:numPr>
-          <w:ilvl w:val="0"/>
-          <w:numId w:val="7"/>
-        </w:numPr>
-      </w:pPr>
-      <w:r>
-        <w:t>Gilt Development Unit (GDU)</w:t>
-      </w:r>
-    </w:p>
-    <w:p>
-      <w:pPr>
-        <w:pStyle w:val="ListParagraph"/>
-        <w:numPr>
-          <w:ilvl w:val="0"/>
-          <w:numId w:val="7"/>
-        </w:numPr>
-      </w:pPr>
-      <w:r>
-        <w:t>Boar Stud</w:t>
-      </w:r>
-    </w:p>
-    <w:p>
-      <w:pPr>
-        <w:pStyle w:val="ListParagraph"/>
-        <w:numPr>
-          <w:ilvl w:val="0"/>
-          <w:numId w:val="7"/>
-        </w:numPr>
-      </w:pPr>
-      <w:proofErr w:type="spellStart"/>
-      <w:r>
-        <w:t>Lainnya</w:t>
-      </w:r>
-      <w:proofErr w:type="spellEnd"/>
-      <w:r>
-        <w:t>… → (text input)</w:t>
-      </w:r>
-    </w:p>
-    <w:p>
-      <w:pPr>
-        <w:pStyle w:val="ListParagraph"/>
-        <w:rPr>
-          <w:b/>
-          <w:bCs/>
-        </w:rPr>
-      </w:pPr>
-      <w:r>
-        <w:rPr>
-          <w:rFonts w:ascii="Segoe UI Emoji" w:hAnsi="Segoe UI Emoji" w:cs="Segoe UI Emoji"/>
-          <w:b/>
-          <w:bCs/>
-        </w:rPr>
-        <w:t>🔹</w:t>
-      </w:r>
-      <w:r>
-        <w:rPr>
-          <w:b/>
-          <w:bCs/>
-        </w:rPr>
-        <w:t xml:space="preserve"> Jika Swine Commercial:</w:t>
-      </w:r>
-    </w:p>
-    <w:p>
-      <w:pPr>
-        <w:pStyle w:val="ListParagraph"/>
-        <w:numPr>
-          <w:ilvl w:val="0"/>
-          <w:numId w:val="8"/>
-        </w:numPr>
-      </w:pPr>
-      <w:r>
-        <w:t>Nursery Room</w:t>
-      </w:r>
-    </w:p>
-    <w:p>
-      <w:pPr>
-        <w:pStyle w:val="ListParagraph"/>
-        <w:numPr>
-          <w:ilvl w:val="0"/>
-          <w:numId w:val="8"/>
-        </w:numPr>
-      </w:pPr>
-      <w:r>
-        <w:t>Fattening Room</w:t>
-      </w:r>
-    </w:p>
-    <w:p>
-      <w:pPr>
-        <w:pStyle w:val="ListParagraph"/>
-        <w:numPr>
-          <w:ilvl w:val="0"/>
-          <w:numId w:val="8"/>
-        </w:numPr>
-      </w:pPr>
-      <w:r>
-        <w:t>Finishing Room</w:t>
-      </w:r>
-    </w:p>
-    <w:p>
-      <w:pPr>
-        <w:pStyle w:val="ListParagraph"/>
-        <w:numPr>
-          <w:ilvl w:val="0"/>
-          <w:numId w:val="8"/>
-        </w:numPr>
-      </w:pPr>
-      <w:r>
-        <w:t>Isolation Pen</w:t>
-      </w:r>
-    </w:p>
-    <w:p>
-      <w:pPr>
-        <w:pStyle w:val="ListParagraph"/>
-        <w:numPr>
-          <w:ilvl w:val="0"/>
-          <w:numId w:val="8"/>
-        </w:numPr>
-      </w:pPr>
-      <w:proofErr w:type="spellStart"/>
-      <w:r>
-        <w:t>Lainnya</w:t>
-      </w:r>
-      <w:proofErr w:type="spellEnd"/>
-      <w:r>
-        <w:t>…</w:t>
-      </w:r>
-    </w:p>
-    <w:p>
-      <w:pPr>
-        <w:pStyle w:val="ListParagraph"/>
-      </w:pPr>
-      <w:r>
-        <w:rPr>
-          <w:rFonts w:ascii="Segoe UI Emoji" w:hAnsi="Segoe UI Emoji" w:cs="Segoe UI Emoji"/>
-        </w:rPr>
-        <w:t>❗</w:t>
-      </w:r>
-      <w:r>
-        <w:t xml:space="preserve"> </w:t>
-      </w:r>
-      <w:proofErr w:type="spellStart"/>
-      <w:r>
-        <w:rPr>
-          <w:i/>
-          <w:iCs/>
-        </w:rPr>
-        <w:t>Untuk</w:t>
-      </w:r>
-      <w:proofErr w:type="spellEnd"/>
-      <w:r>
-        <w:rPr>
-          <w:i/>
-          <w:iCs/>
-        </w:rPr>
-        <w:t xml:space="preserve"> Poultry: </w:t>
-      </w:r>
-      <w:proofErr w:type="spellStart"/>
-      <w:r>
-        <w:rPr>
-          <w:i/>
-          <w:iCs/>
-        </w:rPr>
-        <w:t>tidak</w:t>
-      </w:r>
-      <w:proofErr w:type="spellEnd"/>
-      <w:r>
-        <w:rPr>
-          <w:i/>
-          <w:iCs/>
-        </w:rPr>
-        <w:t xml:space="preserve"> </w:t>
-      </w:r>
-      <w:proofErr w:type="spellStart"/>
-      <w:r>
-        <w:rPr>
-          <w:i/>
-          <w:iCs/>
-        </w:rPr>
-        <w:t>perlu</w:t>
-      </w:r>
-      <w:proofErr w:type="spellEnd"/>
-      <w:r>
-        <w:rPr>
-          <w:i/>
-          <w:iCs/>
-        </w:rPr>
-        <w:t xml:space="preserve"> field </w:t>
-      </w:r>
-      <w:proofErr w:type="spellStart"/>
-      <w:r>
-        <w:rPr>
-          <w:i/>
-          <w:iCs/>
-        </w:rPr>
-        <w:t>ini</w:t>
-      </w:r>
-      <w:proofErr w:type="spellEnd"/>
-      <w:r>
-        <w:rPr>
-          <w:i/>
-          <w:iCs/>
-        </w:rPr>
-        <w:t xml:space="preserve">, </w:t>
-      </w:r>
-      <w:proofErr w:type="spellStart"/>
-      <w:r>
-        <w:rPr>
-          <w:i/>
-          <w:iCs/>
-        </w:rPr>
-        <w:t>karena</w:t>
-      </w:r>
-      <w:proofErr w:type="spellEnd"/>
-      <w:r>
-        <w:rPr>
-          <w:i/>
-          <w:iCs/>
-        </w:rPr>
-        <w:t xml:space="preserve"> outbreak </w:t>
-      </w:r>
-      <w:proofErr w:type="spellStart"/>
-      <w:r>
-        <w:rPr>
-          <w:i/>
-          <w:iCs/>
-        </w:rPr>
-        <w:t>biasanya</w:t>
-      </w:r>
-      <w:proofErr w:type="spellEnd"/>
-      <w:r>
-        <w:rPr>
-          <w:i/>
-          <w:iCs/>
-        </w:rPr>
-        <w:t xml:space="preserve"> </w:t>
-      </w:r>
-      <w:proofErr w:type="spellStart"/>
-      <w:r>
-        <w:rPr>
-          <w:i/>
-          <w:iCs/>
-        </w:rPr>
-        <w:t>berdasarkan</w:t>
-      </w:r>
-      <w:proofErr w:type="spellEnd"/>
-      <w:r>
-        <w:rPr>
-          <w:i/>
-          <w:iCs/>
-        </w:rPr>
-        <w:t xml:space="preserve"> house/shed — </w:t>
-      </w:r>
-      <w:proofErr w:type="spellStart"/>
-      <w:r>
-        <w:rPr>
-          <w:i/>
-          <w:iCs/>
-        </w:rPr>
-        <w:t>bisa</w:t>
-      </w:r>
-      <w:proofErr w:type="spellEnd"/>
-      <w:r>
-        <w:rPr>
-          <w:i/>
-          <w:iCs/>
-        </w:rPr>
-        <w:t xml:space="preserve"> </w:t>
-      </w:r>
-      <w:proofErr w:type="spellStart"/>
-      <w:r>
-        <w:rPr>
-          <w:i/>
-          <w:iCs/>
-        </w:rPr>
-        <w:t>ditangani</w:t>
-      </w:r>
-      <w:proofErr w:type="spellEnd"/>
-      <w:r>
-        <w:rPr>
-          <w:i/>
-          <w:iCs/>
-        </w:rPr>
-        <w:t xml:space="preserve"> di "</w:t>
-      </w:r>
-      <w:proofErr w:type="spellStart"/>
-      <w:r>
-        <w:rPr>
-          <w:i/>
-          <w:iCs/>
-        </w:rPr>
-        <w:t>Catatan</w:t>
-      </w:r>
-      <w:proofErr w:type="spellEnd"/>
-      <w:r>
-        <w:rPr>
-          <w:i/>
-          <w:iCs/>
-        </w:rPr>
-        <w:t xml:space="preserve"> </w:t>
-      </w:r>
-      <w:proofErr w:type="spellStart"/>
-      <w:r>
-        <w:rPr>
-          <w:i/>
-          <w:iCs/>
-        </w:rPr>
-        <w:t>Tambahan</w:t>
-      </w:r>
-      <w:proofErr w:type="spellEnd"/>
-      <w:r>
-        <w:rPr>
-          <w:i/>
-          <w:iCs/>
-        </w:rPr>
-        <w:t xml:space="preserve">" </w:t>
-      </w:r>
-      <w:proofErr w:type="spellStart"/>
-      <w:r>
-        <w:rPr>
-          <w:i/>
-          <w:iCs/>
-        </w:rPr>
-        <w:t>atau</w:t>
-      </w:r>
-      <w:proofErr w:type="spellEnd"/>
-      <w:r>
-        <w:rPr>
-          <w:i/>
-          <w:iCs/>
-        </w:rPr>
-        <w:t xml:space="preserve"> </w:t>
-      </w:r>
-      <w:proofErr w:type="spellStart"/>
-      <w:r>
-        <w:rPr>
-          <w:i/>
-          <w:iCs/>
-        </w:rPr>
-        <w:t>nanti</w:t>
-      </w:r>
-      <w:proofErr w:type="spellEnd"/>
-      <w:r>
-        <w:rPr>
-          <w:i/>
-          <w:iCs/>
-        </w:rPr>
-        <w:t xml:space="preserve"> </w:t>
-      </w:r>
-      <w:proofErr w:type="spellStart"/>
-      <w:r>
-        <w:rPr>
-          <w:i/>
-          <w:iCs/>
-        </w:rPr>
-        <w:t>ditambah</w:t>
-      </w:r>
-      <w:proofErr w:type="spellEnd"/>
-      <w:r>
-        <w:rPr>
-          <w:i/>
-          <w:iCs/>
-        </w:rPr>
-        <w:t xml:space="preserve"> field "House/Shed ID" </w:t>
-      </w:r>
-      <w:proofErr w:type="spellStart"/>
-      <w:r>
-        <w:rPr>
-          <w:i/>
-          <w:iCs/>
-        </w:rPr>
-        <w:t>jika</w:t>
-      </w:r>
-      <w:proofErr w:type="spellEnd"/>
-      <w:r>
-        <w:rPr>
-          <w:i/>
-          <w:iCs/>
-        </w:rPr>
-        <w:t xml:space="preserve"> </w:t>
-      </w:r>
-      <w:proofErr w:type="spellStart"/>
-      <w:r>
-        <w:rPr>
-          <w:i/>
-          <w:iCs/>
-        </w:rPr>
-        <w:t>perlu</w:t>
-      </w:r>
-      <w:proofErr w:type="spellEnd"/>
-      <w:r>
-        <w:rPr>
-          <w:i/>
-          <w:iCs/>
-        </w:rPr>
-        <w:t>.</w:t>
+        <w:t>Untuk Poultry: tidak perlu field ini, karena outbreak biasanya berdasarkan house/shed — bisa ditangani di "Catatan Tambahan" atau nanti ditambah field "House/Shed ID" jika perlu.</w:t>
       </w:r>
     </w:p>
     <w:p>
@@ -3293,33 +1902,8 @@
           <w:b/>
           <w:bCs/>
         </w:rPr>
-        <w:t xml:space="preserve">5. </w:t>
-      </w:r>
-      <w:proofErr w:type="spellStart"/>
-      <w:r>
-        <w:rPr>
-          <w:b/>
-          <w:bCs/>
-        </w:rPr>
-        <w:t>Populasi</w:t>
-      </w:r>
-      <w:proofErr w:type="spellEnd"/>
-      <w:r>
-        <w:rPr>
-          <w:b/>
-          <w:bCs/>
-        </w:rPr>
-        <w:t xml:space="preserve"> Total di Lokasi </w:t>
-      </w:r>
-      <w:proofErr w:type="spellStart"/>
-      <w:r>
-        <w:rPr>
-          <w:b/>
-          <w:bCs/>
-        </w:rPr>
-        <w:t>Terdampak</w:t>
-      </w:r>
-      <w:proofErr w:type="spellEnd"/>
+        <w:t>5. Populasi Total di Lokasi Terdampak</w:t>
+      </w:r>
     </w:p>
     <w:p>
       <w:pPr>
@@ -3329,7 +1913,6 @@
           <w:numId w:val="9"/>
         </w:numPr>
       </w:pPr>
-      <w:proofErr w:type="spellStart"/>
       <w:r>
         <w:rPr>
           <w:b/>
@@ -3337,7 +1920,6 @@
         </w:rPr>
         <w:t>Tipe</w:t>
       </w:r>
-      <w:proofErr w:type="spellEnd"/>
       <w:r>
         <w:t>: Angka (number)</w:t>
       </w:r>
@@ -3350,7 +1932,6 @@
           <w:numId w:val="9"/>
         </w:numPr>
       </w:pPr>
-      <w:proofErr w:type="spellStart"/>
       <w:r>
         <w:rPr>
           <w:b/>
@@ -3358,7 +1939,6 @@
         </w:rPr>
         <w:t>Validasi</w:t>
       </w:r>
-      <w:proofErr w:type="spellEnd"/>
       <w:r>
         <w:t>: ≥ 1</w:t>
       </w:r>
@@ -3453,47 +2033,7 @@
         </w:numPr>
       </w:pPr>
       <w:r>
-        <w:t xml:space="preserve">Week 1 </w:t>
-      </w:r>
-      <w:proofErr w:type="spellStart"/>
-      <w:r>
-        <w:t>sampai</w:t>
-      </w:r>
-      <w:proofErr w:type="spellEnd"/>
-      <w:r>
-        <w:t xml:space="preserve"> Week 80+ (</w:t>
-      </w:r>
-      <w:proofErr w:type="spellStart"/>
-      <w:r>
-        <w:t>bisa</w:t>
-      </w:r>
-      <w:proofErr w:type="spellEnd"/>
-      <w:r>
-        <w:t xml:space="preserve"> </w:t>
-      </w:r>
-      <w:proofErr w:type="spellStart"/>
-      <w:r>
-        <w:t>jadi</w:t>
-      </w:r>
-      <w:proofErr w:type="spellEnd"/>
-      <w:r>
-        <w:t xml:space="preserve"> dropdown </w:t>
-      </w:r>
-      <w:proofErr w:type="spellStart"/>
-      <w:r>
-        <w:t>angka</w:t>
-      </w:r>
-      <w:proofErr w:type="spellEnd"/>
-      <w:r>
-        <w:t xml:space="preserve"> 1–80 + </w:t>
-      </w:r>
-      <w:proofErr w:type="spellStart"/>
-      <w:r>
-        <w:t>opsi</w:t>
-      </w:r>
-      <w:proofErr w:type="spellEnd"/>
-      <w:r>
-        <w:t xml:space="preserve"> &gt;80)</w:t>
+        <w:t>Week 1 sampai Week 80+ (bisa jadi dropdown angka 1–80 + opsi &gt;80)</w:t>
       </w:r>
     </w:p>
     <w:p>
@@ -3548,31 +2088,7 @@
         </w:numPr>
       </w:pPr>
       <w:r>
-        <w:t xml:space="preserve">Atau: Week 1 </w:t>
-      </w:r>
-      <w:proofErr w:type="spellStart"/>
-      <w:r>
-        <w:t>hingga</w:t>
-      </w:r>
-      <w:proofErr w:type="spellEnd"/>
-      <w:r>
-        <w:t xml:space="preserve"> Week 70 (</w:t>
-      </w:r>
-      <w:proofErr w:type="spellStart"/>
-      <w:r>
-        <w:t>untuk</w:t>
-      </w:r>
-      <w:proofErr w:type="spellEnd"/>
-      <w:r>
-        <w:t xml:space="preserve"> </w:t>
-      </w:r>
-      <w:proofErr w:type="spellStart"/>
-      <w:r>
-        <w:t>fleksibilitas</w:t>
-      </w:r>
-      <w:proofErr w:type="spellEnd"/>
-      <w:r>
-        <w:t>)</w:t>
+        <w:t>Atau: Week 1 hingga Week 70 (untuk fleksibilitas)</w:t>
       </w:r>
     </w:p>
     <w:p>
@@ -3627,15 +2143,7 @@
         </w:numPr>
       </w:pPr>
       <w:r>
-        <w:t xml:space="preserve">Week 1 </w:t>
-      </w:r>
-      <w:proofErr w:type="spellStart"/>
-      <w:r>
-        <w:t>sampai</w:t>
-      </w:r>
-      <w:proofErr w:type="spellEnd"/>
-      <w:r>
-        <w:t xml:space="preserve"> Week 24+</w:t>
+        <w:t>Week 1 sampai Week 24+</w:t>
       </w:r>
     </w:p>
     <w:p>
@@ -3765,33 +2273,8 @@
           <w:b/>
           <w:bCs/>
         </w:rPr>
-        <w:t xml:space="preserve">7. </w:t>
-      </w:r>
-      <w:proofErr w:type="spellStart"/>
-      <w:r>
-        <w:rPr>
-          <w:b/>
-          <w:bCs/>
-        </w:rPr>
-        <w:t>Tanggal</w:t>
-      </w:r>
-      <w:proofErr w:type="spellEnd"/>
-      <w:r>
-        <w:rPr>
-          <w:b/>
-          <w:bCs/>
-        </w:rPr>
-        <w:t xml:space="preserve"> Onset </w:t>
-      </w:r>
-      <w:proofErr w:type="spellStart"/>
-      <w:r>
-        <w:rPr>
-          <w:b/>
-          <w:bCs/>
-        </w:rPr>
-        <w:t>Gejala</w:t>
-      </w:r>
-      <w:proofErr w:type="spellEnd"/>
+        <w:t>7. Tanggal Onset Gejala</w:t>
+      </w:r>
     </w:p>
     <w:p>
       <w:pPr>
@@ -3801,7 +2284,6 @@
           <w:numId w:val="12"/>
         </w:numPr>
       </w:pPr>
-      <w:proofErr w:type="spellStart"/>
       <w:r>
         <w:rPr>
           <w:b/>
@@ -3809,7 +2291,6 @@
         </w:rPr>
         <w:t>Tipe</w:t>
       </w:r>
-      <w:proofErr w:type="spellEnd"/>
       <w:r>
         <w:t>: Date picker (format ISO: YYYY-MM-DD)</w:t>
       </w:r>
@@ -3837,17 +2318,8 @@
           <w:b/>
           <w:bCs/>
         </w:rPr>
-        <w:t xml:space="preserve">8. Nama </w:t>
-      </w:r>
-      <w:proofErr w:type="spellStart"/>
-      <w:r>
-        <w:rPr>
-          <w:b/>
-          <w:bCs/>
-        </w:rPr>
-        <w:t>Penyakit</w:t>
-      </w:r>
-      <w:proofErr w:type="spellEnd"/>
+        <w:t>8. Nama Penyakit</w:t>
+      </w:r>
     </w:p>
     <w:p>
       <w:pPr>
@@ -3857,7 +2329,6 @@
           <w:numId w:val="13"/>
         </w:numPr>
       </w:pPr>
-      <w:proofErr w:type="spellStart"/>
       <w:r>
         <w:rPr>
           <w:b/>
@@ -3865,17 +2336,8 @@
         </w:rPr>
         <w:t>Tipe</w:t>
       </w:r>
-      <w:proofErr w:type="spellEnd"/>
-      <w:r>
-        <w:t>: Dropdown + "</w:t>
-      </w:r>
-      <w:proofErr w:type="spellStart"/>
-      <w:r>
-        <w:t>Lainnya</w:t>
-      </w:r>
-      <w:proofErr w:type="spellEnd"/>
-      <w:r>
-        <w:t>…" → text input</w:t>
+      <w:r>
+        <w:t>: Dropdown + "Lainnya…" → text input</w:t>
       </w:r>
     </w:p>
     <w:p>
@@ -3896,21 +2358,12 @@
       <w:r>
         <w:t xml:space="preserve"> </w:t>
       </w:r>
-      <w:proofErr w:type="spellStart"/>
-      <w:r>
-        <w:rPr>
-          <w:b/>
-          <w:bCs/>
-        </w:rPr>
-        <w:t>berdasarkan</w:t>
-      </w:r>
-      <w:proofErr w:type="spellEnd"/>
-      <w:r>
-        <w:rPr>
-          <w:b/>
-          <w:bCs/>
-        </w:rPr>
-        <w:t xml:space="preserve"> Jenis Ternak</w:t>
+      <w:r>
+        <w:rPr>
+          <w:b/>
+          <w:bCs/>
+        </w:rPr>
+        <w:t>berdasarkan Jenis Ternak</w:t>
       </w:r>
       <w:r>
         <w:t>:</w:t>
@@ -4234,96 +2687,15 @@
       <w:r>
         <w:t xml:space="preserve"> </w:t>
       </w:r>
-      <w:proofErr w:type="spellStart"/>
-      <w:r>
-        <w:rPr>
-          <w:b/>
-          <w:bCs/>
-        </w:rPr>
-        <w:t>Rekomendasi</w:t>
-      </w:r>
-      <w:proofErr w:type="spellEnd"/>
-      <w:r>
-        <w:rPr>
-          <w:b/>
-          <w:bCs/>
-        </w:rPr>
-        <w:t xml:space="preserve"> Developer</w:t>
-      </w:r>
-      <w:r>
-        <w:t xml:space="preserve">: </w:t>
-      </w:r>
-      <w:proofErr w:type="spellStart"/>
-      <w:r>
-        <w:t>Simpan</w:t>
-      </w:r>
-      <w:proofErr w:type="spellEnd"/>
-      <w:r>
-        <w:t xml:space="preserve"> </w:t>
-      </w:r>
-      <w:proofErr w:type="spellStart"/>
-      <w:r>
-        <w:t>disease_id</w:t>
-      </w:r>
-      <w:proofErr w:type="spellEnd"/>
-      <w:r>
-        <w:t xml:space="preserve"> </w:t>
-      </w:r>
-      <w:proofErr w:type="spellStart"/>
-      <w:r>
-        <w:t>dari</w:t>
-      </w:r>
-      <w:proofErr w:type="spellEnd"/>
-      <w:r>
-        <w:t xml:space="preserve"> </w:t>
-      </w:r>
-      <w:proofErr w:type="spellStart"/>
-      <w:r>
-        <w:t>tabel</w:t>
-      </w:r>
-      <w:proofErr w:type="spellEnd"/>
-      <w:r>
-        <w:t xml:space="preserve"> </w:t>
-      </w:r>
-      <w:proofErr w:type="spellStart"/>
-      <w:r>
-        <w:t>animal_diseases</w:t>
-      </w:r>
-      <w:proofErr w:type="spellEnd"/>
-      <w:r>
-        <w:t xml:space="preserve"> agar </w:t>
-      </w:r>
-      <w:proofErr w:type="spellStart"/>
-      <w:r>
-        <w:t>bisa</w:t>
-      </w:r>
-      <w:proofErr w:type="spellEnd"/>
-      <w:r>
-        <w:t xml:space="preserve"> </w:t>
-      </w:r>
-      <w:proofErr w:type="spellStart"/>
-      <w:r>
-        <w:t>ambil</w:t>
-      </w:r>
-      <w:proofErr w:type="spellEnd"/>
-      <w:r>
-        <w:t xml:space="preserve"> strain/</w:t>
-      </w:r>
-      <w:proofErr w:type="spellStart"/>
-      <w:r>
-        <w:t>gejala</w:t>
-      </w:r>
-      <w:proofErr w:type="spellEnd"/>
-      <w:r>
-        <w:t xml:space="preserve"> </w:t>
-      </w:r>
-      <w:proofErr w:type="spellStart"/>
-      <w:r>
-        <w:t>otomatis</w:t>
-      </w:r>
-      <w:proofErr w:type="spellEnd"/>
-      <w:r>
-        <w:t>.</w:t>
+      <w:r>
+        <w:rPr>
+          <w:b/>
+          <w:bCs/>
+        </w:rPr>
+        <w:t>Rekomendasi Developer</w:t>
+      </w:r>
+      <w:r>
+        <w:t>: Simpan disease_id dari tabel animal_diseases agar bisa ambil strain/gejala otomatis.</w:t>
       </w:r>
     </w:p>
     <w:p>
@@ -4349,364 +2721,168 @@
           <w:b/>
           <w:bCs/>
         </w:rPr>
-        <w:t>9. Strain/Subtype (</w:t>
-      </w:r>
-      <w:proofErr w:type="spellStart"/>
-      <w:r>
-        <w:rPr>
-          <w:b/>
-          <w:bCs/>
-        </w:rPr>
-        <w:t>jika</w:t>
-      </w:r>
-      <w:proofErr w:type="spellEnd"/>
-      <w:r>
-        <w:rPr>
-          <w:b/>
-          <w:bCs/>
-        </w:rPr>
+        <w:t>9. Strain/Subtype (jika diketahui)</w:t>
+      </w:r>
+    </w:p>
+    <w:p>
+      <w:pPr>
+        <w:pStyle w:val="ListParagraph"/>
+        <w:numPr>
+          <w:ilvl w:val="0"/>
+          <w:numId w:val="14"/>
+        </w:numPr>
+      </w:pPr>
+      <w:r>
+        <w:rPr>
+          <w:b/>
+          <w:bCs/>
+        </w:rPr>
+        <w:t>Tipe</w:t>
+      </w:r>
+      <w:r>
+        <w:t xml:space="preserve">: </w:t>
+      </w:r>
+      <w:r>
+        <w:rPr>
+          <w:b/>
+          <w:bCs/>
+        </w:rPr>
+        <w:t>Dropdown (jika penyakit dikenali) + text fallback</w:t>
+      </w:r>
+    </w:p>
+    <w:p>
+      <w:pPr>
+        <w:pStyle w:val="ListParagraph"/>
+        <w:numPr>
+          <w:ilvl w:val="0"/>
+          <w:numId w:val="14"/>
+        </w:numPr>
+      </w:pPr>
+      <w:r>
+        <w:rPr>
+          <w:b/>
+          <w:bCs/>
+        </w:rPr>
+        <w:t>Isi dropdown</w:t>
+      </w:r>
+      <w:r>
         <w:t xml:space="preserve"> </w:t>
       </w:r>
-      <w:proofErr w:type="spellStart"/>
-      <w:r>
-        <w:rPr>
-          <w:b/>
-          <w:bCs/>
-        </w:rPr>
-        <w:t>diketahui</w:t>
-      </w:r>
-      <w:proofErr w:type="spellEnd"/>
-      <w:r>
-        <w:rPr>
-          <w:b/>
-          <w:bCs/>
-        </w:rPr>
-        <w:t>)</w:t>
-      </w:r>
-    </w:p>
-    <w:p>
-      <w:pPr>
-        <w:pStyle w:val="ListParagraph"/>
-        <w:numPr>
-          <w:ilvl w:val="0"/>
-          <w:numId w:val="14"/>
-        </w:numPr>
-      </w:pPr>
-      <w:proofErr w:type="spellStart"/>
-      <w:r>
-        <w:rPr>
-          <w:b/>
-          <w:bCs/>
-        </w:rPr>
-        <w:t>Tipe</w:t>
-      </w:r>
-      <w:proofErr w:type="spellEnd"/>
-      <w:r>
-        <w:t xml:space="preserve">: </w:t>
-      </w:r>
-      <w:r>
-        <w:rPr>
-          <w:b/>
-          <w:bCs/>
-        </w:rPr>
-        <w:t>Dropdown (</w:t>
-      </w:r>
-      <w:proofErr w:type="spellStart"/>
-      <w:r>
-        <w:rPr>
-          <w:b/>
-          <w:bCs/>
-        </w:rPr>
-        <w:t>jika</w:t>
-      </w:r>
-      <w:proofErr w:type="spellEnd"/>
-      <w:r>
-        <w:rPr>
-          <w:b/>
-          <w:bCs/>
-        </w:rPr>
+      <w:r>
+        <w:rPr>
+          <w:b/>
+          <w:bCs/>
+        </w:rPr>
+        <w:t>dinamis berdasarkan pilihan di No.8</w:t>
+      </w:r>
+    </w:p>
+    <w:p>
+      <w:pPr>
+        <w:pStyle w:val="ListParagraph"/>
+        <w:rPr>
+          <w:b/>
+          <w:bCs/>
+        </w:rPr>
+      </w:pPr>
+      <w:r>
+        <w:rPr>
+          <w:b/>
+          <w:bCs/>
+        </w:rPr>
+        <w:t>Contoh logika:</w:t>
+      </w:r>
+    </w:p>
+    <w:p>
+      <w:pPr>
+        <w:pStyle w:val="ListParagraph"/>
+        <w:numPr>
+          <w:ilvl w:val="0"/>
+          <w:numId w:val="15"/>
+        </w:numPr>
+      </w:pPr>
+      <w:r>
+        <w:t xml:space="preserve">Jika pilih </w:t>
+      </w:r>
+      <w:r>
+        <w:rPr>
+          <w:b/>
+          <w:bCs/>
+        </w:rPr>
+        <w:t>"Avian Influenza (AI)"</w:t>
+      </w:r>
+      <w:r>
+        <w:t xml:space="preserve"> → dropdown:</w:t>
+      </w:r>
+      <w:r>
+        <w:br/>
+        <w:t>H5N1, H5N6, H5N8, H7N9, H9N2, Lainnya…</w:t>
+      </w:r>
+    </w:p>
+    <w:p>
+      <w:pPr>
+        <w:pStyle w:val="ListParagraph"/>
+        <w:numPr>
+          <w:ilvl w:val="0"/>
+          <w:numId w:val="15"/>
+        </w:numPr>
+      </w:pPr>
+      <w:r>
+        <w:t xml:space="preserve">Jika pilih </w:t>
+      </w:r>
+      <w:r>
+        <w:rPr>
+          <w:b/>
+          <w:bCs/>
+        </w:rPr>
+        <w:t>"PRRS"</w:t>
+      </w:r>
+      <w:r>
+        <w:t xml:space="preserve"> → dropdown:</w:t>
+      </w:r>
+      <w:r>
+        <w:br/>
+        <w:t>Type 1 (European), Type 2 (NA), HP-PRRSV, NADC30-like, NADC34-like, Lainnya…</w:t>
+      </w:r>
+    </w:p>
+    <w:p>
+      <w:pPr>
+        <w:pStyle w:val="ListParagraph"/>
+        <w:numPr>
+          <w:ilvl w:val="0"/>
+          <w:numId w:val="15"/>
+        </w:numPr>
+      </w:pPr>
+      <w:r>
+        <w:t xml:space="preserve">Jika pilih </w:t>
+      </w:r>
+      <w:r>
+        <w:rPr>
+          <w:b/>
+          <w:bCs/>
+        </w:rPr>
+        <w:t>"Infectious Bronchitis (IB)"</w:t>
+      </w:r>
+      <w:r>
+        <w:t xml:space="preserve"> → dropdown:</w:t>
+      </w:r>
+      <w:r>
+        <w:br/>
+        <w:t>Mass, 4/91, QX-like, TW-I, Korea KM91, Lainnya…</w:t>
+      </w:r>
+    </w:p>
+    <w:p>
+      <w:pPr>
+        <w:pStyle w:val="ListParagraph"/>
+      </w:pPr>
+      <w:r>
+        <w:rPr>
+          <w:rFonts w:ascii="Segoe UI Emoji" w:hAnsi="Segoe UI Emoji" w:cs="Segoe UI Emoji"/>
+        </w:rPr>
+        <w:t>🔧</w:t>
+      </w:r>
+      <w:r>
         <w:t xml:space="preserve"> </w:t>
       </w:r>
-      <w:proofErr w:type="spellStart"/>
-      <w:r>
-        <w:rPr>
-          <w:b/>
-          <w:bCs/>
-        </w:rPr>
-        <w:t>penyakit</w:t>
-      </w:r>
-      <w:proofErr w:type="spellEnd"/>
-      <w:r>
-        <w:rPr>
-          <w:b/>
-          <w:bCs/>
-        </w:rPr>
-        <w:t xml:space="preserve"> </w:t>
-      </w:r>
-      <w:proofErr w:type="spellStart"/>
-      <w:r>
-        <w:rPr>
-          <w:b/>
-          <w:bCs/>
-        </w:rPr>
-        <w:t>dikenali</w:t>
-      </w:r>
-      <w:proofErr w:type="spellEnd"/>
-      <w:r>
-        <w:rPr>
-          <w:b/>
-          <w:bCs/>
-        </w:rPr>
-        <w:t>) + text fallback</w:t>
-      </w:r>
-    </w:p>
-    <w:p>
-      <w:pPr>
-        <w:pStyle w:val="ListParagraph"/>
-        <w:numPr>
-          <w:ilvl w:val="0"/>
-          <w:numId w:val="14"/>
-        </w:numPr>
-      </w:pPr>
-      <w:r>
-        <w:rPr>
-          <w:b/>
-          <w:bCs/>
-        </w:rPr>
-        <w:t>Isi dropdown</w:t>
-      </w:r>
-      <w:r>
-        <w:t xml:space="preserve"> </w:t>
-      </w:r>
-      <w:proofErr w:type="spellStart"/>
-      <w:r>
-        <w:rPr>
-          <w:b/>
-          <w:bCs/>
-        </w:rPr>
-        <w:t>dinamis</w:t>
-      </w:r>
-      <w:proofErr w:type="spellEnd"/>
-      <w:r>
-        <w:rPr>
-          <w:b/>
-          <w:bCs/>
-        </w:rPr>
-        <w:t xml:space="preserve"> </w:t>
-      </w:r>
-      <w:proofErr w:type="spellStart"/>
-      <w:r>
-        <w:rPr>
-          <w:b/>
-          <w:bCs/>
-        </w:rPr>
-        <w:t>berdasarkan</w:t>
-      </w:r>
-      <w:proofErr w:type="spellEnd"/>
-      <w:r>
-        <w:rPr>
-          <w:b/>
-          <w:bCs/>
-        </w:rPr>
-        <w:t xml:space="preserve"> </w:t>
-      </w:r>
-      <w:proofErr w:type="spellStart"/>
-      <w:r>
-        <w:rPr>
-          <w:b/>
-          <w:bCs/>
-        </w:rPr>
-        <w:t>pilihan</w:t>
-      </w:r>
-      <w:proofErr w:type="spellEnd"/>
-      <w:r>
-        <w:rPr>
-          <w:b/>
-          <w:bCs/>
-        </w:rPr>
-        <w:t xml:space="preserve"> di No.8</w:t>
-      </w:r>
-    </w:p>
-    <w:p>
-      <w:pPr>
-        <w:pStyle w:val="ListParagraph"/>
-        <w:rPr>
-          <w:b/>
-          <w:bCs/>
-        </w:rPr>
-      </w:pPr>
-      <w:proofErr w:type="spellStart"/>
-      <w:r>
-        <w:rPr>
-          <w:b/>
-          <w:bCs/>
-        </w:rPr>
-        <w:t>Contoh</w:t>
-      </w:r>
-      <w:proofErr w:type="spellEnd"/>
-      <w:r>
-        <w:rPr>
-          <w:b/>
-          <w:bCs/>
-        </w:rPr>
-        <w:t xml:space="preserve"> </w:t>
-      </w:r>
-      <w:proofErr w:type="spellStart"/>
-      <w:r>
-        <w:rPr>
-          <w:b/>
-          <w:bCs/>
-        </w:rPr>
-        <w:t>logika</w:t>
-      </w:r>
-      <w:proofErr w:type="spellEnd"/>
-      <w:r>
-        <w:rPr>
-          <w:b/>
-          <w:bCs/>
-        </w:rPr>
-        <w:t>:</w:t>
-      </w:r>
-    </w:p>
-    <w:p>
-      <w:pPr>
-        <w:pStyle w:val="ListParagraph"/>
-        <w:numPr>
-          <w:ilvl w:val="0"/>
-          <w:numId w:val="15"/>
-        </w:numPr>
-      </w:pPr>
-      <w:r>
-        <w:t xml:space="preserve">Jika </w:t>
-      </w:r>
-      <w:proofErr w:type="spellStart"/>
-      <w:r>
-        <w:t>pilih</w:t>
-      </w:r>
-      <w:proofErr w:type="spellEnd"/>
-      <w:r>
-        <w:t xml:space="preserve"> </w:t>
-      </w:r>
-      <w:r>
-        <w:rPr>
-          <w:b/>
-          <w:bCs/>
-        </w:rPr>
-        <w:t>"Avian Influenza (AI)"</w:t>
-      </w:r>
-      <w:r>
-        <w:t xml:space="preserve"> → dropdown:</w:t>
-      </w:r>
-      <w:r>
-        <w:br/>
-        <w:t xml:space="preserve">H5N1, H5N6, H5N8, H7N9, H9N2, </w:t>
-      </w:r>
-      <w:proofErr w:type="spellStart"/>
-      <w:r>
-        <w:t>Lainnya</w:t>
-      </w:r>
-      <w:proofErr w:type="spellEnd"/>
-      <w:r>
-        <w:t>…</w:t>
-      </w:r>
-    </w:p>
-    <w:p>
-      <w:pPr>
-        <w:pStyle w:val="ListParagraph"/>
-        <w:numPr>
-          <w:ilvl w:val="0"/>
-          <w:numId w:val="15"/>
-        </w:numPr>
-      </w:pPr>
-      <w:r>
-        <w:t xml:space="preserve">Jika </w:t>
-      </w:r>
-      <w:proofErr w:type="spellStart"/>
-      <w:r>
-        <w:t>pilih</w:t>
-      </w:r>
-      <w:proofErr w:type="spellEnd"/>
-      <w:r>
-        <w:t xml:space="preserve"> </w:t>
-      </w:r>
-      <w:r>
-        <w:rPr>
-          <w:b/>
-          <w:bCs/>
-        </w:rPr>
-        <w:t>"PRRS"</w:t>
-      </w:r>
-      <w:r>
-        <w:t xml:space="preserve"> → dropdown:</w:t>
-      </w:r>
-      <w:r>
-        <w:br/>
-        <w:t xml:space="preserve">Type 1 (European), Type 2 (NA), HP-PRRSV, NADC30-like, NADC34-like, </w:t>
-      </w:r>
-      <w:proofErr w:type="spellStart"/>
-      <w:r>
-        <w:t>Lainnya</w:t>
-      </w:r>
-      <w:proofErr w:type="spellEnd"/>
-      <w:r>
-        <w:t>…</w:t>
-      </w:r>
-    </w:p>
-    <w:p>
-      <w:pPr>
-        <w:pStyle w:val="ListParagraph"/>
-        <w:numPr>
-          <w:ilvl w:val="0"/>
-          <w:numId w:val="15"/>
-        </w:numPr>
-      </w:pPr>
-      <w:r>
-        <w:t xml:space="preserve">Jika </w:t>
-      </w:r>
-      <w:proofErr w:type="spellStart"/>
-      <w:r>
-        <w:t>pilih</w:t>
-      </w:r>
-      <w:proofErr w:type="spellEnd"/>
-      <w:r>
-        <w:t xml:space="preserve"> </w:t>
-      </w:r>
-      <w:r>
-        <w:rPr>
-          <w:b/>
-          <w:bCs/>
-        </w:rPr>
-        <w:t>"Infectious Bronchitis (IB)"</w:t>
-      </w:r>
-      <w:r>
-        <w:t xml:space="preserve"> → dropdown:</w:t>
-      </w:r>
-      <w:r>
-        <w:br/>
-        <w:t xml:space="preserve">Mass, 4/91, QX-like, TW-I, Korea KM91, </w:t>
-      </w:r>
-      <w:proofErr w:type="spellStart"/>
-      <w:r>
-        <w:t>Lainnya</w:t>
-      </w:r>
-      <w:proofErr w:type="spellEnd"/>
-      <w:r>
-        <w:t>…</w:t>
-      </w:r>
-    </w:p>
-    <w:p>
-      <w:pPr>
-        <w:pStyle w:val="ListParagraph"/>
-      </w:pPr>
-      <w:r>
-        <w:rPr>
-          <w:rFonts w:ascii="Segoe UI Emoji" w:hAnsi="Segoe UI Emoji" w:cs="Segoe UI Emoji"/>
-        </w:rPr>
-        <w:t>🔧</w:t>
-      </w:r>
-      <w:r>
-        <w:t xml:space="preserve"> </w:t>
-      </w:r>
       <w:r>
         <w:rPr>
           <w:b/>
@@ -4715,55 +2891,7 @@
         <w:t>Tips</w:t>
       </w:r>
       <w:r>
-        <w:t xml:space="preserve">: </w:t>
-      </w:r>
-      <w:proofErr w:type="spellStart"/>
-      <w:r>
-        <w:t>Simpan</w:t>
-      </w:r>
-      <w:proofErr w:type="spellEnd"/>
-      <w:r>
-        <w:t xml:space="preserve"> mapping </w:t>
-      </w:r>
-      <w:proofErr w:type="spellStart"/>
-      <w:r>
-        <w:t>disease_name</w:t>
-      </w:r>
-      <w:proofErr w:type="spellEnd"/>
-      <w:r>
-        <w:t xml:space="preserve"> → list of strains di JSON (</w:t>
-      </w:r>
-      <w:proofErr w:type="spellStart"/>
-      <w:r>
-        <w:t>sudah</w:t>
-      </w:r>
-      <w:proofErr w:type="spellEnd"/>
-      <w:r>
-        <w:t xml:space="preserve"> </w:t>
-      </w:r>
-      <w:proofErr w:type="spellStart"/>
-      <w:r>
-        <w:t>ada</w:t>
-      </w:r>
-      <w:proofErr w:type="spellEnd"/>
-      <w:r>
-        <w:t xml:space="preserve"> di data </w:t>
-      </w:r>
-      <w:proofErr w:type="spellStart"/>
-      <w:r>
-        <w:t>saya</w:t>
-      </w:r>
-      <w:proofErr w:type="spellEnd"/>
-      <w:r>
-        <w:t xml:space="preserve"> </w:t>
-      </w:r>
-      <w:proofErr w:type="spellStart"/>
-      <w:r>
-        <w:t>sebelumnya</w:t>
-      </w:r>
-      <w:proofErr w:type="spellEnd"/>
-      <w:r>
-        <w:t>).</w:t>
+        <w:t>: Simpan mapping disease_name → list of strains di JSON (sudah ada di data saya sebelumnya).</w:t>
       </w:r>
     </w:p>
     <w:p>
@@ -4789,17 +2917,8 @@
           <w:b/>
           <w:bCs/>
         </w:rPr>
-        <w:t xml:space="preserve">10. Tingkat </w:t>
-      </w:r>
-      <w:proofErr w:type="spellStart"/>
-      <w:r>
-        <w:rPr>
-          <w:b/>
-          <w:bCs/>
-        </w:rPr>
-        <w:t>Keparahan</w:t>
-      </w:r>
-      <w:proofErr w:type="spellEnd"/>
+        <w:t>10. Tingkat Keparahan</w:t>
+      </w:r>
     </w:p>
     <w:p>
       <w:pPr>
@@ -4809,7 +2928,6 @@
           <w:numId w:val="16"/>
         </w:numPr>
       </w:pPr>
-      <w:proofErr w:type="spellStart"/>
       <w:r>
         <w:rPr>
           <w:b/>
@@ -4817,7 +2935,6 @@
         </w:rPr>
         <w:t>Tipe</w:t>
       </w:r>
-      <w:proofErr w:type="spellEnd"/>
       <w:r>
         <w:t>: Radio button</w:t>
       </w:r>
@@ -4830,7 +2947,6 @@
           <w:numId w:val="16"/>
         </w:numPr>
       </w:pPr>
-      <w:proofErr w:type="spellStart"/>
       <w:r>
         <w:rPr>
           <w:b/>
@@ -4838,7 +2954,6 @@
         </w:rPr>
         <w:t>Pilihan</w:t>
       </w:r>
-      <w:proofErr w:type="spellEnd"/>
       <w:r>
         <w:t>:</w:t>
       </w:r>
@@ -4852,31 +2967,7 @@
         </w:numPr>
       </w:pPr>
       <w:r>
-        <w:t>Low (</w:t>
-      </w:r>
-      <w:proofErr w:type="spellStart"/>
-      <w:r>
-        <w:t>gejala</w:t>
-      </w:r>
-      <w:proofErr w:type="spellEnd"/>
-      <w:r>
-        <w:t xml:space="preserve"> </w:t>
-      </w:r>
-      <w:proofErr w:type="spellStart"/>
-      <w:r>
-        <w:t>ringan</w:t>
-      </w:r>
-      <w:proofErr w:type="spellEnd"/>
-      <w:r>
-        <w:t xml:space="preserve">, </w:t>
-      </w:r>
-      <w:proofErr w:type="spellStart"/>
-      <w:r>
-        <w:t>morbiditas</w:t>
-      </w:r>
-      <w:proofErr w:type="spellEnd"/>
-      <w:r>
-        <w:t xml:space="preserve"> &lt;10%)</w:t>
+        <w:t>Low (gejala ringan, morbiditas &lt;10%)</w:t>
       </w:r>
     </w:p>
     <w:p>
@@ -4906,23 +2997,7 @@
         </w:numPr>
       </w:pPr>
       <w:r>
-        <w:t>High (</w:t>
-      </w:r>
-      <w:proofErr w:type="spellStart"/>
-      <w:r>
-        <w:t>morbiditas</w:t>
-      </w:r>
-      <w:proofErr w:type="spellEnd"/>
-      <w:r>
-        <w:t xml:space="preserve"> &gt;30%, </w:t>
-      </w:r>
-      <w:proofErr w:type="spellStart"/>
-      <w:r>
-        <w:t>mortalitas</w:t>
-      </w:r>
-      <w:proofErr w:type="spellEnd"/>
-      <w:r>
-        <w:t xml:space="preserve"> &gt;5%)</w:t>
+        <w:t>High (morbiditas &gt;30%, mortalitas &gt;5%)</w:t>
       </w:r>
     </w:p>
     <w:p>
@@ -4934,31 +3009,7 @@
         </w:numPr>
       </w:pPr>
       <w:r>
-        <w:t>Critical (</w:t>
-      </w:r>
-      <w:proofErr w:type="spellStart"/>
-      <w:r>
-        <w:t>mortalitas</w:t>
-      </w:r>
-      <w:proofErr w:type="spellEnd"/>
-      <w:r>
-        <w:t xml:space="preserve"> &gt;20%, </w:t>
-      </w:r>
-      <w:proofErr w:type="spellStart"/>
-      <w:r>
-        <w:t>ancaman</w:t>
-      </w:r>
-      <w:proofErr w:type="spellEnd"/>
-      <w:r>
-        <w:t xml:space="preserve"> </w:t>
-      </w:r>
-      <w:proofErr w:type="spellStart"/>
-      <w:r>
-        <w:t>biosekuriti</w:t>
-      </w:r>
-      <w:proofErr w:type="spellEnd"/>
-      <w:r>
-        <w:t>)</w:t>
+        <w:t>Critical (mortalitas &gt;20%, ancaman biosekuriti)</w:t>
       </w:r>
     </w:p>
     <w:p>
@@ -4984,23 +3035,7 @@
           <w:b/>
           <w:bCs/>
         </w:rPr>
-        <w:t xml:space="preserve">11. </w:t>
-      </w:r>
-      <w:proofErr w:type="spellStart"/>
-      <w:r>
-        <w:rPr>
-          <w:b/>
-          <w:bCs/>
-        </w:rPr>
-        <w:t>Gejala</w:t>
-      </w:r>
-      <w:proofErr w:type="spellEnd"/>
-      <w:r>
-        <w:rPr>
-          <w:b/>
-          <w:bCs/>
-        </w:rPr>
-        <w:t xml:space="preserve"> Klinis </w:t>
+        <w:t xml:space="preserve">11. Gejala Klinis </w:t>
       </w:r>
       <w:r>
         <w:rPr>
@@ -5045,13 +3080,8 @@
         </w:numPr>
       </w:pPr>
       <w:r>
-        <w:t xml:space="preserve">Lethargy / </w:t>
-      </w:r>
-      <w:proofErr w:type="spellStart"/>
-      <w:r>
-        <w:t>lesu</w:t>
-      </w:r>
-      <w:proofErr w:type="spellEnd"/>
+        <w:t>Lethargy / lesu</w:t>
+      </w:r>
     </w:p>
     <w:p>
       <w:pPr>
@@ -5061,11 +3091,9 @@
           <w:numId w:val="17"/>
         </w:numPr>
       </w:pPr>
-      <w:proofErr w:type="spellStart"/>
       <w:r>
         <w:t>Anoreksia</w:t>
       </w:r>
-      <w:proofErr w:type="spellEnd"/>
     </w:p>
     <w:p>
       <w:pPr>
@@ -5076,15 +3104,7 @@
         </w:numPr>
       </w:pPr>
       <w:r>
-        <w:t xml:space="preserve">Edema </w:t>
-      </w:r>
-      <w:proofErr w:type="spellStart"/>
-      <w:r>
-        <w:t>jengger</w:t>
-      </w:r>
-      <w:proofErr w:type="spellEnd"/>
-      <w:r>
-        <w:t xml:space="preserve"> &amp; pial</w:t>
+        <w:t>Edema jengger &amp; pial</w:t>
       </w:r>
     </w:p>
     <w:p>
@@ -5095,544 +3115,270 @@
           <w:numId w:val="17"/>
         </w:numPr>
       </w:pPr>
-      <w:proofErr w:type="spellStart"/>
-      <w:r>
-        <w:t>Sianosis</w:t>
-      </w:r>
-      <w:proofErr w:type="spellEnd"/>
-      <w:r>
-        <w:t xml:space="preserve"> (</w:t>
-      </w:r>
-      <w:proofErr w:type="spellStart"/>
-      <w:r>
-        <w:t>jengger</w:t>
-      </w:r>
-      <w:proofErr w:type="spellEnd"/>
+      <w:r>
+        <w:t>Sianosis (jengger kebiruan)</w:t>
+      </w:r>
+    </w:p>
+    <w:p>
+      <w:pPr>
+        <w:pStyle w:val="ListParagraph"/>
+        <w:numPr>
+          <w:ilvl w:val="0"/>
+          <w:numId w:val="17"/>
+        </w:numPr>
+      </w:pPr>
+      <w:r>
+        <w:t>Pendarahan (kulit, otot, organ)</w:t>
+      </w:r>
+    </w:p>
+    <w:p>
+      <w:pPr>
+        <w:pStyle w:val="ListParagraph"/>
+        <w:numPr>
+          <w:ilvl w:val="0"/>
+          <w:numId w:val="17"/>
+        </w:numPr>
+      </w:pPr>
+      <w:r>
+        <w:lastRenderedPageBreak/>
+        <w:t>Tortikolis / kepala miring</w:t>
+      </w:r>
+    </w:p>
+    <w:p>
+      <w:pPr>
+        <w:pStyle w:val="ListParagraph"/>
+        <w:numPr>
+          <w:ilvl w:val="0"/>
+          <w:numId w:val="17"/>
+        </w:numPr>
+      </w:pPr>
+      <w:r>
+        <w:t>Penurunan produksi telur (&gt;10%)</w:t>
+      </w:r>
+    </w:p>
+    <w:p>
+      <w:pPr>
+        <w:pStyle w:val="ListParagraph"/>
+        <w:numPr>
+          <w:ilvl w:val="0"/>
+          <w:numId w:val="17"/>
+        </w:numPr>
+      </w:pPr>
+      <w:r>
+        <w:t>Telur abnormal (kerut, tanpa cangkang)</w:t>
+      </w:r>
+    </w:p>
+    <w:p>
+      <w:pPr>
+        <w:pStyle w:val="ListParagraph"/>
+        <w:numPr>
+          <w:ilvl w:val="0"/>
+          <w:numId w:val="17"/>
+        </w:numPr>
+      </w:pPr>
+      <w:r>
+        <w:t>Diare (putih, hijau, berdarah)</w:t>
+      </w:r>
+    </w:p>
+    <w:p>
+      <w:pPr>
+        <w:pStyle w:val="ListParagraph"/>
+        <w:numPr>
+          <w:ilvl w:val="0"/>
+          <w:numId w:val="17"/>
+        </w:numPr>
+      </w:pPr>
+      <w:r>
+        <w:t>Sesak napas / ngorok</w:t>
+      </w:r>
+    </w:p>
+    <w:p>
+      <w:pPr>
+        <w:pStyle w:val="ListParagraph"/>
+        <w:numPr>
+          <w:ilvl w:val="0"/>
+          <w:numId w:val="17"/>
+        </w:numPr>
+      </w:pPr>
+      <w:r>
+        <w:t>Pembengkakan wajah</w:t>
+      </w:r>
+    </w:p>
+    <w:p>
+      <w:pPr>
+        <w:pStyle w:val="ListParagraph"/>
+        <w:numPr>
+          <w:ilvl w:val="0"/>
+          <w:numId w:val="17"/>
+        </w:numPr>
+      </w:pPr>
+      <w:r>
+        <w:t>Kematian mendadak</w:t>
+      </w:r>
+    </w:p>
+    <w:p>
+      <w:pPr>
+        <w:pStyle w:val="ListParagraph"/>
+        <w:rPr>
+          <w:b/>
+          <w:bCs/>
+        </w:rPr>
+      </w:pPr>
+      <w:r>
+        <w:rPr>
+          <w:rFonts w:ascii="Segoe UI Emoji" w:hAnsi="Segoe UI Emoji" w:cs="Segoe UI Emoji"/>
+          <w:b/>
+          <w:bCs/>
+        </w:rPr>
+        <w:t>🐖</w:t>
+      </w:r>
+      <w:r>
+        <w:rPr>
+          <w:b/>
+          <w:bCs/>
+        </w:rPr>
+        <w:t xml:space="preserve"> Swine (Checkbox):</w:t>
+      </w:r>
+    </w:p>
+    <w:p>
+      <w:pPr>
+        <w:pStyle w:val="ListParagraph"/>
+        <w:numPr>
+          <w:ilvl w:val="0"/>
+          <w:numId w:val="18"/>
+        </w:numPr>
+      </w:pPr>
+      <w:r>
+        <w:t>Demam &gt;40°C</w:t>
+      </w:r>
+    </w:p>
+    <w:p>
+      <w:pPr>
+        <w:pStyle w:val="ListParagraph"/>
+        <w:numPr>
+          <w:ilvl w:val="0"/>
+          <w:numId w:val="18"/>
+        </w:numPr>
+      </w:pPr>
+      <w:r>
+        <w:t>Anoreksia</w:t>
+      </w:r>
+    </w:p>
+    <w:p>
+      <w:pPr>
+        <w:pStyle w:val="ListParagraph"/>
+        <w:numPr>
+          <w:ilvl w:val="0"/>
+          <w:numId w:val="18"/>
+        </w:numPr>
+      </w:pPr>
+      <w:r>
+        <w:t>Lethargy</w:t>
+      </w:r>
+    </w:p>
+    <w:p>
+      <w:pPr>
+        <w:pStyle w:val="ListParagraph"/>
+        <w:numPr>
+          <w:ilvl w:val="0"/>
+          <w:numId w:val="18"/>
+        </w:numPr>
+      </w:pPr>
+      <w:r>
+        <w:t>Batuk / sesak / napas cepat</w:t>
+      </w:r>
+    </w:p>
+    <w:p>
+      <w:pPr>
+        <w:pStyle w:val="ListParagraph"/>
+        <w:numPr>
+          <w:ilvl w:val="0"/>
+          <w:numId w:val="18"/>
+        </w:numPr>
+      </w:pPr>
+      <w:r>
+        <w:t>Abortus / kelahiran prematur</w:t>
+      </w:r>
+    </w:p>
+    <w:p>
+      <w:pPr>
+        <w:pStyle w:val="ListParagraph"/>
+        <w:numPr>
+          <w:ilvl w:val="0"/>
+          <w:numId w:val="18"/>
+        </w:numPr>
+        <w:rPr>
+          <w:lang w:val="nb-NO"/>
+        </w:rPr>
+      </w:pPr>
+      <w:r>
+        <w:rPr>
+          <w:lang w:val="nb-NO"/>
+        </w:rPr>
+        <w:t>Sianosis kulit (telinga, perut, ekstremitas)</w:t>
+      </w:r>
+    </w:p>
+    <w:p>
+      <w:pPr>
+        <w:pStyle w:val="ListParagraph"/>
+        <w:numPr>
+          <w:ilvl w:val="0"/>
+          <w:numId w:val="18"/>
+        </w:numPr>
+      </w:pPr>
+      <w:r>
+        <w:t>Ataksia / lumpuh</w:t>
+      </w:r>
+    </w:p>
+    <w:p>
+      <w:pPr>
+        <w:pStyle w:val="ListParagraph"/>
+        <w:numPr>
+          <w:ilvl w:val="0"/>
+          <w:numId w:val="18"/>
+        </w:numPr>
+      </w:pPr>
+      <w:r>
+        <w:t>Diare (bisa berdarah)</w:t>
+      </w:r>
+    </w:p>
+    <w:p>
+      <w:pPr>
+        <w:pStyle w:val="ListParagraph"/>
+        <w:numPr>
+          <w:ilvl w:val="0"/>
+          <w:numId w:val="18"/>
+        </w:numPr>
+      </w:pPr>
+      <w:r>
+        <w:t>Ruam kulit / lesi merah</w:t>
+      </w:r>
+    </w:p>
+    <w:p>
+      <w:pPr>
+        <w:pStyle w:val="ListParagraph"/>
+        <w:numPr>
+          <w:ilvl w:val="0"/>
+          <w:numId w:val="18"/>
+        </w:numPr>
+      </w:pPr>
+      <w:r>
+        <w:t>Kematian mendadak (tanpa gejala)</w:t>
+      </w:r>
+    </w:p>
+    <w:p>
+      <w:pPr>
+        <w:pStyle w:val="ListParagraph"/>
+      </w:pPr>
+      <w:r>
+        <w:rPr>
+          <w:rFonts w:ascii="Segoe UI Emoji" w:hAnsi="Segoe UI Emoji" w:cs="Segoe UI Emoji"/>
+        </w:rPr>
+        <w:t>✅</w:t>
+      </w:r>
       <w:r>
         <w:t xml:space="preserve"> </w:t>
       </w:r>
-      <w:proofErr w:type="spellStart"/>
-      <w:r>
-        <w:t>kebiruan</w:t>
-      </w:r>
-      <w:proofErr w:type="spellEnd"/>
-      <w:r>
-        <w:t>)</w:t>
-      </w:r>
-    </w:p>
-    <w:p>
-      <w:pPr>
-        <w:pStyle w:val="ListParagraph"/>
-        <w:numPr>
-          <w:ilvl w:val="0"/>
-          <w:numId w:val="17"/>
-        </w:numPr>
-      </w:pPr>
-      <w:proofErr w:type="spellStart"/>
-      <w:r>
-        <w:t>Pendarahan</w:t>
-      </w:r>
-      <w:proofErr w:type="spellEnd"/>
-      <w:r>
-        <w:t xml:space="preserve"> (</w:t>
-      </w:r>
-      <w:proofErr w:type="spellStart"/>
-      <w:r>
-        <w:t>kulit</w:t>
-      </w:r>
-      <w:proofErr w:type="spellEnd"/>
-      <w:r>
-        <w:t xml:space="preserve">, </w:t>
-      </w:r>
-      <w:proofErr w:type="spellStart"/>
-      <w:r>
-        <w:t>otot</w:t>
-      </w:r>
-      <w:proofErr w:type="spellEnd"/>
-      <w:r>
-        <w:t>, organ)</w:t>
-      </w:r>
-    </w:p>
-    <w:p>
-      <w:pPr>
-        <w:pStyle w:val="ListParagraph"/>
-        <w:numPr>
-          <w:ilvl w:val="0"/>
-          <w:numId w:val="17"/>
-        </w:numPr>
-      </w:pPr>
-      <w:proofErr w:type="spellStart"/>
-      <w:r>
-        <w:lastRenderedPageBreak/>
-        <w:t>Tortikolis</w:t>
-      </w:r>
-      <w:proofErr w:type="spellEnd"/>
-      <w:r>
-        <w:t xml:space="preserve"> / </w:t>
-      </w:r>
-      <w:proofErr w:type="spellStart"/>
-      <w:r>
-        <w:t>kepala</w:t>
-      </w:r>
-      <w:proofErr w:type="spellEnd"/>
-      <w:r>
-        <w:t xml:space="preserve"> miring</w:t>
-      </w:r>
-    </w:p>
-    <w:p>
-      <w:pPr>
-        <w:pStyle w:val="ListParagraph"/>
-        <w:numPr>
-          <w:ilvl w:val="0"/>
-          <w:numId w:val="17"/>
-        </w:numPr>
-      </w:pPr>
-      <w:proofErr w:type="spellStart"/>
-      <w:r>
-        <w:t>Penurunan</w:t>
-      </w:r>
-      <w:proofErr w:type="spellEnd"/>
-      <w:r>
-        <w:t xml:space="preserve"> </w:t>
-      </w:r>
-      <w:proofErr w:type="spellStart"/>
-      <w:r>
-        <w:t>produksi</w:t>
-      </w:r>
-      <w:proofErr w:type="spellEnd"/>
-      <w:r>
-        <w:t xml:space="preserve"> </w:t>
-      </w:r>
-      <w:proofErr w:type="spellStart"/>
-      <w:r>
-        <w:t>telur</w:t>
-      </w:r>
-      <w:proofErr w:type="spellEnd"/>
-      <w:r>
-        <w:t xml:space="preserve"> (&gt;10%)</w:t>
-      </w:r>
-    </w:p>
-    <w:p>
-      <w:pPr>
-        <w:pStyle w:val="ListParagraph"/>
-        <w:numPr>
-          <w:ilvl w:val="0"/>
-          <w:numId w:val="17"/>
-        </w:numPr>
-      </w:pPr>
-      <w:proofErr w:type="spellStart"/>
-      <w:r>
-        <w:t>Telur</w:t>
-      </w:r>
-      <w:proofErr w:type="spellEnd"/>
-      <w:r>
-        <w:t xml:space="preserve"> abnormal (</w:t>
-      </w:r>
-      <w:proofErr w:type="spellStart"/>
-      <w:r>
-        <w:t>kerut</w:t>
-      </w:r>
-      <w:proofErr w:type="spellEnd"/>
-      <w:r>
-        <w:t xml:space="preserve">, </w:t>
-      </w:r>
-      <w:proofErr w:type="spellStart"/>
-      <w:r>
-        <w:t>tanpa</w:t>
-      </w:r>
-      <w:proofErr w:type="spellEnd"/>
-      <w:r>
-        <w:t xml:space="preserve"> </w:t>
-      </w:r>
-      <w:proofErr w:type="spellStart"/>
-      <w:r>
-        <w:t>cangkang</w:t>
-      </w:r>
-      <w:proofErr w:type="spellEnd"/>
-      <w:r>
-        <w:t>)</w:t>
-      </w:r>
-    </w:p>
-    <w:p>
-      <w:pPr>
-        <w:pStyle w:val="ListParagraph"/>
-        <w:numPr>
-          <w:ilvl w:val="0"/>
-          <w:numId w:val="17"/>
-        </w:numPr>
-      </w:pPr>
-      <w:proofErr w:type="spellStart"/>
-      <w:r>
-        <w:t>Diare</w:t>
-      </w:r>
-      <w:proofErr w:type="spellEnd"/>
-      <w:r>
-        <w:t xml:space="preserve"> (</w:t>
-      </w:r>
-      <w:proofErr w:type="spellStart"/>
-      <w:r>
-        <w:t>putih</w:t>
-      </w:r>
-      <w:proofErr w:type="spellEnd"/>
-      <w:r>
-        <w:t xml:space="preserve">, </w:t>
-      </w:r>
-      <w:proofErr w:type="spellStart"/>
-      <w:r>
-        <w:t>hijau</w:t>
-      </w:r>
-      <w:proofErr w:type="spellEnd"/>
-      <w:r>
-        <w:t xml:space="preserve">, </w:t>
-      </w:r>
-      <w:proofErr w:type="spellStart"/>
-      <w:r>
-        <w:t>berdarah</w:t>
-      </w:r>
-      <w:proofErr w:type="spellEnd"/>
-      <w:r>
-        <w:t>)</w:t>
-      </w:r>
-    </w:p>
-    <w:p>
-      <w:pPr>
-        <w:pStyle w:val="ListParagraph"/>
-        <w:numPr>
-          <w:ilvl w:val="0"/>
-          <w:numId w:val="17"/>
-        </w:numPr>
-      </w:pPr>
-      <w:r>
-        <w:t xml:space="preserve">Sesak napas / </w:t>
-      </w:r>
-      <w:proofErr w:type="spellStart"/>
-      <w:r>
-        <w:t>ngorok</w:t>
-      </w:r>
-      <w:proofErr w:type="spellEnd"/>
-    </w:p>
-    <w:p>
-      <w:pPr>
-        <w:pStyle w:val="ListParagraph"/>
-        <w:numPr>
-          <w:ilvl w:val="0"/>
-          <w:numId w:val="17"/>
-        </w:numPr>
-      </w:pPr>
-      <w:proofErr w:type="spellStart"/>
-      <w:r>
-        <w:t>Pembengkakan</w:t>
-      </w:r>
-      <w:proofErr w:type="spellEnd"/>
-      <w:r>
-        <w:t xml:space="preserve"> </w:t>
-      </w:r>
-      <w:proofErr w:type="spellStart"/>
-      <w:r>
-        <w:t>wajah</w:t>
-      </w:r>
-      <w:proofErr w:type="spellEnd"/>
-    </w:p>
-    <w:p>
-      <w:pPr>
-        <w:pStyle w:val="ListParagraph"/>
-        <w:numPr>
-          <w:ilvl w:val="0"/>
-          <w:numId w:val="17"/>
-        </w:numPr>
-      </w:pPr>
-      <w:proofErr w:type="spellStart"/>
-      <w:r>
-        <w:t>Kematian</w:t>
-      </w:r>
-      <w:proofErr w:type="spellEnd"/>
-      <w:r>
-        <w:t xml:space="preserve"> </w:t>
-      </w:r>
-      <w:proofErr w:type="spellStart"/>
-      <w:r>
-        <w:t>mendadak</w:t>
-      </w:r>
-      <w:proofErr w:type="spellEnd"/>
-    </w:p>
-    <w:p>
-      <w:pPr>
-        <w:pStyle w:val="ListParagraph"/>
-        <w:rPr>
-          <w:b/>
-          <w:bCs/>
-        </w:rPr>
-      </w:pPr>
-      <w:r>
-        <w:rPr>
-          <w:rFonts w:ascii="Segoe UI Emoji" w:hAnsi="Segoe UI Emoji" w:cs="Segoe UI Emoji"/>
-          <w:b/>
-          <w:bCs/>
-        </w:rPr>
-        <w:t>🐖</w:t>
-      </w:r>
-      <w:r>
-        <w:rPr>
-          <w:b/>
-          <w:bCs/>
-        </w:rPr>
-        <w:t xml:space="preserve"> Swine (Checkbox):</w:t>
-      </w:r>
-    </w:p>
-    <w:p>
-      <w:pPr>
-        <w:pStyle w:val="ListParagraph"/>
-        <w:numPr>
-          <w:ilvl w:val="0"/>
-          <w:numId w:val="18"/>
-        </w:numPr>
-      </w:pPr>
-      <w:proofErr w:type="spellStart"/>
-      <w:r>
-        <w:t>Demam</w:t>
-      </w:r>
-      <w:proofErr w:type="spellEnd"/>
-      <w:r>
-        <w:t xml:space="preserve"> &gt;40°C</w:t>
-      </w:r>
-    </w:p>
-    <w:p>
-      <w:pPr>
-        <w:pStyle w:val="ListParagraph"/>
-        <w:numPr>
-          <w:ilvl w:val="0"/>
-          <w:numId w:val="18"/>
-        </w:numPr>
-      </w:pPr>
-      <w:proofErr w:type="spellStart"/>
-      <w:r>
-        <w:t>Anoreksia</w:t>
-      </w:r>
-      <w:proofErr w:type="spellEnd"/>
-    </w:p>
-    <w:p>
-      <w:pPr>
-        <w:pStyle w:val="ListParagraph"/>
-        <w:numPr>
-          <w:ilvl w:val="0"/>
-          <w:numId w:val="18"/>
-        </w:numPr>
-      </w:pPr>
-      <w:r>
-        <w:t>Lethargy</w:t>
-      </w:r>
-    </w:p>
-    <w:p>
-      <w:pPr>
-        <w:pStyle w:val="ListParagraph"/>
-        <w:numPr>
-          <w:ilvl w:val="0"/>
-          <w:numId w:val="18"/>
-        </w:numPr>
-      </w:pPr>
-      <w:r>
-        <w:t xml:space="preserve">Batuk / </w:t>
-      </w:r>
-      <w:proofErr w:type="spellStart"/>
-      <w:r>
-        <w:t>sesak</w:t>
-      </w:r>
-      <w:proofErr w:type="spellEnd"/>
-      <w:r>
-        <w:t xml:space="preserve"> / napas </w:t>
-      </w:r>
-      <w:proofErr w:type="spellStart"/>
-      <w:r>
-        <w:t>cepat</w:t>
-      </w:r>
-      <w:proofErr w:type="spellEnd"/>
-    </w:p>
-    <w:p>
-      <w:pPr>
-        <w:pStyle w:val="ListParagraph"/>
-        <w:numPr>
-          <w:ilvl w:val="0"/>
-          <w:numId w:val="18"/>
-        </w:numPr>
-      </w:pPr>
-      <w:r>
-        <w:t xml:space="preserve">Abortus / </w:t>
-      </w:r>
-      <w:proofErr w:type="spellStart"/>
-      <w:r>
-        <w:t>kelahiran</w:t>
-      </w:r>
-      <w:proofErr w:type="spellEnd"/>
-      <w:r>
-        <w:t xml:space="preserve"> </w:t>
-      </w:r>
-      <w:proofErr w:type="spellStart"/>
-      <w:r>
-        <w:t>prematur</w:t>
-      </w:r>
-      <w:proofErr w:type="spellEnd"/>
-    </w:p>
-    <w:p>
-      <w:pPr>
-        <w:pStyle w:val="ListParagraph"/>
-        <w:numPr>
-          <w:ilvl w:val="0"/>
-          <w:numId w:val="18"/>
-        </w:numPr>
-        <w:rPr>
-          <w:lang w:val="nb-NO"/>
-        </w:rPr>
-      </w:pPr>
-      <w:r>
-        <w:rPr>
-          <w:lang w:val="nb-NO"/>
-        </w:rPr>
-        <w:t>Sianosis kulit (telinga, perut, ekstremitas)</w:t>
-      </w:r>
-    </w:p>
-    <w:p>
-      <w:pPr>
-        <w:pStyle w:val="ListParagraph"/>
-        <w:numPr>
-          <w:ilvl w:val="0"/>
-          <w:numId w:val="18"/>
-        </w:numPr>
-      </w:pPr>
-      <w:proofErr w:type="spellStart"/>
-      <w:r>
-        <w:t>Ataksia</w:t>
-      </w:r>
-      <w:proofErr w:type="spellEnd"/>
-      <w:r>
-        <w:t xml:space="preserve"> / </w:t>
-      </w:r>
-      <w:proofErr w:type="spellStart"/>
-      <w:r>
-        <w:t>lumpuh</w:t>
-      </w:r>
-      <w:proofErr w:type="spellEnd"/>
-    </w:p>
-    <w:p>
-      <w:pPr>
-        <w:pStyle w:val="ListParagraph"/>
-        <w:numPr>
-          <w:ilvl w:val="0"/>
-          <w:numId w:val="18"/>
-        </w:numPr>
-      </w:pPr>
-      <w:proofErr w:type="spellStart"/>
-      <w:r>
-        <w:t>Diare</w:t>
-      </w:r>
-      <w:proofErr w:type="spellEnd"/>
-      <w:r>
-        <w:t xml:space="preserve"> (</w:t>
-      </w:r>
-      <w:proofErr w:type="spellStart"/>
-      <w:r>
-        <w:t>bisa</w:t>
-      </w:r>
-      <w:proofErr w:type="spellEnd"/>
-      <w:r>
-        <w:t xml:space="preserve"> </w:t>
-      </w:r>
-      <w:proofErr w:type="spellStart"/>
-      <w:r>
-        <w:t>berdarah</w:t>
-      </w:r>
-      <w:proofErr w:type="spellEnd"/>
-      <w:r>
-        <w:t>)</w:t>
-      </w:r>
-    </w:p>
-    <w:p>
-      <w:pPr>
-        <w:pStyle w:val="ListParagraph"/>
-        <w:numPr>
-          <w:ilvl w:val="0"/>
-          <w:numId w:val="18"/>
-        </w:numPr>
-      </w:pPr>
-      <w:r>
-        <w:t xml:space="preserve">Ruam </w:t>
-      </w:r>
-      <w:proofErr w:type="spellStart"/>
-      <w:r>
-        <w:t>kulit</w:t>
-      </w:r>
-      <w:proofErr w:type="spellEnd"/>
-      <w:r>
-        <w:t xml:space="preserve"> / </w:t>
-      </w:r>
-      <w:proofErr w:type="spellStart"/>
-      <w:r>
-        <w:t>lesi</w:t>
-      </w:r>
-      <w:proofErr w:type="spellEnd"/>
-      <w:r>
-        <w:t xml:space="preserve"> </w:t>
-      </w:r>
-      <w:proofErr w:type="spellStart"/>
-      <w:r>
-        <w:t>merah</w:t>
-      </w:r>
-      <w:proofErr w:type="spellEnd"/>
-    </w:p>
-    <w:p>
-      <w:pPr>
-        <w:pStyle w:val="ListParagraph"/>
-        <w:numPr>
-          <w:ilvl w:val="0"/>
-          <w:numId w:val="18"/>
-        </w:numPr>
-      </w:pPr>
-      <w:proofErr w:type="spellStart"/>
-      <w:r>
-        <w:t>Kematian</w:t>
-      </w:r>
-      <w:proofErr w:type="spellEnd"/>
-      <w:r>
-        <w:t xml:space="preserve"> </w:t>
-      </w:r>
-      <w:proofErr w:type="spellStart"/>
-      <w:r>
-        <w:t>mendadak</w:t>
-      </w:r>
-      <w:proofErr w:type="spellEnd"/>
-      <w:r>
-        <w:t xml:space="preserve"> (</w:t>
-      </w:r>
-      <w:proofErr w:type="spellStart"/>
-      <w:r>
-        <w:t>tanpa</w:t>
-      </w:r>
-      <w:proofErr w:type="spellEnd"/>
-      <w:r>
-        <w:t xml:space="preserve"> </w:t>
-      </w:r>
-      <w:proofErr w:type="spellStart"/>
-      <w:r>
-        <w:t>gejala</w:t>
-      </w:r>
-      <w:proofErr w:type="spellEnd"/>
-      <w:r>
-        <w:t>)</w:t>
-      </w:r>
-    </w:p>
-    <w:p>
-      <w:pPr>
-        <w:pStyle w:val="ListParagraph"/>
-      </w:pPr>
-      <w:r>
-        <w:rPr>
-          <w:rFonts w:ascii="Segoe UI Emoji" w:hAnsi="Segoe UI Emoji" w:cs="Segoe UI Emoji"/>
-        </w:rPr>
-        <w:t>✅</w:t>
-      </w:r>
-      <w:r>
-        <w:t xml:space="preserve"> </w:t>
-      </w:r>
-      <w:proofErr w:type="spellStart"/>
       <w:r>
         <w:rPr>
           <w:b/>
@@ -5640,56 +3386,15 @@
         </w:rPr>
         <w:t>Opsional</w:t>
       </w:r>
-      <w:proofErr w:type="spellEnd"/>
-      <w:r>
-        <w:t xml:space="preserve">: </w:t>
-      </w:r>
-      <w:proofErr w:type="spellStart"/>
-      <w:r>
-        <w:t>Tambahkan</w:t>
-      </w:r>
-      <w:proofErr w:type="spellEnd"/>
-      <w:r>
-        <w:t xml:space="preserve"> </w:t>
-      </w:r>
-      <w:r>
-        <w:rPr>
-          <w:b/>
-          <w:bCs/>
-        </w:rPr>
-        <w:t>"</w:t>
-      </w:r>
-      <w:proofErr w:type="spellStart"/>
-      <w:r>
-        <w:rPr>
-          <w:b/>
-          <w:bCs/>
-        </w:rPr>
-        <w:t>Gejala</w:t>
-      </w:r>
-      <w:proofErr w:type="spellEnd"/>
-      <w:r>
-        <w:rPr>
-          <w:b/>
-          <w:bCs/>
-        </w:rPr>
-        <w:t xml:space="preserve"> Lain (</w:t>
-      </w:r>
-      <w:proofErr w:type="spellStart"/>
-      <w:r>
-        <w:rPr>
-          <w:b/>
-          <w:bCs/>
-        </w:rPr>
-        <w:t>sebutkan</w:t>
-      </w:r>
-      <w:proofErr w:type="spellEnd"/>
-      <w:r>
-        <w:rPr>
-          <w:b/>
-          <w:bCs/>
-        </w:rPr>
-        <w:t>)"</w:t>
+      <w:r>
+        <w:t xml:space="preserve">: Tambahkan </w:t>
+      </w:r>
+      <w:r>
+        <w:rPr>
+          <w:b/>
+          <w:bCs/>
+        </w:rPr>
+        <w:t>"Gejala Lain (sebutkan)"</w:t>
       </w:r>
       <w:r>
         <w:t xml:space="preserve"> → text input</w:t>
@@ -5718,33 +3423,8 @@
           <w:b/>
           <w:bCs/>
         </w:rPr>
-        <w:t xml:space="preserve">12. </w:t>
-      </w:r>
-      <w:proofErr w:type="spellStart"/>
-      <w:r>
-        <w:rPr>
-          <w:b/>
-          <w:bCs/>
-        </w:rPr>
-        <w:t>Temuan</w:t>
-      </w:r>
-      <w:proofErr w:type="spellEnd"/>
-      <w:r>
-        <w:rPr>
-          <w:b/>
-          <w:bCs/>
-        </w:rPr>
-        <w:t xml:space="preserve"> </w:t>
-      </w:r>
-      <w:proofErr w:type="spellStart"/>
-      <w:r>
-        <w:rPr>
-          <w:b/>
-          <w:bCs/>
-        </w:rPr>
-        <w:t>Patologi</w:t>
-      </w:r>
-      <w:proofErr w:type="spellEnd"/>
+        <w:t>12. Temuan Patologi</w:t>
+      </w:r>
     </w:p>
     <w:p>
       <w:pPr>
@@ -5754,7 +3434,6 @@
           <w:numId w:val="19"/>
         </w:numPr>
       </w:pPr>
-      <w:proofErr w:type="spellStart"/>
       <w:r>
         <w:rPr>
           <w:b/>
@@ -5762,15 +3441,9 @@
         </w:rPr>
         <w:t>Tipe</w:t>
       </w:r>
-      <w:proofErr w:type="spellEnd"/>
-      <w:r>
-        <w:t xml:space="preserve">: </w:t>
-      </w:r>
-      <w:proofErr w:type="spellStart"/>
-      <w:r>
-        <w:t>Textarea</w:t>
-      </w:r>
-      <w:proofErr w:type="spellEnd"/>
+      <w:r>
+        <w:t>: Textarea</w:t>
+      </w:r>
     </w:p>
     <w:p>
       <w:pPr>
@@ -5798,151 +3471,7 @@
           <w:i/>
           <w:iCs/>
         </w:rPr>
-        <w:t>"</w:t>
-      </w:r>
-      <w:proofErr w:type="spellStart"/>
-      <w:r>
-        <w:rPr>
-          <w:i/>
-          <w:iCs/>
-        </w:rPr>
-        <w:t>Contoh</w:t>
-      </w:r>
-      <w:proofErr w:type="spellEnd"/>
-      <w:r>
-        <w:rPr>
-          <w:i/>
-          <w:iCs/>
-        </w:rPr>
-        <w:t xml:space="preserve">: Limpa </w:t>
-      </w:r>
-      <w:proofErr w:type="spellStart"/>
-      <w:r>
-        <w:rPr>
-          <w:i/>
-          <w:iCs/>
-        </w:rPr>
-        <w:t>membesar</w:t>
-      </w:r>
-      <w:proofErr w:type="spellEnd"/>
-      <w:r>
-        <w:rPr>
-          <w:i/>
-          <w:iCs/>
-        </w:rPr>
-        <w:t xml:space="preserve">, </w:t>
-      </w:r>
-      <w:proofErr w:type="spellStart"/>
-      <w:r>
-        <w:rPr>
-          <w:i/>
-          <w:iCs/>
-        </w:rPr>
-        <w:t>nekrosis</w:t>
-      </w:r>
-      <w:proofErr w:type="spellEnd"/>
-      <w:r>
-        <w:rPr>
-          <w:i/>
-          <w:iCs/>
-        </w:rPr>
-        <w:t xml:space="preserve"> </w:t>
-      </w:r>
-      <w:proofErr w:type="spellStart"/>
-      <w:r>
-        <w:rPr>
-          <w:i/>
-          <w:iCs/>
-        </w:rPr>
-        <w:t>pankreas</w:t>
-      </w:r>
-      <w:proofErr w:type="spellEnd"/>
-      <w:r>
-        <w:rPr>
-          <w:i/>
-          <w:iCs/>
-        </w:rPr>
-        <w:t xml:space="preserve">, </w:t>
-      </w:r>
-      <w:proofErr w:type="spellStart"/>
-      <w:r>
-        <w:rPr>
-          <w:i/>
-          <w:iCs/>
-        </w:rPr>
-        <w:t>perdarahan</w:t>
-      </w:r>
-      <w:proofErr w:type="spellEnd"/>
-      <w:r>
-        <w:rPr>
-          <w:i/>
-          <w:iCs/>
-        </w:rPr>
-        <w:t xml:space="preserve"> di </w:t>
-      </w:r>
-      <w:proofErr w:type="spellStart"/>
-      <w:r>
-        <w:rPr>
-          <w:i/>
-          <w:iCs/>
-        </w:rPr>
-        <w:t>proventrikulus</w:t>
-      </w:r>
-      <w:proofErr w:type="spellEnd"/>
-      <w:r>
-        <w:rPr>
-          <w:i/>
-          <w:iCs/>
-        </w:rPr>
-        <w:t xml:space="preserve">, tracheitis, pneumonia </w:t>
-      </w:r>
-      <w:proofErr w:type="spellStart"/>
-      <w:r>
-        <w:rPr>
-          <w:i/>
-          <w:iCs/>
-        </w:rPr>
-        <w:t>interstisial</w:t>
-      </w:r>
-      <w:proofErr w:type="spellEnd"/>
-      <w:r>
-        <w:rPr>
-          <w:i/>
-          <w:iCs/>
-        </w:rPr>
-        <w:t xml:space="preserve">, enteritis </w:t>
-      </w:r>
-      <w:proofErr w:type="spellStart"/>
-      <w:r>
-        <w:rPr>
-          <w:i/>
-          <w:iCs/>
-        </w:rPr>
-        <w:t>hemoragik</w:t>
-      </w:r>
-      <w:proofErr w:type="spellEnd"/>
-      <w:r>
-        <w:rPr>
-          <w:i/>
-          <w:iCs/>
-        </w:rPr>
-        <w:t xml:space="preserve">, </w:t>
-      </w:r>
-      <w:proofErr w:type="spellStart"/>
-      <w:r>
-        <w:rPr>
-          <w:i/>
-          <w:iCs/>
-        </w:rPr>
-        <w:t>dll</w:t>
-      </w:r>
-      <w:proofErr w:type="spellEnd"/>
-      <w:r>
-        <w:rPr>
-          <w:i/>
-          <w:iCs/>
-        </w:rPr>
-        <w:t>."</w:t>
+        <w:t>"Contoh: Limpa membesar, nekrosis pankreas, perdarahan di proventrikulus, tracheitis, pneumonia interstisial, enteritis hemoragik, dll."</w:t>
       </w:r>
     </w:p>
     <w:p>
@@ -5968,23 +3497,7 @@
           <w:b/>
           <w:bCs/>
         </w:rPr>
-        <w:t xml:space="preserve">13–14. </w:t>
-      </w:r>
-      <w:proofErr w:type="spellStart"/>
-      <w:r>
-        <w:rPr>
-          <w:b/>
-          <w:bCs/>
-        </w:rPr>
-        <w:t>Jumlah</w:t>
-      </w:r>
-      <w:proofErr w:type="spellEnd"/>
-      <w:r>
-        <w:rPr>
-          <w:b/>
-          <w:bCs/>
-        </w:rPr>
-        <w:t xml:space="preserve"> Hewan Sakit &amp; Mati</w:t>
+        <w:t>13–14. Jumlah Hewan Sakit &amp; Mati</w:t>
       </w:r>
     </w:p>
     <w:p>
@@ -5995,7 +3508,6 @@
           <w:numId w:val="20"/>
         </w:numPr>
       </w:pPr>
-      <w:proofErr w:type="spellStart"/>
       <w:r>
         <w:rPr>
           <w:b/>
@@ -6003,7 +3515,6 @@
         </w:rPr>
         <w:t>Tipe</w:t>
       </w:r>
-      <w:proofErr w:type="spellEnd"/>
       <w:r>
         <w:t>: Number</w:t>
       </w:r>
@@ -6016,7 +3527,6 @@
           <w:numId w:val="20"/>
         </w:numPr>
       </w:pPr>
-      <w:proofErr w:type="spellStart"/>
       <w:r>
         <w:rPr>
           <w:b/>
@@ -6024,7 +3534,6 @@
         </w:rPr>
         <w:t>Validasi</w:t>
       </w:r>
-      <w:proofErr w:type="spellEnd"/>
       <w:r>
         <w:t>:</w:t>
       </w:r>
@@ -6037,21 +3546,8 @@
           <w:numId w:val="20"/>
         </w:numPr>
       </w:pPr>
-      <w:proofErr w:type="spellStart"/>
-      <w:r>
-        <w:t>Jumlah</w:t>
-      </w:r>
-      <w:proofErr w:type="spellEnd"/>
-      <w:r>
-        <w:t xml:space="preserve"> Sakit ≥ </w:t>
-      </w:r>
-      <w:proofErr w:type="spellStart"/>
-      <w:r>
-        <w:t>Jumlah</w:t>
-      </w:r>
-      <w:proofErr w:type="spellEnd"/>
-      <w:r>
-        <w:t xml:space="preserve"> Mati</w:t>
+      <w:r>
+        <w:t>Jumlah Sakit ≥ Jumlah Mati</w:t>
       </w:r>
     </w:p>
     <w:p>
@@ -6062,21 +3558,8 @@
           <w:numId w:val="20"/>
         </w:numPr>
       </w:pPr>
-      <w:proofErr w:type="spellStart"/>
-      <w:r>
-        <w:t>Keduanya</w:t>
-      </w:r>
-      <w:proofErr w:type="spellEnd"/>
-      <w:r>
-        <w:t xml:space="preserve"> ≤ </w:t>
-      </w:r>
-      <w:proofErr w:type="spellStart"/>
-      <w:r>
-        <w:t>Populasi</w:t>
-      </w:r>
-      <w:proofErr w:type="spellEnd"/>
-      <w:r>
-        <w:t xml:space="preserve"> Total</w:t>
+      <w:r>
+        <w:t>Keduanya ≤ Populasi Total</w:t>
       </w:r>
     </w:p>
     <w:p>
@@ -6102,33 +3585,8 @@
           <w:b/>
           <w:bCs/>
         </w:rPr>
-        <w:t xml:space="preserve">15. Angka </w:t>
-      </w:r>
-      <w:proofErr w:type="spellStart"/>
-      <w:r>
-        <w:rPr>
-          <w:b/>
-          <w:bCs/>
-        </w:rPr>
-        <w:t>Morbiditas</w:t>
-      </w:r>
-      <w:proofErr w:type="spellEnd"/>
-      <w:r>
-        <w:rPr>
-          <w:b/>
-          <w:bCs/>
-        </w:rPr>
-        <w:t xml:space="preserve"> &amp; </w:t>
-      </w:r>
-      <w:proofErr w:type="spellStart"/>
-      <w:r>
-        <w:rPr>
-          <w:b/>
-          <w:bCs/>
-        </w:rPr>
-        <w:t>Mortalitas</w:t>
-      </w:r>
-      <w:proofErr w:type="spellEnd"/>
+        <w:t>15. Angka Morbiditas &amp; Mortalitas</w:t>
+      </w:r>
     </w:p>
     <w:p>
       <w:pPr>
@@ -6138,7 +3596,6 @@
           <w:numId w:val="21"/>
         </w:numPr>
       </w:pPr>
-      <w:proofErr w:type="spellStart"/>
       <w:r>
         <w:rPr>
           <w:b/>
@@ -6146,7 +3603,6 @@
         </w:rPr>
         <w:t>Tipe</w:t>
       </w:r>
-      <w:proofErr w:type="spellEnd"/>
       <w:r>
         <w:t xml:space="preserve">: </w:t>
       </w:r>
@@ -6166,7 +3622,6 @@
           <w:numId w:val="21"/>
         </w:numPr>
       </w:pPr>
-      <w:proofErr w:type="spellStart"/>
       <w:r>
         <w:rPr>
           <w:b/>
@@ -6174,7 +3629,6 @@
         </w:rPr>
         <w:t>Rumus</w:t>
       </w:r>
-      <w:proofErr w:type="spellEnd"/>
       <w:r>
         <w:t>:</w:t>
       </w:r>
@@ -6187,35 +3641,9 @@
           <w:numId w:val="21"/>
         </w:numPr>
       </w:pPr>
-      <w:proofErr w:type="spellStart"/>
-      <w:r>
-        <w:t>Morbiditas</w:t>
-      </w:r>
-      <w:proofErr w:type="spellEnd"/>
-      <w:r>
-        <w:t xml:space="preserve"> (%) = (Sakit / </w:t>
-      </w:r>
-      <w:proofErr w:type="spellStart"/>
-      <w:r>
-        <w:t>Populasi</w:t>
-      </w:r>
-      <w:proofErr w:type="spellEnd"/>
-      <w:r>
-        <w:t xml:space="preserve">) * 100 → </w:t>
-      </w:r>
-      <w:proofErr w:type="spellStart"/>
-      <w:r>
-        <w:t>dibulatkan</w:t>
-      </w:r>
-      <w:proofErr w:type="spellEnd"/>
-      <w:r>
-        <w:t xml:space="preserve"> 2 </w:t>
-      </w:r>
-      <w:proofErr w:type="spellStart"/>
-      <w:r>
-        <w:t>desimal</w:t>
-      </w:r>
-      <w:proofErr w:type="spellEnd"/>
+      <w:r>
+        <w:t>Morbiditas (%) = (Sakit / Populasi) * 100 → dibulatkan 2 desimal</w:t>
+      </w:r>
     </w:p>
     <w:p>
       <w:pPr>
@@ -6225,21 +3653,8 @@
           <w:numId w:val="21"/>
         </w:numPr>
       </w:pPr>
-      <w:proofErr w:type="spellStart"/>
-      <w:r>
-        <w:t>Mortalitas</w:t>
-      </w:r>
-      <w:proofErr w:type="spellEnd"/>
-      <w:r>
-        <w:t xml:space="preserve"> (%) = (Mati / </w:t>
-      </w:r>
-      <w:proofErr w:type="spellStart"/>
-      <w:r>
-        <w:t>Populasi</w:t>
-      </w:r>
-      <w:proofErr w:type="spellEnd"/>
-      <w:r>
-        <w:t>) * 100</w:t>
+      <w:r>
+        <w:t>Mortalitas (%) = (Mati / Populasi) * 100</w:t>
       </w:r>
     </w:p>
     <w:p>
@@ -6253,39 +3668,7 @@
         <w:t>💡</w:t>
       </w:r>
       <w:r>
-        <w:t xml:space="preserve"> </w:t>
-      </w:r>
-      <w:proofErr w:type="spellStart"/>
-      <w:r>
-        <w:t>Tampilkan</w:t>
-      </w:r>
-      <w:proofErr w:type="spellEnd"/>
-      <w:r>
-        <w:t xml:space="preserve"> </w:t>
-      </w:r>
-      <w:proofErr w:type="spellStart"/>
-      <w:r>
-        <w:t>secara</w:t>
-      </w:r>
-      <w:proofErr w:type="spellEnd"/>
-      <w:r>
-        <w:t xml:space="preserve"> real-time </w:t>
-      </w:r>
-      <w:proofErr w:type="spellStart"/>
-      <w:r>
-        <w:t>saat</w:t>
-      </w:r>
-      <w:proofErr w:type="spellEnd"/>
-      <w:r>
-        <w:t xml:space="preserve"> user </w:t>
-      </w:r>
-      <w:proofErr w:type="spellStart"/>
-      <w:r>
-        <w:t>isi</w:t>
-      </w:r>
-      <w:proofErr w:type="spellEnd"/>
-      <w:r>
-        <w:t xml:space="preserve"> field 5, 13, 14.</w:t>
+        <w:t xml:space="preserve"> Tampilkan secara real-time saat user isi field 5, 13, 14.</w:t>
       </w:r>
     </w:p>
     <w:p>
@@ -6312,33 +3695,8 @@
           <w:b/>
           <w:bCs/>
         </w:rPr>
-        <w:t xml:space="preserve">16. Riwayat </w:t>
-      </w:r>
-      <w:proofErr w:type="spellStart"/>
-      <w:r>
-        <w:rPr>
-          <w:b/>
-          <w:bCs/>
-        </w:rPr>
-        <w:t>Vaksinasi</w:t>
-      </w:r>
-      <w:proofErr w:type="spellEnd"/>
-      <w:r>
-        <w:rPr>
-          <w:b/>
-          <w:bCs/>
-        </w:rPr>
-        <w:t xml:space="preserve"> </w:t>
-      </w:r>
-      <w:proofErr w:type="spellStart"/>
-      <w:r>
-        <w:rPr>
-          <w:b/>
-          <w:bCs/>
-        </w:rPr>
-        <w:t>Terkait</w:t>
-      </w:r>
-      <w:proofErr w:type="spellEnd"/>
+        <w:t>16. Riwayat Vaksinasi Terkait</w:t>
+      </w:r>
     </w:p>
     <w:p>
       <w:pPr>
@@ -6348,7 +3706,6 @@
           <w:numId w:val="22"/>
         </w:numPr>
       </w:pPr>
-      <w:proofErr w:type="spellStart"/>
       <w:r>
         <w:rPr>
           <w:b/>
@@ -6356,7 +3713,6 @@
         </w:rPr>
         <w:t>Tipe</w:t>
       </w:r>
-      <w:proofErr w:type="spellEnd"/>
       <w:r>
         <w:t>: Radio (Yes / No / Tidak Tahu)</w:t>
       </w:r>
@@ -6393,27 +3749,10 @@
           <w:b/>
           <w:bCs/>
         </w:rPr>
-        <w:t xml:space="preserve">Nama </w:t>
-      </w:r>
-      <w:proofErr w:type="spellStart"/>
-      <w:r>
-        <w:rPr>
-          <w:b/>
-          <w:bCs/>
-        </w:rPr>
-        <w:t>Vaksin</w:t>
-      </w:r>
-      <w:proofErr w:type="spellEnd"/>
-      <w:r>
-        <w:t>: Text (</w:t>
-      </w:r>
-      <w:proofErr w:type="spellStart"/>
-      <w:r>
-        <w:t>misal</w:t>
-      </w:r>
-      <w:proofErr w:type="spellEnd"/>
-      <w:r>
-        <w:t>: "ND+IB LaSota+H120", "PRRS MLV", "CSF C-strain")</w:t>
+        <w:t>Nama Vaksin</w:t>
+      </w:r>
+      <w:r>
+        <w:t>: Text (misal: "ND+IB LaSota+H120", "PRRS MLV", "CSF C-strain")</w:t>
       </w:r>
     </w:p>
     <w:p>
@@ -6424,31 +3763,13 @@
           <w:numId w:val="22"/>
         </w:numPr>
       </w:pPr>
-      <w:proofErr w:type="spellStart"/>
-      <w:r>
-        <w:rPr>
-          <w:b/>
-          <w:bCs/>
-        </w:rPr>
-        <w:t>Tanggal</w:t>
-      </w:r>
-      <w:proofErr w:type="spellEnd"/>
-      <w:r>
-        <w:rPr>
-          <w:b/>
-          <w:bCs/>
-        </w:rPr>
-        <w:t xml:space="preserve"> </w:t>
-      </w:r>
-      <w:proofErr w:type="spellStart"/>
-      <w:r>
-        <w:rPr>
-          <w:b/>
-          <w:bCs/>
-        </w:rPr>
-        <w:t>Vaksinasi</w:t>
-      </w:r>
-      <w:proofErr w:type="spellEnd"/>
+      <w:r>
+        <w:rPr>
+          <w:b/>
+          <w:bCs/>
+        </w:rPr>
+        <w:t>Tanggal Vaksinasi</w:t>
+      </w:r>
       <w:r>
         <w:t>: Date</w:t>
       </w:r>
@@ -6476,33 +3797,8 @@
           <w:b/>
           <w:bCs/>
         </w:rPr>
-        <w:t xml:space="preserve">17. </w:t>
-      </w:r>
-      <w:proofErr w:type="spellStart"/>
-      <w:r>
-        <w:rPr>
-          <w:b/>
-          <w:bCs/>
-        </w:rPr>
-        <w:t>Sumber</w:t>
-      </w:r>
-      <w:proofErr w:type="spellEnd"/>
-      <w:r>
-        <w:rPr>
-          <w:b/>
-          <w:bCs/>
-        </w:rPr>
-        <w:t xml:space="preserve"> </w:t>
-      </w:r>
-      <w:proofErr w:type="spellStart"/>
-      <w:r>
-        <w:rPr>
-          <w:b/>
-          <w:bCs/>
-        </w:rPr>
-        <w:t>Diduga</w:t>
-      </w:r>
-      <w:proofErr w:type="spellEnd"/>
+        <w:t>17. Sumber Diduga</w:t>
+      </w:r>
     </w:p>
     <w:p>
       <w:pPr>
@@ -6531,29 +3827,8 @@
           <w:numId w:val="23"/>
         </w:numPr>
       </w:pPr>
-      <w:proofErr w:type="spellStart"/>
-      <w:r>
-        <w:t>Ternak</w:t>
-      </w:r>
-      <w:proofErr w:type="spellEnd"/>
-      <w:r>
-        <w:t xml:space="preserve"> </w:t>
-      </w:r>
-      <w:proofErr w:type="spellStart"/>
-      <w:r>
-        <w:t>baru</w:t>
-      </w:r>
-      <w:proofErr w:type="spellEnd"/>
-      <w:r>
-        <w:t xml:space="preserve"> (</w:t>
-      </w:r>
-      <w:proofErr w:type="spellStart"/>
-      <w:r>
-        <w:t>introduksi</w:t>
-      </w:r>
-      <w:proofErr w:type="spellEnd"/>
-      <w:r>
-        <w:t>)</w:t>
+      <w:r>
+        <w:t>Ternak baru (introduksi)</w:t>
       </w:r>
     </w:p>
     <w:p>
@@ -6589,31 +3864,7 @@
         </w:numPr>
       </w:pPr>
       <w:r>
-        <w:t>Vektor (</w:t>
-      </w:r>
-      <w:proofErr w:type="spellStart"/>
-      <w:r>
-        <w:t>nyamuk</w:t>
-      </w:r>
-      <w:proofErr w:type="spellEnd"/>
-      <w:r>
-        <w:t xml:space="preserve">, </w:t>
-      </w:r>
-      <w:proofErr w:type="spellStart"/>
-      <w:r>
-        <w:t>lalat</w:t>
-      </w:r>
-      <w:proofErr w:type="spellEnd"/>
-      <w:r>
-        <w:t xml:space="preserve">, </w:t>
-      </w:r>
-      <w:proofErr w:type="spellStart"/>
-      <w:r>
-        <w:t>tikus</w:t>
-      </w:r>
-      <w:proofErr w:type="spellEnd"/>
-      <w:r>
-        <w:t>)</w:t>
+        <w:t>Vektor (nyamuk, lalat, tikus)</w:t>
       </w:r>
     </w:p>
     <w:p>
@@ -6624,19 +3875,9 @@
           <w:numId w:val="23"/>
         </w:numPr>
       </w:pPr>
-      <w:proofErr w:type="spellStart"/>
-      <w:r>
-        <w:t>Pekerja</w:t>
-      </w:r>
-      <w:proofErr w:type="spellEnd"/>
-      <w:r>
-        <w:t xml:space="preserve"> / </w:t>
-      </w:r>
-      <w:proofErr w:type="spellStart"/>
-      <w:r>
-        <w:t>Pengunjung</w:t>
-      </w:r>
-      <w:proofErr w:type="spellEnd"/>
+      <w:r>
+        <w:t>Pekerja / Pengunjung</w:t>
+      </w:r>
     </w:p>
     <w:p>
       <w:pPr>
@@ -6647,13 +3888,8 @@
         </w:numPr>
       </w:pPr>
       <w:r>
-        <w:t xml:space="preserve">Alat / </w:t>
-      </w:r>
-      <w:proofErr w:type="spellStart"/>
-      <w:r>
-        <w:t>Peralatan</w:t>
-      </w:r>
-      <w:proofErr w:type="spellEnd"/>
+        <w:t>Alat / Peralatan</w:t>
+      </w:r>
     </w:p>
     <w:p>
       <w:pPr>
@@ -6663,11 +3899,9 @@
           <w:numId w:val="23"/>
         </w:numPr>
       </w:pPr>
-      <w:proofErr w:type="spellStart"/>
       <w:r>
         <w:t>Kendaraan</w:t>
       </w:r>
-      <w:proofErr w:type="spellEnd"/>
     </w:p>
     <w:p>
       <w:pPr>
@@ -6678,31 +3912,7 @@
         </w:numPr>
       </w:pPr>
       <w:r>
-        <w:t>Hewan liar (</w:t>
-      </w:r>
-      <w:proofErr w:type="spellStart"/>
-      <w:r>
-        <w:t>burung</w:t>
-      </w:r>
-      <w:proofErr w:type="spellEnd"/>
-      <w:r>
-        <w:t xml:space="preserve">, </w:t>
-      </w:r>
-      <w:proofErr w:type="spellStart"/>
-      <w:r>
-        <w:t>babi</w:t>
-      </w:r>
-      <w:proofErr w:type="spellEnd"/>
-      <w:r>
-        <w:t xml:space="preserve"> </w:t>
-      </w:r>
-      <w:proofErr w:type="spellStart"/>
-      <w:r>
-        <w:t>hutan</w:t>
-      </w:r>
-      <w:proofErr w:type="spellEnd"/>
-      <w:r>
-        <w:t>)</w:t>
+        <w:t>Hewan liar (burung, babi hutan)</w:t>
       </w:r>
     </w:p>
     <w:p>
@@ -6714,13 +3924,8 @@
         </w:numPr>
       </w:pPr>
       <w:r>
-        <w:t xml:space="preserve">Tidak </w:t>
-      </w:r>
-      <w:proofErr w:type="spellStart"/>
-      <w:r>
-        <w:t>diketahui</w:t>
-      </w:r>
-      <w:proofErr w:type="spellEnd"/>
+        <w:t>Tidak diketahui</w:t>
+      </w:r>
     </w:p>
     <w:p>
       <w:pPr>
@@ -6745,17 +3950,8 @@
           <w:b/>
           <w:bCs/>
         </w:rPr>
-        <w:t xml:space="preserve">18. Tindakan </w:t>
-      </w:r>
-      <w:proofErr w:type="spellStart"/>
-      <w:r>
-        <w:rPr>
-          <w:b/>
-          <w:bCs/>
-        </w:rPr>
-        <w:t>Darurat</w:t>
-      </w:r>
-      <w:proofErr w:type="spellEnd"/>
+        <w:t>18. Tindakan Darurat</w:t>
+      </w:r>
     </w:p>
     <w:p>
       <w:pPr>
@@ -6784,27 +3980,9 @@
           <w:numId w:val="24"/>
         </w:numPr>
       </w:pPr>
-      <w:proofErr w:type="spellStart"/>
-      <w:r>
-        <w:t>Isolasi</w:t>
-      </w:r>
-      <w:proofErr w:type="spellEnd"/>
-      <w:r>
-        <w:t xml:space="preserve"> </w:t>
-      </w:r>
-      <w:proofErr w:type="spellStart"/>
-      <w:r>
-        <w:t>ternak</w:t>
-      </w:r>
-      <w:proofErr w:type="spellEnd"/>
-      <w:r>
-        <w:t xml:space="preserve"> </w:t>
-      </w:r>
-      <w:proofErr w:type="spellStart"/>
-      <w:r>
-        <w:t>sakit</w:t>
-      </w:r>
-      <w:proofErr w:type="spellEnd"/>
+      <w:r>
+        <w:t>Isolasi ternak sakit</w:t>
+      </w:r>
     </w:p>
     <w:p>
       <w:pPr>
@@ -6814,13 +3992,8 @@
           <w:numId w:val="24"/>
         </w:numPr>
       </w:pPr>
-      <w:proofErr w:type="spellStart"/>
-      <w:r>
-        <w:t>Karantina</w:t>
-      </w:r>
-      <w:proofErr w:type="spellEnd"/>
-      <w:r>
-        <w:t xml:space="preserve"> area</w:t>
+      <w:r>
+        <w:t>Karantina area</w:t>
       </w:r>
     </w:p>
     <w:p>
@@ -6831,27 +4004,9 @@
           <w:numId w:val="24"/>
         </w:numPr>
       </w:pPr>
-      <w:proofErr w:type="spellStart"/>
-      <w:r>
-        <w:t>Disinfeksi</w:t>
-      </w:r>
-      <w:proofErr w:type="spellEnd"/>
-      <w:r>
-        <w:t xml:space="preserve"> </w:t>
-      </w:r>
-      <w:proofErr w:type="spellStart"/>
-      <w:r>
-        <w:t>kandang</w:t>
-      </w:r>
-      <w:proofErr w:type="spellEnd"/>
-      <w:r>
-        <w:t xml:space="preserve"> &amp; </w:t>
-      </w:r>
-      <w:proofErr w:type="spellStart"/>
-      <w:r>
-        <w:t>peralatan</w:t>
-      </w:r>
-      <w:proofErr w:type="spellEnd"/>
+      <w:r>
+        <w:t>Disinfeksi kandang &amp; peralatan</w:t>
+      </w:r>
     </w:p>
     <w:p>
       <w:pPr>
@@ -6861,27 +4016,9 @@
           <w:numId w:val="24"/>
         </w:numPr>
       </w:pPr>
-      <w:proofErr w:type="spellStart"/>
-      <w:r>
-        <w:t>Pelaporan</w:t>
-      </w:r>
-      <w:proofErr w:type="spellEnd"/>
-      <w:r>
-        <w:t xml:space="preserve"> </w:t>
-      </w:r>
-      <w:proofErr w:type="spellStart"/>
-      <w:r>
-        <w:t>ke</w:t>
-      </w:r>
-      <w:proofErr w:type="spellEnd"/>
-      <w:r>
-        <w:t xml:space="preserve"> Dinas </w:t>
-      </w:r>
-      <w:proofErr w:type="spellStart"/>
-      <w:r>
-        <w:t>Peternakan</w:t>
-      </w:r>
-      <w:proofErr w:type="spellEnd"/>
+      <w:r>
+        <w:t>Pelaporan ke Dinas Peternakan</w:t>
+      </w:r>
     </w:p>
     <w:p>
       <w:pPr>
@@ -6891,19 +4028,9 @@
           <w:numId w:val="24"/>
         </w:numPr>
       </w:pPr>
-      <w:proofErr w:type="spellStart"/>
-      <w:r>
-        <w:t>Pengobatan</w:t>
-      </w:r>
-      <w:proofErr w:type="spellEnd"/>
-      <w:r>
-        <w:t xml:space="preserve"> </w:t>
-      </w:r>
-      <w:proofErr w:type="spellStart"/>
-      <w:r>
-        <w:t>suportif</w:t>
-      </w:r>
-      <w:proofErr w:type="spellEnd"/>
+      <w:r>
+        <w:t>Pengobatan suportif</w:t>
+      </w:r>
     </w:p>
     <w:p>
       <w:pPr>
@@ -6913,19 +4040,9 @@
           <w:numId w:val="24"/>
         </w:numPr>
       </w:pPr>
-      <w:proofErr w:type="spellStart"/>
-      <w:r>
-        <w:t>Vaksinasi</w:t>
-      </w:r>
-      <w:proofErr w:type="spellEnd"/>
-      <w:r>
-        <w:t xml:space="preserve"> </w:t>
-      </w:r>
-      <w:proofErr w:type="spellStart"/>
-      <w:r>
-        <w:t>darurat</w:t>
-      </w:r>
-      <w:proofErr w:type="spellEnd"/>
+      <w:r>
+        <w:t>Vaksinasi darurat</w:t>
+      </w:r>
     </w:p>
     <w:p>
       <w:pPr>
@@ -6936,13 +4053,8 @@
         </w:numPr>
       </w:pPr>
       <w:r>
-        <w:t xml:space="preserve">Euthanasia </w:t>
-      </w:r>
-      <w:proofErr w:type="spellStart"/>
-      <w:r>
-        <w:t>selektif</w:t>
-      </w:r>
-      <w:proofErr w:type="spellEnd"/>
+        <w:t>Euthanasia selektif</w:t>
+      </w:r>
     </w:p>
     <w:p>
       <w:pPr>
@@ -6953,21 +4065,8 @@
         </w:numPr>
       </w:pPr>
       <w:r>
-        <w:t xml:space="preserve">Tidak </w:t>
-      </w:r>
-      <w:proofErr w:type="spellStart"/>
-      <w:r>
-        <w:t>ada</w:t>
-      </w:r>
-      <w:proofErr w:type="spellEnd"/>
-      <w:r>
-        <w:t xml:space="preserve"> </w:t>
-      </w:r>
-      <w:proofErr w:type="spellStart"/>
-      <w:r>
-        <w:t>tindakan</w:t>
-      </w:r>
-      <w:proofErr w:type="spellEnd"/>
+        <w:t>Tidak ada tindakan</w:t>
+      </w:r>
     </w:p>
     <w:p>
       <w:pPr>
@@ -6992,39 +4091,7 @@
           <w:b/>
           <w:bCs/>
         </w:rPr>
-        <w:t xml:space="preserve">19. Sampel </w:t>
-      </w:r>
-      <w:proofErr w:type="spellStart"/>
-      <w:r>
-        <w:rPr>
-          <w:b/>
-          <w:bCs/>
-        </w:rPr>
-        <w:t>Dikirim</w:t>
-      </w:r>
-      <w:proofErr w:type="spellEnd"/>
-      <w:r>
-        <w:rPr>
-          <w:b/>
-          <w:bCs/>
-        </w:rPr>
-        <w:t xml:space="preserve"> </w:t>
-      </w:r>
-      <w:proofErr w:type="spellStart"/>
-      <w:r>
-        <w:rPr>
-          <w:b/>
-          <w:bCs/>
-        </w:rPr>
-        <w:t>ke</w:t>
-      </w:r>
-      <w:proofErr w:type="spellEnd"/>
-      <w:r>
-        <w:rPr>
-          <w:b/>
-          <w:bCs/>
-        </w:rPr>
-        <w:t xml:space="preserve"> Lab?</w:t>
+        <w:t>19. Sampel Dikirim ke Lab?</w:t>
       </w:r>
     </w:p>
     <w:p>
@@ -7081,53 +4148,8 @@
         <w:t>Jenis Sampel</w:t>
       </w:r>
       <w:r>
-        <w:t xml:space="preserve">: Dropdown → Darah, Swab tracheal/cloacal, Organ (limpa, </w:t>
-      </w:r>
-      <w:proofErr w:type="spellStart"/>
-      <w:r>
-        <w:t>hati</w:t>
-      </w:r>
-      <w:proofErr w:type="spellEnd"/>
-      <w:r>
-        <w:t xml:space="preserve">, </w:t>
-      </w:r>
-      <w:proofErr w:type="spellStart"/>
-      <w:r>
-        <w:t>ginjal</w:t>
-      </w:r>
-      <w:proofErr w:type="spellEnd"/>
-      <w:r>
-        <w:t xml:space="preserve">), </w:t>
-      </w:r>
-      <w:proofErr w:type="spellStart"/>
-      <w:r>
-        <w:t>Feses</w:t>
-      </w:r>
-      <w:proofErr w:type="spellEnd"/>
-      <w:r>
-        <w:t xml:space="preserve">, </w:t>
-      </w:r>
-      <w:proofErr w:type="spellStart"/>
-      <w:r>
-        <w:t>Jaringan</w:t>
-      </w:r>
-      <w:proofErr w:type="spellEnd"/>
-      <w:r>
-        <w:t xml:space="preserve"> </w:t>
-      </w:r>
-      <w:proofErr w:type="spellStart"/>
-      <w:r>
-        <w:t>paru</w:t>
-      </w:r>
-      <w:proofErr w:type="spellEnd"/>
-      <w:r>
-        <w:t xml:space="preserve">, </w:t>
-      </w:r>
-      <w:proofErr w:type="spellStart"/>
-      <w:r>
-        <w:t>Lainnya</w:t>
-      </w:r>
-      <w:proofErr w:type="spellEnd"/>
+        <w:t>: Dropdown → Darah, Swab tracheal/cloacal, Organ (limpa, hati, ginjal), Feses, Jaringan paru, Lainnya</w:t>
+      </w:r>
     </w:p>
     <w:p>
       <w:pPr>
@@ -7145,23 +4167,7 @@
         <w:t>Lab Tujuan</w:t>
       </w:r>
       <w:r>
-        <w:t>: Text (</w:t>
-      </w:r>
-      <w:proofErr w:type="spellStart"/>
-      <w:r>
-        <w:t>misal</w:t>
-      </w:r>
-      <w:proofErr w:type="spellEnd"/>
-      <w:r>
-        <w:t>: "</w:t>
-      </w:r>
-      <w:proofErr w:type="spellStart"/>
-      <w:r>
-        <w:t>BBVet</w:t>
-      </w:r>
-      <w:proofErr w:type="spellEnd"/>
-      <w:r>
-        <w:t xml:space="preserve"> Subang", "Lab Kesehatan Hewan UGM")</w:t>
+        <w:t>: Text (misal: "BBVet Subang", "Lab Kesehatan Hewan UGM")</w:t>
       </w:r>
     </w:p>
     <w:p>
@@ -7172,21 +4178,12 @@
           <w:numId w:val="25"/>
         </w:numPr>
       </w:pPr>
-      <w:proofErr w:type="spellStart"/>
-      <w:r>
-        <w:rPr>
-          <w:b/>
-          <w:bCs/>
-        </w:rPr>
-        <w:t>Tanggal</w:t>
-      </w:r>
-      <w:proofErr w:type="spellEnd"/>
-      <w:r>
-        <w:rPr>
-          <w:b/>
-          <w:bCs/>
-        </w:rPr>
-        <w:t xml:space="preserve"> Pengiriman</w:t>
+      <w:r>
+        <w:rPr>
+          <w:b/>
+          <w:bCs/>
+        </w:rPr>
+        <w:t>Tanggal Pengiriman</w:t>
       </w:r>
       <w:r>
         <w:t>: Date</w:t>
@@ -7227,7 +4224,6 @@
           <w:numId w:val="26"/>
         </w:numPr>
       </w:pPr>
-      <w:proofErr w:type="spellStart"/>
       <w:r>
         <w:rPr>
           <w:b/>
@@ -7235,7 +4231,6 @@
         </w:rPr>
         <w:t>Tipe</w:t>
       </w:r>
-      <w:proofErr w:type="spellEnd"/>
       <w:r>
         <w:t>: Upload (multiple)</w:t>
       </w:r>
@@ -7327,33 +4322,8 @@
           <w:b/>
           <w:bCs/>
         </w:rPr>
-        <w:t xml:space="preserve">21. </w:t>
-      </w:r>
-      <w:proofErr w:type="spellStart"/>
-      <w:r>
-        <w:rPr>
-          <w:b/>
-          <w:bCs/>
-        </w:rPr>
-        <w:t>Catatan</w:t>
-      </w:r>
-      <w:proofErr w:type="spellEnd"/>
-      <w:r>
-        <w:rPr>
-          <w:b/>
-          <w:bCs/>
-        </w:rPr>
-        <w:t xml:space="preserve"> </w:t>
-      </w:r>
-      <w:proofErr w:type="spellStart"/>
-      <w:r>
-        <w:rPr>
-          <w:b/>
-          <w:bCs/>
-        </w:rPr>
-        <w:t>Tambahan</w:t>
-      </w:r>
-      <w:proofErr w:type="spellEnd"/>
+        <w:t>21. Catatan Tambahan</w:t>
+      </w:r>
     </w:p>
     <w:p>
       <w:pPr>
@@ -7363,7 +4333,6 @@
           <w:numId w:val="27"/>
         </w:numPr>
       </w:pPr>
-      <w:proofErr w:type="spellStart"/>
       <w:r>
         <w:rPr>
           <w:b/>
@@ -7371,15 +4340,9 @@
         </w:rPr>
         <w:t>Tipe</w:t>
       </w:r>
-      <w:proofErr w:type="spellEnd"/>
-      <w:r>
-        <w:t xml:space="preserve">: </w:t>
-      </w:r>
-      <w:proofErr w:type="spellStart"/>
-      <w:r>
-        <w:t>Textarea</w:t>
-      </w:r>
-      <w:proofErr w:type="spellEnd"/>
+      <w:r>
+        <w:t>: Textarea</w:t>
+      </w:r>
     </w:p>
     <w:p>
       <w:pPr>
@@ -7407,167 +4370,7 @@
           <w:i/>
           <w:iCs/>
         </w:rPr>
-        <w:t>"</w:t>
-      </w:r>
-      <w:proofErr w:type="spellStart"/>
-      <w:r>
-        <w:rPr>
-          <w:i/>
-          <w:iCs/>
-        </w:rPr>
-        <w:t>Catatan</w:t>
-      </w:r>
-      <w:proofErr w:type="spellEnd"/>
-      <w:r>
-        <w:rPr>
-          <w:i/>
-          <w:iCs/>
-        </w:rPr>
-        <w:t xml:space="preserve"> </w:t>
-      </w:r>
-      <w:proofErr w:type="spellStart"/>
-      <w:r>
-        <w:rPr>
-          <w:i/>
-          <w:iCs/>
-        </w:rPr>
-        <w:t>tambahan</w:t>
-      </w:r>
-      <w:proofErr w:type="spellEnd"/>
-      <w:r>
-        <w:rPr>
-          <w:i/>
-          <w:iCs/>
-        </w:rPr>
-        <w:t xml:space="preserve">: </w:t>
-      </w:r>
-      <w:proofErr w:type="spellStart"/>
-      <w:r>
-        <w:rPr>
-          <w:i/>
-          <w:iCs/>
-        </w:rPr>
-        <w:t>riwayat</w:t>
-      </w:r>
-      <w:proofErr w:type="spellEnd"/>
-      <w:r>
-        <w:rPr>
-          <w:i/>
-          <w:iCs/>
-        </w:rPr>
-        <w:t xml:space="preserve"> </w:t>
-      </w:r>
-      <w:proofErr w:type="spellStart"/>
-      <w:r>
-        <w:rPr>
-          <w:i/>
-          <w:iCs/>
-        </w:rPr>
-        <w:t>penyakit</w:t>
-      </w:r>
-      <w:proofErr w:type="spellEnd"/>
-      <w:r>
-        <w:rPr>
-          <w:i/>
-          <w:iCs/>
-        </w:rPr>
-        <w:t xml:space="preserve"> </w:t>
-      </w:r>
-      <w:proofErr w:type="spellStart"/>
-      <w:r>
-        <w:rPr>
-          <w:i/>
-          <w:iCs/>
-        </w:rPr>
-        <w:t>sebelumnya</w:t>
-      </w:r>
-      <w:proofErr w:type="spellEnd"/>
-      <w:r>
-        <w:rPr>
-          <w:i/>
-          <w:iCs/>
-        </w:rPr>
-        <w:t xml:space="preserve">, </w:t>
-      </w:r>
-      <w:proofErr w:type="spellStart"/>
-      <w:r>
-        <w:rPr>
-          <w:i/>
-          <w:iCs/>
-        </w:rPr>
-        <w:t>pola</w:t>
-      </w:r>
-      <w:proofErr w:type="spellEnd"/>
-      <w:r>
-        <w:rPr>
-          <w:i/>
-          <w:iCs/>
-        </w:rPr>
-        <w:t xml:space="preserve"> </w:t>
-      </w:r>
-      <w:proofErr w:type="spellStart"/>
-      <w:r>
-        <w:rPr>
-          <w:i/>
-          <w:iCs/>
-        </w:rPr>
-        <w:t>penyebaran</w:t>
-      </w:r>
-      <w:proofErr w:type="spellEnd"/>
-      <w:r>
-        <w:rPr>
-          <w:i/>
-          <w:iCs/>
-        </w:rPr>
-        <w:t xml:space="preserve">, </w:t>
-      </w:r>
-      <w:proofErr w:type="spellStart"/>
-      <w:r>
-        <w:rPr>
-          <w:i/>
-          <w:iCs/>
-        </w:rPr>
-        <w:t>observasi</w:t>
-      </w:r>
-      <w:proofErr w:type="spellEnd"/>
-      <w:r>
-        <w:rPr>
-          <w:i/>
-          <w:iCs/>
-        </w:rPr>
-        <w:t xml:space="preserve"> </w:t>
-      </w:r>
-      <w:proofErr w:type="spellStart"/>
-      <w:r>
-        <w:rPr>
-          <w:i/>
-          <w:iCs/>
-        </w:rPr>
-        <w:t>unik</w:t>
-      </w:r>
-      <w:proofErr w:type="spellEnd"/>
-      <w:r>
-        <w:rPr>
-          <w:i/>
-          <w:iCs/>
-        </w:rPr>
-        <w:t xml:space="preserve">, </w:t>
-      </w:r>
-      <w:proofErr w:type="spellStart"/>
-      <w:r>
-        <w:rPr>
-          <w:i/>
-          <w:iCs/>
-        </w:rPr>
-        <w:t>dll</w:t>
-      </w:r>
-      <w:proofErr w:type="spellEnd"/>
-      <w:r>
-        <w:rPr>
-          <w:i/>
-          <w:iCs/>
-        </w:rPr>
-        <w:t>."</w:t>
+        <w:t>"Catatan tambahan: riwayat penyakit sebelumnya, pola penyebaran, observasi unik, dll."</w:t>
       </w:r>
     </w:p>
     <w:p>
@@ -7604,7 +4407,6 @@
           <w:numId w:val="28"/>
         </w:numPr>
       </w:pPr>
-      <w:proofErr w:type="spellStart"/>
       <w:r>
         <w:rPr>
           <w:b/>
@@ -7612,65 +4414,8 @@
         </w:rPr>
         <w:t>Validasi</w:t>
       </w:r>
-      <w:proofErr w:type="spellEnd"/>
-      <w:r>
-        <w:t xml:space="preserve">: </w:t>
-      </w:r>
-      <w:proofErr w:type="spellStart"/>
-      <w:r>
-        <w:t>Semua</w:t>
-      </w:r>
-      <w:proofErr w:type="spellEnd"/>
-      <w:r>
-        <w:t xml:space="preserve"> field </w:t>
-      </w:r>
-      <w:proofErr w:type="spellStart"/>
-      <w:r>
-        <w:t>wajib</w:t>
-      </w:r>
-      <w:proofErr w:type="spellEnd"/>
-      <w:r>
-        <w:t xml:space="preserve"> (</w:t>
-      </w:r>
-      <w:proofErr w:type="spellStart"/>
-      <w:r>
-        <w:t>kecuali</w:t>
-      </w:r>
-      <w:proofErr w:type="spellEnd"/>
-      <w:r>
-        <w:t xml:space="preserve"> </w:t>
-      </w:r>
-      <w:proofErr w:type="spellStart"/>
-      <w:r>
-        <w:t>opsional</w:t>
-      </w:r>
-      <w:proofErr w:type="spellEnd"/>
-      <w:r>
-        <w:t xml:space="preserve">) </w:t>
-      </w:r>
-      <w:proofErr w:type="spellStart"/>
-      <w:r>
-        <w:t>harus</w:t>
-      </w:r>
-      <w:proofErr w:type="spellEnd"/>
-      <w:r>
-        <w:t xml:space="preserve"> </w:t>
-      </w:r>
-      <w:proofErr w:type="spellStart"/>
-      <w:r>
-        <w:t>terisi</w:t>
-      </w:r>
-      <w:proofErr w:type="spellEnd"/>
-      <w:r>
-        <w:t xml:space="preserve"> </w:t>
-      </w:r>
-      <w:proofErr w:type="spellStart"/>
-      <w:r>
-        <w:t>sebelum</w:t>
-      </w:r>
-      <w:proofErr w:type="spellEnd"/>
-      <w:r>
-        <w:t xml:space="preserve"> submit</w:t>
+      <w:r>
+        <w:t>: Semua field wajib (kecuali opsional) harus terisi sebelum submit</w:t>
       </w:r>
     </w:p>
     <w:p>
@@ -7681,21 +4426,12 @@
           <w:numId w:val="28"/>
         </w:numPr>
       </w:pPr>
-      <w:proofErr w:type="spellStart"/>
-      <w:r>
-        <w:rPr>
-          <w:b/>
-          <w:bCs/>
-        </w:rPr>
-        <w:t>Setelah</w:t>
-      </w:r>
-      <w:proofErr w:type="spellEnd"/>
-      <w:r>
-        <w:rPr>
-          <w:b/>
-          <w:bCs/>
-        </w:rPr>
-        <w:t xml:space="preserve"> Submit</w:t>
+      <w:r>
+        <w:rPr>
+          <w:b/>
+          <w:bCs/>
+        </w:rPr>
+        <w:t>Setelah Submit</w:t>
       </w:r>
       <w:r>
         <w:t>:</w:t>
@@ -7709,21 +4445,8 @@
           <w:numId w:val="28"/>
         </w:numPr>
       </w:pPr>
-      <w:proofErr w:type="spellStart"/>
-      <w:r>
-        <w:t>Simpan</w:t>
-      </w:r>
-      <w:proofErr w:type="spellEnd"/>
-      <w:r>
-        <w:t xml:space="preserve"> </w:t>
-      </w:r>
-      <w:proofErr w:type="spellStart"/>
-      <w:r>
-        <w:t>ke</w:t>
-      </w:r>
-      <w:proofErr w:type="spellEnd"/>
-      <w:r>
-        <w:t xml:space="preserve"> database</w:t>
+      <w:r>
+        <w:t>Simpan ke database</w:t>
       </w:r>
     </w:p>
     <w:p>
@@ -7735,31 +4458,7 @@
         </w:numPr>
       </w:pPr>
       <w:r>
-        <w:t xml:space="preserve">Generate ID </w:t>
-      </w:r>
-      <w:proofErr w:type="spellStart"/>
-      <w:r>
-        <w:t>laporan</w:t>
-      </w:r>
-      <w:proofErr w:type="spellEnd"/>
-      <w:r>
-        <w:t xml:space="preserve"> </w:t>
-      </w:r>
-      <w:proofErr w:type="spellStart"/>
-      <w:r>
-        <w:t>otomatis</w:t>
-      </w:r>
-      <w:proofErr w:type="spellEnd"/>
-      <w:r>
-        <w:t xml:space="preserve"> (</w:t>
-      </w:r>
-      <w:proofErr w:type="spellStart"/>
-      <w:r>
-        <w:t>misal</w:t>
-      </w:r>
-      <w:proofErr w:type="spellEnd"/>
-      <w:r>
-        <w:t>: FARM-001-20251209-001)</w:t>
+        <w:t>Generate ID laporan otomatis (misal: FARM-001-20251209-001)</w:t>
       </w:r>
     </w:p>
     <w:p>
@@ -7771,47 +4470,7 @@
         </w:numPr>
       </w:pPr>
       <w:r>
-        <w:t xml:space="preserve">Kirim </w:t>
-      </w:r>
-      <w:proofErr w:type="spellStart"/>
-      <w:r>
-        <w:t>notifikasi</w:t>
-      </w:r>
-      <w:proofErr w:type="spellEnd"/>
-      <w:r>
-        <w:t xml:space="preserve"> </w:t>
-      </w:r>
-      <w:proofErr w:type="spellStart"/>
-      <w:r>
-        <w:t>ke</w:t>
-      </w:r>
-      <w:proofErr w:type="spellEnd"/>
-      <w:r>
-        <w:t xml:space="preserve"> admin/</w:t>
-      </w:r>
-      <w:proofErr w:type="spellStart"/>
-      <w:r>
-        <w:t>dinas</w:t>
-      </w:r>
-      <w:proofErr w:type="spellEnd"/>
-      <w:r>
-        <w:t xml:space="preserve"> </w:t>
-      </w:r>
-      <w:proofErr w:type="spellStart"/>
-      <w:r>
-        <w:t>jika</w:t>
-      </w:r>
-      <w:proofErr w:type="spellEnd"/>
-      <w:r>
-        <w:t xml:space="preserve"> </w:t>
-      </w:r>
-      <w:proofErr w:type="spellStart"/>
-      <w:r>
-        <w:t>penyakit</w:t>
-      </w:r>
-      <w:proofErr w:type="spellEnd"/>
-      <w:r>
-        <w:t xml:space="preserve"> </w:t>
+        <w:t xml:space="preserve">Kirim notifikasi ke admin/dinas jika penyakit </w:t>
       </w:r>
       <w:r>
         <w:rPr>
@@ -7843,38 +4502,13 @@
           <w:bCs/>
         </w:rPr>
       </w:pPr>
-      <w:proofErr w:type="spellStart"/>
       <w:r>
         <w:rPr>
           <w:b/>
           <w:bCs/>
         </w:rPr>
         <w:lastRenderedPageBreak/>
-        <w:t>Catatan</w:t>
-      </w:r>
-      <w:proofErr w:type="spellEnd"/>
-      <w:r>
-        <w:rPr>
-          <w:b/>
-          <w:bCs/>
-        </w:rPr>
-        <w:t xml:space="preserve"> </w:t>
-      </w:r>
-      <w:proofErr w:type="spellStart"/>
-      <w:r>
-        <w:rPr>
-          <w:b/>
-          <w:bCs/>
-        </w:rPr>
-        <w:t>Pekerjaan</w:t>
-      </w:r>
-      <w:proofErr w:type="spellEnd"/>
-      <w:r>
-        <w:rPr>
-          <w:b/>
-          <w:bCs/>
-        </w:rPr>
-        <w:t xml:space="preserve"> Hari Ini (10 Des 2025)</w:t>
+        <w:t>Catatan Pekerjaan Hari Ini (10 Des 2025)</w:t>
       </w:r>
     </w:p>
     <w:p>
@@ -7947,33 +4581,8 @@
           <w:b/>
           <w:bCs/>
         </w:rPr>
-        <w:t xml:space="preserve"> Yang </w:t>
-      </w:r>
-      <w:proofErr w:type="spellStart"/>
-      <w:r>
-        <w:rPr>
-          <w:b/>
-          <w:bCs/>
-        </w:rPr>
-        <w:t>Berhasil</w:t>
-      </w:r>
-      <w:proofErr w:type="spellEnd"/>
-      <w:r>
-        <w:rPr>
-          <w:b/>
-          <w:bCs/>
-        </w:rPr>
-        <w:t xml:space="preserve"> </w:t>
-      </w:r>
-      <w:proofErr w:type="spellStart"/>
-      <w:r>
-        <w:rPr>
-          <w:b/>
-          <w:bCs/>
-        </w:rPr>
-        <w:t>Dikerjakan</w:t>
-      </w:r>
-      <w:proofErr w:type="spellEnd"/>
+        <w:t> Yang Berhasil Dikerjakan</w:t>
+      </w:r>
     </w:p>
     <w:p>
       <w:pPr>
@@ -7995,37 +4604,8 @@
       <w:pPr>
         <w:pStyle w:val="ListParagraph"/>
       </w:pPr>
-      <w:proofErr w:type="spellStart"/>
-      <w:r>
-        <w:t>Berhasil</w:t>
-      </w:r>
-      <w:proofErr w:type="spellEnd"/>
-      <w:r>
-        <w:t xml:space="preserve"> upgrade </w:t>
-      </w:r>
-      <w:proofErr w:type="spellStart"/>
-      <w:r>
-        <w:t>dari</w:t>
-      </w:r>
-      <w:proofErr w:type="spellEnd"/>
-      <w:r>
-        <w:t xml:space="preserve"> form basic </w:t>
-      </w:r>
-      <w:proofErr w:type="spellStart"/>
-      <w:r>
-        <w:t>menjadi</w:t>
-      </w:r>
-      <w:proofErr w:type="spellEnd"/>
-      <w:r>
-        <w:t xml:space="preserve"> comprehensive veterinary disease surveillance form </w:t>
-      </w:r>
-      <w:proofErr w:type="spellStart"/>
-      <w:r>
-        <w:t>dengan</w:t>
-      </w:r>
-      <w:proofErr w:type="spellEnd"/>
-      <w:r>
-        <w:t> </w:t>
+      <w:r>
+        <w:t>Berhasil upgrade dari form basic menjadi comprehensive veterinary disease surveillance form dengan </w:t>
       </w:r>
       <w:r>
         <w:rPr>
@@ -8035,15 +4615,7 @@
         <w:t>22 fields</w:t>
       </w:r>
       <w:r>
-        <w:t> </w:t>
-      </w:r>
-      <w:proofErr w:type="spellStart"/>
-      <w:r>
-        <w:t>lengkap</w:t>
-      </w:r>
-      <w:proofErr w:type="spellEnd"/>
-      <w:r>
-        <w:t>:</w:t>
+        <w:t> lengkap:</w:t>
       </w:r>
     </w:p>
     <w:p>
@@ -8451,11 +5023,9 @@
         </w:rPr>
         <w:t>21 New Columns Added to </w:t>
       </w:r>
-      <w:proofErr w:type="spellStart"/>
       <w:r>
         <w:t>disease_reports</w:t>
       </w:r>
-      <w:proofErr w:type="spellEnd"/>
       <w:r>
         <w:rPr>
           <w:b/>
@@ -8468,180 +5038,37 @@
       <w:pPr>
         <w:pStyle w:val="ListParagraph"/>
       </w:pPr>
-      <w:proofErr w:type="spellStart"/>
       <w:r>
         <w:t>sql</w:t>
       </w:r>
-      <w:proofErr w:type="spellEnd"/>
-    </w:p>
-    <w:p>
-      <w:pPr>
-        <w:pStyle w:val="ListParagraph"/>
-      </w:pPr>
-      <w:proofErr w:type="spellStart"/>
-      <w:r>
-        <w:t>animal_type</w:t>
-      </w:r>
-      <w:proofErr w:type="spellEnd"/>
-      <w:r>
-        <w:t xml:space="preserve">, category, subcategory, </w:t>
-      </w:r>
-      <w:proofErr w:type="spellStart"/>
-      <w:r>
-        <w:t>outbreak_location</w:t>
-      </w:r>
-      <w:proofErr w:type="spellEnd"/>
-      <w:r>
-        <w:t>,</w:t>
+    </w:p>
+    <w:p>
+      <w:pPr>
+        <w:pStyle w:val="ListParagraph"/>
+      </w:pPr>
+      <w:r>
+        <w:t>animal_type, category, subcategory, outbreak_location,</w:t>
       </w:r>
       <w:r>
         <w:br/>
-      </w:r>
-      <w:proofErr w:type="spellStart"/>
-      <w:r>
-        <w:t>total_population</w:t>
-      </w:r>
-      <w:proofErr w:type="spellEnd"/>
-      <w:r>
-        <w:t xml:space="preserve">, </w:t>
-      </w:r>
-      <w:proofErr w:type="spellStart"/>
-      <w:r>
-        <w:t>age_stage</w:t>
-      </w:r>
-      <w:proofErr w:type="spellEnd"/>
-      <w:r>
-        <w:t xml:space="preserve">, </w:t>
-      </w:r>
-      <w:proofErr w:type="spellStart"/>
-      <w:r>
-        <w:t>onset_date</w:t>
-      </w:r>
-      <w:proofErr w:type="spellEnd"/>
-      <w:r>
-        <w:t xml:space="preserve">, </w:t>
-      </w:r>
-      <w:proofErr w:type="spellStart"/>
-      <w:r>
-        <w:t>strain_subtype</w:t>
-      </w:r>
-      <w:proofErr w:type="spellEnd"/>
-      <w:r>
-        <w:t>,</w:t>
+        <w:t>total_population, age_stage, onset_date, strain_subtype,</w:t>
       </w:r>
       <w:r>
         <w:br/>
-      </w:r>
-      <w:proofErr w:type="spellStart"/>
-      <w:r>
-        <w:t>pathology_findings</w:t>
-      </w:r>
-      <w:proofErr w:type="spellEnd"/>
-      <w:r>
-        <w:t xml:space="preserve">, </w:t>
-      </w:r>
-      <w:proofErr w:type="spellStart"/>
-      <w:r>
-        <w:t>sick_count</w:t>
-      </w:r>
-      <w:proofErr w:type="spellEnd"/>
-      <w:r>
-        <w:t xml:space="preserve">, </w:t>
-      </w:r>
-      <w:proofErr w:type="spellStart"/>
-      <w:r>
-        <w:t>death_count</w:t>
-      </w:r>
-      <w:proofErr w:type="spellEnd"/>
-      <w:r>
-        <w:t xml:space="preserve">, </w:t>
-      </w:r>
-      <w:proofErr w:type="spellStart"/>
-      <w:r>
-        <w:t>morbidity_rate</w:t>
-      </w:r>
-      <w:proofErr w:type="spellEnd"/>
-      <w:r>
-        <w:t>,</w:t>
+        <w:t>pathology_findings, sick_count, death_count, morbidity_rate,</w:t>
       </w:r>
       <w:r>
         <w:br/>
-      </w:r>
-      <w:proofErr w:type="spellStart"/>
-      <w:r>
-        <w:t>mortality_rate</w:t>
-      </w:r>
-      <w:proofErr w:type="spellEnd"/>
-      <w:r>
-        <w:t xml:space="preserve">, </w:t>
-      </w:r>
-      <w:proofErr w:type="spellStart"/>
-      <w:r>
-        <w:t>vaccination_history</w:t>
-      </w:r>
-      <w:proofErr w:type="spellEnd"/>
-      <w:r>
-        <w:t xml:space="preserve">, </w:t>
-      </w:r>
-      <w:proofErr w:type="spellStart"/>
-      <w:r>
-        <w:t>vaccine_name</w:t>
-      </w:r>
-      <w:proofErr w:type="spellEnd"/>
-      <w:r>
-        <w:t xml:space="preserve">, </w:t>
-      </w:r>
-      <w:proofErr w:type="spellStart"/>
-      <w:r>
-        <w:t>vaccination_date</w:t>
-      </w:r>
-      <w:proofErr w:type="spellEnd"/>
-      <w:r>
-        <w:t>,</w:t>
+        <w:t>mortality_rate, vaccination_history, vaccine_name, vaccination_date,</w:t>
       </w:r>
       <w:r>
         <w:br/>
-      </w:r>
-      <w:proofErr w:type="spellStart"/>
-      <w:r>
-        <w:t>suspected_source</w:t>
-      </w:r>
-      <w:proofErr w:type="spellEnd"/>
-      <w:r>
-        <w:t xml:space="preserve">, </w:t>
-      </w:r>
-      <w:proofErr w:type="spellStart"/>
-      <w:r>
-        <w:t>lab_sample_sent</w:t>
-      </w:r>
-      <w:proofErr w:type="spellEnd"/>
-      <w:r>
-        <w:t xml:space="preserve">, </w:t>
-      </w:r>
-      <w:proofErr w:type="spellStart"/>
-      <w:r>
-        <w:t>sample_type</w:t>
-      </w:r>
-      <w:proofErr w:type="spellEnd"/>
-      <w:r>
-        <w:t xml:space="preserve">, </w:t>
-      </w:r>
-      <w:proofErr w:type="spellStart"/>
-      <w:r>
-        <w:t>lab_destination</w:t>
-      </w:r>
-      <w:proofErr w:type="spellEnd"/>
-      <w:r>
-        <w:t>,</w:t>
+        <w:t>suspected_source, lab_sample_sent, sample_type, lab_destination,</w:t>
       </w:r>
       <w:r>
         <w:br/>
-      </w:r>
-      <w:proofErr w:type="spellStart"/>
-      <w:r>
         <w:t>sample_ship_date</w:t>
       </w:r>
-      <w:proofErr w:type="spellEnd"/>
     </w:p>
     <w:p>
       <w:pPr>
@@ -8663,13 +5090,8 @@
           <w:numId w:val="37"/>
         </w:numPr>
       </w:pPr>
-      <w:proofErr w:type="spellStart"/>
-      <w:r>
-        <w:t>clinical_signs</w:t>
-      </w:r>
-      <w:proofErr w:type="spellEnd"/>
-      <w:r>
-        <w:t> - Many-to-many relationship with reports</w:t>
+      <w:r>
+        <w:t>clinical_signs - Many-to-many relationship with reports</w:t>
       </w:r>
     </w:p>
     <w:p>
@@ -8680,13 +5102,8 @@
           <w:numId w:val="37"/>
         </w:numPr>
       </w:pPr>
-      <w:proofErr w:type="spellStart"/>
-      <w:r>
-        <w:t>emergency_actions</w:t>
-      </w:r>
-      <w:proofErr w:type="spellEnd"/>
-      <w:r>
-        <w:t> - Multiple actions per report</w:t>
+      <w:r>
+        <w:t>emergency_actions - Multiple actions per report</w:t>
       </w:r>
     </w:p>
     <w:p>
@@ -8722,15 +5139,7 @@
         </w:numPr>
       </w:pPr>
       <w:r>
-        <w:t xml:space="preserve">RLS (Row Level Security) policies </w:t>
-      </w:r>
-      <w:proofErr w:type="spellStart"/>
-      <w:r>
-        <w:t>untuk</w:t>
-      </w:r>
-      <w:proofErr w:type="spellEnd"/>
-      <w:r>
-        <w:t xml:space="preserve"> multi-tenant</w:t>
+        <w:t>RLS (Row Level Security) policies untuk multi-tenant</w:t>
       </w:r>
     </w:p>
     <w:p>
@@ -8971,13 +5380,8 @@
         </w:numPr>
       </w:pPr>
       <w:r>
-        <w:t>Insert to </w:t>
-      </w:r>
-      <w:proofErr w:type="spellStart"/>
-      <w:r>
-        <w:t>disease_reports</w:t>
-      </w:r>
-      <w:proofErr w:type="spellEnd"/>
+        <w:t>Insert to disease_reports</w:t>
+      </w:r>
     </w:p>
     <w:p>
       <w:pPr>
@@ -8988,15 +5392,7 @@
         </w:numPr>
       </w:pPr>
       <w:r>
-        <w:t>Insert to </w:t>
-      </w:r>
-      <w:proofErr w:type="spellStart"/>
-      <w:r>
-        <w:t>clinical_signs</w:t>
-      </w:r>
-      <w:proofErr w:type="spellEnd"/>
-      <w:r>
-        <w:t> (multiple rows)</w:t>
+        <w:t>Insert to clinical_signs (multiple rows)</w:t>
       </w:r>
     </w:p>
     <w:p>
@@ -9008,15 +5404,7 @@
         </w:numPr>
       </w:pPr>
       <w:r>
-        <w:t>Insert to </w:t>
-      </w:r>
-      <w:proofErr w:type="spellStart"/>
-      <w:r>
-        <w:t>emergency_actions</w:t>
-      </w:r>
-      <w:proofErr w:type="spellEnd"/>
-      <w:r>
-        <w:t> (multiple rows)</w:t>
+        <w:t>Insert to emergency_actions (multiple rows)</w:t>
       </w:r>
     </w:p>
     <w:p>
@@ -9144,23 +5532,7 @@
           <w:b/>
           <w:bCs/>
         </w:rPr>
-        <w:t> </w:t>
-      </w:r>
-      <w:proofErr w:type="spellStart"/>
-      <w:r>
-        <w:rPr>
-          <w:b/>
-          <w:bCs/>
-        </w:rPr>
-        <w:t>Masalah</w:t>
-      </w:r>
-      <w:proofErr w:type="spellEnd"/>
-      <w:r>
-        <w:rPr>
-          <w:b/>
-          <w:bCs/>
-        </w:rPr>
-        <w:t xml:space="preserve"> &amp; Solusi</w:t>
+        <w:t> Masalah &amp; Solusi</w:t>
       </w:r>
     </w:p>
     <w:p>
@@ -9191,15 +5563,7 @@
         <w:t>Problem:</w:t>
       </w:r>
       <w:r>
-        <w:t> </w:t>
-      </w:r>
-      <w:proofErr w:type="spellStart"/>
-      <w:r>
-        <w:t>Supabase</w:t>
-      </w:r>
-      <w:proofErr w:type="spellEnd"/>
-      <w:r>
-        <w:t xml:space="preserve"> client type inference issue</w:t>
+        <w:t> Supabase client type inference issue</w:t>
       </w:r>
       <w:r>
         <w:br/>
@@ -9219,45 +5583,24 @@
       <w:pPr>
         <w:pStyle w:val="ListParagraph"/>
       </w:pPr>
-      <w:proofErr w:type="spellStart"/>
-      <w:r>
-        <w:t>ts</w:t>
-      </w:r>
-      <w:proofErr w:type="spellEnd"/>
-      <w:r>
-        <w:t>-ignore comments (cosmetic warning only)</w:t>
-      </w:r>
-    </w:p>
-    <w:p>
-      <w:pPr>
-        <w:pStyle w:val="ListParagraph"/>
-        <w:rPr>
-          <w:b/>
-          <w:bCs/>
-        </w:rPr>
-      </w:pPr>
-      <w:r>
-        <w:rPr>
-          <w:b/>
-          <w:bCs/>
-        </w:rPr>
-        <w:t>Issue 2: Missing Columns (</w:t>
-      </w:r>
-      <w:proofErr w:type="spellStart"/>
-      <w:r>
-        <w:rPr>
-          <w:b/>
-          <w:bCs/>
-        </w:rPr>
-        <w:t>age_stage</w:t>
-      </w:r>
-      <w:proofErr w:type="spellEnd"/>
-      <w:r>
-        <w:rPr>
-          <w:b/>
-          <w:bCs/>
-        </w:rPr>
-        <w:t>)</w:t>
+      <w:r>
+        <w:t>ts-ignore comments (cosmetic warning only)</w:t>
+      </w:r>
+    </w:p>
+    <w:p>
+      <w:pPr>
+        <w:pStyle w:val="ListParagraph"/>
+        <w:rPr>
+          <w:b/>
+          <w:bCs/>
+        </w:rPr>
+      </w:pPr>
+      <w:r>
+        <w:rPr>
+          <w:b/>
+          <w:bCs/>
+        </w:rPr>
+        <w:t>Issue 2: Missing Columns (age_stage)</w:t>
       </w:r>
     </w:p>
     <w:p>
@@ -9272,15 +5615,7 @@
         <w:t>Problem:</w:t>
       </w:r>
       <w:r>
-        <w:t> Error "Could not find '</w:t>
-      </w:r>
-      <w:proofErr w:type="spellStart"/>
-      <w:r>
-        <w:t>age_stage</w:t>
-      </w:r>
-      <w:proofErr w:type="spellEnd"/>
-      <w:r>
-        <w:t>' column"</w:t>
+        <w:t> Error "Could not find 'age_stage' column"</w:t>
       </w:r>
       <w:r>
         <w:br/>
@@ -9293,13 +5628,8 @@
         <w:t>Solution:</w:t>
       </w:r>
       <w:r>
-        <w:t xml:space="preserve"> Ran ALTER TABLE to add 21 new columns to </w:t>
-      </w:r>
-      <w:proofErr w:type="spellStart"/>
-      <w:r>
-        <w:t>disease_reports</w:t>
-      </w:r>
-      <w:proofErr w:type="spellEnd"/>
+        <w:t> Ran ALTER TABLE to add 21 new columns to disease_reports</w:t>
+      </w:r>
     </w:p>
     <w:p>
       <w:pPr>
@@ -9329,15 +5659,7 @@
         <w:t>Problem:</w:t>
       </w:r>
       <w:r>
-        <w:t xml:space="preserve"> 404 error on </w:t>
-      </w:r>
-      <w:proofErr w:type="spellStart"/>
-      <w:r>
-        <w:t>clinical_signs</w:t>
-      </w:r>
-      <w:proofErr w:type="spellEnd"/>
-      <w:r>
-        <w:t xml:space="preserve"> table</w:t>
+        <w:t> 404 error on clinical_signs table</w:t>
       </w:r>
       <w:r>
         <w:br/>
@@ -9440,15 +5762,7 @@
         </w:numPr>
       </w:pPr>
       <w:r>
-        <w:t>app/reports/new/</w:t>
-      </w:r>
-      <w:proofErr w:type="spellStart"/>
-      <w:r>
-        <w:t>page.tsx</w:t>
-      </w:r>
-      <w:proofErr w:type="spellEnd"/>
-      <w:r>
-        <w:t> - Main comprehensive form component</w:t>
+        <w:t>app/reports/new/page.tsx - Main comprehensive form component</w:t>
       </w:r>
     </w:p>
     <w:p>
@@ -9459,21 +5773,8 @@
           <w:numId w:val="43"/>
         </w:numPr>
       </w:pPr>
-      <w:proofErr w:type="spellStart"/>
-      <w:r>
-        <w:t>supabase</w:t>
-      </w:r>
-      <w:proofErr w:type="spellEnd"/>
-      <w:r>
-        <w:t>-schema-</w:t>
-      </w:r>
-      <w:proofErr w:type="spellStart"/>
-      <w:r>
-        <w:t>upgrade.sql</w:t>
-      </w:r>
-      <w:proofErr w:type="spellEnd"/>
-      <w:r>
-        <w:t> - Database upgrade script (complete)</w:t>
+      <w:r>
+        <w:t>supabase-schema-upgrade.sql - Database upgrade script (complete)</w:t>
       </w:r>
     </w:p>
     <w:p>
@@ -9485,15 +5786,7 @@
         </w:numPr>
       </w:pPr>
       <w:r>
-        <w:t>types/</w:t>
-      </w:r>
-      <w:proofErr w:type="spellStart"/>
-      <w:r>
-        <w:t>database.ts</w:t>
-      </w:r>
-      <w:proofErr w:type="spellEnd"/>
-      <w:r>
-        <w:t> - TypeScript interfaces updated</w:t>
+        <w:t>types/database.ts - TypeScript interfaces updated</w:t>
       </w:r>
     </w:p>
     <w:p>
@@ -9505,15 +5798,7 @@
         </w:numPr>
       </w:pPr>
       <w:r>
-        <w:t>app/farms/</w:t>
-      </w:r>
-      <w:proofErr w:type="spellStart"/>
-      <w:r>
-        <w:t>page.tsx</w:t>
-      </w:r>
-      <w:proofErr w:type="spellEnd"/>
-      <w:r>
-        <w:t> - Type assertion fixes</w:t>
+        <w:t>app/farms/page.tsx - Type assertion fixes</w:t>
       </w:r>
     </w:p>
     <w:p>
@@ -9525,15 +5810,7 @@
         </w:numPr>
       </w:pPr>
       <w:r>
-        <w:t>app/reports/</w:t>
-      </w:r>
-      <w:proofErr w:type="spellStart"/>
-      <w:r>
-        <w:t>page.tsx</w:t>
-      </w:r>
-      <w:proofErr w:type="spellEnd"/>
-      <w:r>
-        <w:t> - Type assertion fixes</w:t>
+        <w:t>app/reports/page.tsx - Type assertion fixes</w:t>
       </w:r>
     </w:p>
     <w:p>
@@ -9545,15 +5822,7 @@
         </w:numPr>
       </w:pPr>
       <w:r>
-        <w:t>app/login/</w:t>
-      </w:r>
-      <w:proofErr w:type="spellStart"/>
-      <w:r>
-        <w:t>page.tsx</w:t>
-      </w:r>
-      <w:proofErr w:type="spellEnd"/>
-      <w:r>
-        <w:t> - Auth improvements (from previous session)</w:t>
+        <w:t>app/login/page.tsx - Auth improvements (from previous session)</w:t>
       </w:r>
     </w:p>
     <w:p>
@@ -9586,12 +5855,10 @@
       <w:r>
         <w:t>disease-</w:t>
       </w:r>
-      <w:proofErr w:type="spellStart"/>
       <w:proofErr w:type="gramStart"/>
       <w:r>
         <w:t>mapping.json</w:t>
       </w:r>
-      <w:proofErr w:type="spellEnd"/>
       <w:proofErr w:type="gramEnd"/>
     </w:p>
     <w:p>
@@ -9605,12 +5872,10 @@
       <w:r>
         <w:t>report-validation-</w:t>
       </w:r>
-      <w:proofErr w:type="spellStart"/>
       <w:proofErr w:type="gramStart"/>
       <w:r>
         <w:t>schema.json</w:t>
       </w:r>
-      <w:proofErr w:type="spellEnd"/>
       <w:proofErr w:type="gramEnd"/>
     </w:p>
     <w:p>
@@ -9812,21 +6077,8 @@
           <w:numId w:val="44"/>
         </w:numPr>
       </w:pPr>
-      <w:proofErr w:type="spellStart"/>
-      <w:r>
-        <w:t>supabase</w:t>
-      </w:r>
-      <w:proofErr w:type="spellEnd"/>
-      <w:r>
-        <w:t>-schema-</w:t>
-      </w:r>
-      <w:proofErr w:type="spellStart"/>
-      <w:r>
-        <w:t>upgrade.sql</w:t>
-      </w:r>
-      <w:proofErr w:type="spellEnd"/>
-      <w:r>
-        <w:t> - Runnable SQL script</w:t>
+      <w:r>
+        <w:t>supabase-schema-upgrade.sql - Runnable SQL script</w:t>
       </w:r>
     </w:p>
     <w:p>
@@ -9871,21 +6123,12 @@
           <w:numId w:val="45"/>
         </w:numPr>
       </w:pPr>
-      <w:proofErr w:type="spellStart"/>
-      <w:r>
-        <w:rPr>
-          <w:b/>
-          <w:bCs/>
-        </w:rPr>
-        <w:t>Supabase</w:t>
-      </w:r>
-      <w:proofErr w:type="spellEnd"/>
-      <w:r>
-        <w:rPr>
-          <w:b/>
-          <w:bCs/>
-        </w:rPr>
-        <w:t xml:space="preserve"> schema cache</w:t>
+      <w:r>
+        <w:rPr>
+          <w:b/>
+          <w:bCs/>
+        </w:rPr>
+        <w:t>Supabase schema cache</w:t>
       </w:r>
       <w:r>
         <w:t> needs refresh after ALTER TABLE</w:t>
@@ -9951,48 +6194,18 @@
           <w:b/>
           <w:bCs/>
         </w:rPr>
-        <w:t xml:space="preserve">TypeScript + </w:t>
-      </w:r>
-      <w:proofErr w:type="spellStart"/>
-      <w:r>
-        <w:rPr>
-          <w:b/>
-          <w:bCs/>
-        </w:rPr>
-        <w:t>Supabase</w:t>
-      </w:r>
-      <w:proofErr w:type="spellEnd"/>
-      <w:r>
-        <w:t xml:space="preserve"> type inference </w:t>
-      </w:r>
-      <w:proofErr w:type="spellStart"/>
-      <w:r>
-        <w:t>dapat</w:t>
-      </w:r>
-      <w:proofErr w:type="spellEnd"/>
-      <w:r>
-        <w:t xml:space="preserve"> di-override </w:t>
-      </w:r>
-      <w:proofErr w:type="spellStart"/>
-      <w:r>
-        <w:t>dengan</w:t>
-      </w:r>
-      <w:proofErr w:type="spellEnd"/>
-      <w:r>
-        <w:t> </w:t>
-      </w:r>
-    </w:p>
-    <w:p>
-      <w:pPr>
-        <w:pStyle w:val="ListParagraph"/>
-      </w:pPr>
-      <w:proofErr w:type="spellStart"/>
-      <w:r>
-        <w:t>ts</w:t>
-      </w:r>
-      <w:proofErr w:type="spellEnd"/>
-      <w:r>
-        <w:t>-ignore</w:t>
+        <w:t>TypeScript + Supabase</w:t>
+      </w:r>
+      <w:r>
+        <w:t> type inference dapat di-override dengan </w:t>
+      </w:r>
+    </w:p>
+    <w:p>
+      <w:pPr>
+        <w:pStyle w:val="ListParagraph"/>
+      </w:pPr>
+      <w:r>
+        <w:t>ts-ignore</w:t>
       </w:r>
     </w:p>
     <w:p>
@@ -10011,45 +6224,8 @@
         <w:t>Step-by-step SQL execution</w:t>
       </w:r>
       <w:r>
-        <w:t> </w:t>
-      </w:r>
-      <w:proofErr w:type="spellStart"/>
-      <w:r>
-        <w:t>lebih</w:t>
-      </w:r>
-      <w:proofErr w:type="spellEnd"/>
-      <w:r>
-        <w:t xml:space="preserve"> </w:t>
-      </w:r>
-      <w:proofErr w:type="spellStart"/>
-      <w:r>
-        <w:t>aman</w:t>
-      </w:r>
-      <w:proofErr w:type="spellEnd"/>
-      <w:r>
-        <w:t xml:space="preserve"> </w:t>
-      </w:r>
-      <w:proofErr w:type="spellStart"/>
-      <w:r>
-        <w:t>dari</w:t>
-      </w:r>
-      <w:proofErr w:type="spellEnd"/>
-      <w:r>
-        <w:t xml:space="preserve"> running </w:t>
-      </w:r>
-      <w:proofErr w:type="spellStart"/>
-      <w:r>
-        <w:t>semua</w:t>
-      </w:r>
-      <w:proofErr w:type="spellEnd"/>
-      <w:r>
-        <w:t xml:space="preserve"> </w:t>
-      </w:r>
-      <w:proofErr w:type="spellStart"/>
-      <w:r>
-        <w:t>sekaligus</w:t>
-      </w:r>
-      <w:proofErr w:type="spellEnd"/>
+        <w:t> lebih aman dari running semua sekaligus</w:t>
+      </w:r>
     </w:p>
     <w:p>
       <w:pPr>
@@ -10089,21 +6265,8 @@
       <w:pPr>
         <w:pStyle w:val="ListParagraph"/>
       </w:pPr>
-      <w:proofErr w:type="spellStart"/>
-      <w:r>
-        <w:t>Untuk</w:t>
-      </w:r>
-      <w:proofErr w:type="spellEnd"/>
-      <w:r>
-        <w:t xml:space="preserve"> development </w:t>
-      </w:r>
-      <w:proofErr w:type="spellStart"/>
-      <w:r>
-        <w:t>selanjutnya</w:t>
-      </w:r>
-      <w:proofErr w:type="spellEnd"/>
-      <w:r>
-        <w:t>:</w:t>
+      <w:r>
+        <w:t>Untuk development selanjutnya:</w:t>
       </w:r>
     </w:p>
     <w:p>
@@ -10453,21 +6616,8 @@
       <w:pPr>
         <w:pStyle w:val="ListParagraph"/>
       </w:pPr>
-      <w:proofErr w:type="spellStart"/>
-      <w:r>
-        <w:t>Berhasil</w:t>
-      </w:r>
-      <w:proofErr w:type="spellEnd"/>
-      <w:r>
-        <w:t xml:space="preserve"> </w:t>
-      </w:r>
-      <w:proofErr w:type="spellStart"/>
-      <w:r>
-        <w:t>mengimplementasikan</w:t>
-      </w:r>
-      <w:proofErr w:type="spellEnd"/>
-      <w:r>
-        <w:t xml:space="preserve"> comprehensive veterinary disease surveillance reporting </w:t>
+      <w:r>
+        <w:t xml:space="preserve">Berhasil mengimplementasikan comprehensive veterinary disease surveillance reporting </w:t>
       </w:r>
       <w:proofErr w:type="gramStart"/>
       <w:r>
@@ -10475,15 +6625,7 @@
       </w:r>
       <w:proofErr w:type="gramEnd"/>
       <w:r>
-        <w:t xml:space="preserve"> </w:t>
-      </w:r>
-      <w:proofErr w:type="spellStart"/>
-      <w:r>
-        <w:t>dengan</w:t>
-      </w:r>
-      <w:proofErr w:type="spellEnd"/>
-      <w:r>
-        <w:t>:</w:t>
+        <w:t xml:space="preserve"> dengan:</w:t>
       </w:r>
     </w:p>
     <w:p>
@@ -10502,15 +6644,7 @@
         <w:t>22 fields</w:t>
       </w:r>
       <w:r>
-        <w:t> </w:t>
-      </w:r>
-      <w:proofErr w:type="spellStart"/>
-      <w:r>
-        <w:t>dengan</w:t>
-      </w:r>
-      <w:proofErr w:type="spellEnd"/>
-      <w:r>
-        <w:t xml:space="preserve"> dynamic behavior</w:t>
+        <w:t> dengan dynamic behavior</w:t>
       </w:r>
     </w:p>
     <w:p>
@@ -10548,13 +6682,8 @@
         <w:t>Validation</w:t>
       </w:r>
       <w:r>
-        <w:t> </w:t>
-      </w:r>
-      <w:proofErr w:type="spellStart"/>
-      <w:r>
-        <w:t>lengkap</w:t>
-      </w:r>
-      <w:proofErr w:type="spellEnd"/>
+        <w:t> lengkap</w:t>
+      </w:r>
     </w:p>
     <w:p>
       <w:pPr>
@@ -10572,15 +6701,7 @@
         <w:t>Multi-tenant security</w:t>
       </w:r>
       <w:r>
-        <w:t> </w:t>
-      </w:r>
-      <w:proofErr w:type="spellStart"/>
-      <w:r>
-        <w:t>dengan</w:t>
-      </w:r>
-      <w:proofErr w:type="spellEnd"/>
-      <w:r>
-        <w:t xml:space="preserve"> RLS</w:t>
+        <w:t> dengan RLS</w:t>
       </w:r>
     </w:p>
     <w:p>
@@ -10599,54 +6720,22 @@
         <w:t>Professional UI/UX</w:t>
       </w:r>
       <w:r>
-        <w:t> </w:t>
-      </w:r>
-      <w:proofErr w:type="spellStart"/>
-      <w:r>
-        <w:t>dengan</w:t>
-      </w:r>
-      <w:proofErr w:type="spellEnd"/>
-      <w:r>
-        <w:t xml:space="preserve"> loading states &amp; error handling</w:t>
-      </w:r>
-    </w:p>
-    <w:p>
-      <w:pPr>
-        <w:pStyle w:val="ListParagraph"/>
-      </w:pPr>
-      <w:r>
-        <w:rPr>
-          <w:b/>
-          <w:bCs/>
-        </w:rPr>
-        <w:t xml:space="preserve">Total </w:t>
-      </w:r>
-      <w:proofErr w:type="spellStart"/>
-      <w:r>
-        <w:rPr>
-          <w:b/>
-          <w:bCs/>
-        </w:rPr>
-        <w:t>waktu</w:t>
-      </w:r>
-      <w:proofErr w:type="spellEnd"/>
-      <w:r>
-        <w:rPr>
-          <w:b/>
-          <w:bCs/>
-        </w:rPr>
-        <w:t>:</w:t>
-      </w:r>
-      <w:r>
-        <w:t> </w:t>
-      </w:r>
-      <w:proofErr w:type="spellStart"/>
-      <w:r>
-        <w:t>Sekitar</w:t>
-      </w:r>
-      <w:proofErr w:type="spellEnd"/>
-      <w:r>
-        <w:t xml:space="preserve"> 2-3 jam troubleshooting &amp; implementation</w:t>
+        <w:t> dengan loading states &amp; error handling</w:t>
+      </w:r>
+    </w:p>
+    <w:p>
+      <w:pPr>
+        <w:pStyle w:val="ListParagraph"/>
+      </w:pPr>
+      <w:r>
+        <w:rPr>
+          <w:b/>
+          <w:bCs/>
+        </w:rPr>
+        <w:t>Total waktu:</w:t>
+      </w:r>
+      <w:r>
+        <w:t> Sekitar 2-3 jam troubleshooting &amp; implementation</w:t>
       </w:r>
     </w:p>
     <w:p>
@@ -10664,95 +6753,7 @@
         <w:pStyle w:val="ListParagraph"/>
       </w:pPr>
       <w:r>
-        <w:t xml:space="preserve">Selamat </w:t>
-      </w:r>
-      <w:proofErr w:type="spellStart"/>
-      <w:r>
-        <w:t>istirahat</w:t>
-      </w:r>
-      <w:proofErr w:type="spellEnd"/>
-      <w:r>
-        <w:t xml:space="preserve">! </w:t>
-      </w:r>
-      <w:proofErr w:type="spellStart"/>
-      <w:r>
-        <w:t>Semua</w:t>
-      </w:r>
-      <w:proofErr w:type="spellEnd"/>
-      <w:r>
-        <w:t xml:space="preserve"> </w:t>
-      </w:r>
-      <w:proofErr w:type="spellStart"/>
-      <w:r>
-        <w:t>sudah</w:t>
-      </w:r>
-      <w:proofErr w:type="spellEnd"/>
-      <w:r>
-        <w:t xml:space="preserve"> </w:t>
-      </w:r>
-      <w:proofErr w:type="spellStart"/>
-      <w:r>
-        <w:t>tercatat</w:t>
-      </w:r>
-      <w:proofErr w:type="spellEnd"/>
-      <w:r>
-        <w:t xml:space="preserve"> </w:t>
-      </w:r>
-      <w:proofErr w:type="spellStart"/>
-      <w:r>
-        <w:t>dengan</w:t>
-      </w:r>
-      <w:proofErr w:type="spellEnd"/>
-      <w:r>
-        <w:t xml:space="preserve"> </w:t>
-      </w:r>
-      <w:proofErr w:type="spellStart"/>
-      <w:r>
-        <w:t>lengkap</w:t>
-      </w:r>
-      <w:proofErr w:type="spellEnd"/>
-      <w:r>
-        <w:t xml:space="preserve">. Kapan </w:t>
-      </w:r>
-      <w:proofErr w:type="spellStart"/>
-      <w:r>
-        <w:t>lanjut</w:t>
-      </w:r>
-      <w:proofErr w:type="spellEnd"/>
-      <w:r>
-        <w:t xml:space="preserve"> </w:t>
-      </w:r>
-      <w:proofErr w:type="spellStart"/>
-      <w:r>
-        <w:t>lagi</w:t>
-      </w:r>
-      <w:proofErr w:type="spellEnd"/>
-      <w:r>
-        <w:t xml:space="preserve">, </w:t>
-      </w:r>
-      <w:proofErr w:type="spellStart"/>
-      <w:r>
-        <w:t>tinggal</w:t>
-      </w:r>
-      <w:proofErr w:type="spellEnd"/>
-      <w:r>
-        <w:t xml:space="preserve"> </w:t>
-      </w:r>
-      <w:proofErr w:type="spellStart"/>
-      <w:r>
-        <w:t>baca</w:t>
-      </w:r>
-      <w:proofErr w:type="spellEnd"/>
-      <w:r>
-        <w:t xml:space="preserve"> memory </w:t>
-      </w:r>
-      <w:proofErr w:type="spellStart"/>
-      <w:r>
-        <w:t>ini</w:t>
-      </w:r>
-      <w:proofErr w:type="spellEnd"/>
-      <w:r>
-        <w:t xml:space="preserve">. </w:t>
+        <w:t xml:space="preserve">Selamat istirahat! Semua sudah tercatat dengan lengkap. Kapan lanjut lagi, tinggal baca memory ini. </w:t>
       </w:r>
       <w:r>
         <w:rPr>
@@ -10783,23 +6784,7 @@
           <w:b/>
           <w:bCs/>
         </w:rPr>
-        <w:t xml:space="preserve">Selamat! Deployment </w:t>
-      </w:r>
-      <w:proofErr w:type="spellStart"/>
-      <w:r>
-        <w:rPr>
-          <w:b/>
-          <w:bCs/>
-        </w:rPr>
-        <w:t>Berhasil</w:t>
-      </w:r>
-      <w:proofErr w:type="spellEnd"/>
-      <w:r>
-        <w:rPr>
-          <w:b/>
-          <w:bCs/>
-        </w:rPr>
-        <w:t>!</w:t>
+        <w:t>Selamat! Deployment Berhasil!</w:t>
       </w:r>
     </w:p>
     <w:p>
@@ -10808,29 +6793,8 @@
           <w:tab w:val="left" w:pos="970"/>
         </w:tabs>
       </w:pPr>
-      <w:proofErr w:type="spellStart"/>
-      <w:r>
-        <w:t>Aplikasi</w:t>
-      </w:r>
-      <w:proofErr w:type="spellEnd"/>
-      <w:r>
-        <w:t xml:space="preserve"> </w:t>
-      </w:r>
-      <w:proofErr w:type="spellStart"/>
-      <w:r>
-        <w:t>StrainTrack</w:t>
-      </w:r>
-      <w:proofErr w:type="spellEnd"/>
-      <w:r>
-        <w:t xml:space="preserve"> Anda </w:t>
-      </w:r>
-      <w:proofErr w:type="spellStart"/>
-      <w:r>
-        <w:t>sudah</w:t>
-      </w:r>
-      <w:proofErr w:type="spellEnd"/>
-      <w:r>
-        <w:t xml:space="preserve"> online di Netlify!</w:t>
+      <w:r>
+        <w:t>Aplikasi StrainTrack Anda sudah online di Netlify!</w:t>
       </w:r>
     </w:p>
     <w:p>
@@ -10856,23 +6820,7 @@
           <w:b/>
           <w:bCs/>
         </w:rPr>
-        <w:t xml:space="preserve"> Checklist </w:t>
-      </w:r>
-      <w:proofErr w:type="spellStart"/>
-      <w:r>
-        <w:rPr>
-          <w:b/>
-          <w:bCs/>
-        </w:rPr>
-        <w:t>Terakhir</w:t>
-      </w:r>
-      <w:proofErr w:type="spellEnd"/>
-      <w:r>
-        <w:rPr>
-          <w:b/>
-          <w:bCs/>
-        </w:rPr>
-        <w:t>:</w:t>
+        <w:t xml:space="preserve"> Checklist Terakhir:</w:t>
       </w:r>
     </w:p>
     <w:p>
@@ -10881,21 +6829,8 @@
           <w:tab w:val="left" w:pos="970"/>
         </w:tabs>
       </w:pPr>
-      <w:proofErr w:type="spellStart"/>
-      <w:r>
-        <w:t>Pastikan</w:t>
-      </w:r>
-      <w:proofErr w:type="spellEnd"/>
-      <w:r>
-        <w:t xml:space="preserve"> </w:t>
-      </w:r>
-      <w:proofErr w:type="spellStart"/>
-      <w:r>
-        <w:t>sudah</w:t>
-      </w:r>
-      <w:proofErr w:type="spellEnd"/>
-      <w:r>
-        <w:t>:</w:t>
+      <w:r>
+        <w:t>Pastikan sudah:</w:t>
       </w:r>
     </w:p>
     <w:p>
@@ -10925,23 +6860,7 @@
         <w:t>Environment Variables</w:t>
       </w:r>
       <w:r>
-        <w:t xml:space="preserve"> di Netlify </w:t>
-      </w:r>
-      <w:proofErr w:type="spellStart"/>
-      <w:r>
-        <w:t>sudah</w:t>
-      </w:r>
-      <w:proofErr w:type="spellEnd"/>
-      <w:r>
-        <w:t xml:space="preserve"> </w:t>
-      </w:r>
-      <w:proofErr w:type="spellStart"/>
-      <w:r>
-        <w:t>diset</w:t>
-      </w:r>
-      <w:proofErr w:type="spellEnd"/>
-      <w:r>
-        <w:t xml:space="preserve"> (NEXT_PUBLIC_SUPABASE_URL &amp; NEXT_PUBLIC_SUPABASE_ANON_KEY)</w:t>
+        <w:t> di Netlify sudah diset (NEXT_PUBLIC_SUPABASE_URL &amp; NEXT_PUBLIC_SUPABASE_ANON_KEY)</w:t>
       </w:r>
     </w:p>
     <w:p>
@@ -10963,40 +6882,15 @@
       <w:r>
         <w:t> </w:t>
       </w:r>
-      <w:proofErr w:type="spellStart"/>
-      <w:r>
-        <w:rPr>
-          <w:b/>
-          <w:bCs/>
-        </w:rPr>
-        <w:t>Supabase</w:t>
-      </w:r>
-      <w:proofErr w:type="spellEnd"/>
-      <w:r>
-        <w:rPr>
-          <w:b/>
-          <w:bCs/>
-        </w:rPr>
-        <w:t xml:space="preserve"> Redirect URLs</w:t>
-      </w:r>
-      <w:r>
-        <w:t> </w:t>
-      </w:r>
-      <w:proofErr w:type="spellStart"/>
-      <w:r>
-        <w:t>sudah</w:t>
-      </w:r>
-      <w:proofErr w:type="spellEnd"/>
-      <w:r>
-        <w:t xml:space="preserve"> </w:t>
-      </w:r>
-      <w:proofErr w:type="spellStart"/>
-      <w:r>
-        <w:t>ditambahkan</w:t>
-      </w:r>
-      <w:proofErr w:type="spellEnd"/>
-      <w:r>
-        <w:t xml:space="preserve"> URL Netlify Anda</w:t>
+      <w:r>
+        <w:rPr>
+          <w:b/>
+          <w:bCs/>
+        </w:rPr>
+        <w:t>Supabase Redirect URLs</w:t>
+      </w:r>
+      <w:r>
+        <w:t> sudah ditambahkan URL Netlify Anda</w:t>
       </w:r>
     </w:p>
     <w:p>
@@ -11042,23 +6936,7 @@
           <w:b/>
           <w:bCs/>
         </w:rPr>
-        <w:t xml:space="preserve"> Next Steps (</w:t>
-      </w:r>
-      <w:proofErr w:type="spellStart"/>
-      <w:r>
-        <w:rPr>
-          <w:b/>
-          <w:bCs/>
-        </w:rPr>
-        <w:t>Opsional</w:t>
-      </w:r>
-      <w:proofErr w:type="spellEnd"/>
-      <w:r>
-        <w:rPr>
-          <w:b/>
-          <w:bCs/>
-        </w:rPr>
-        <w:t>):</w:t>
+        <w:t xml:space="preserve"> Next Steps (Opsional):</w:t>
       </w:r>
     </w:p>
     <w:p>
@@ -11079,39 +6957,7 @@
         <w:t>Custom Domain</w:t>
       </w:r>
       <w:r>
-        <w:t xml:space="preserve"> - Jika </w:t>
-      </w:r>
-      <w:proofErr w:type="spellStart"/>
-      <w:r>
-        <w:t>ingin</w:t>
-      </w:r>
-      <w:proofErr w:type="spellEnd"/>
-      <w:r>
-        <w:t xml:space="preserve"> </w:t>
-      </w:r>
-      <w:proofErr w:type="spellStart"/>
-      <w:r>
-        <w:t>pakai</w:t>
-      </w:r>
-      <w:proofErr w:type="spellEnd"/>
-      <w:r>
-        <w:t xml:space="preserve"> domain </w:t>
-      </w:r>
-      <w:proofErr w:type="spellStart"/>
-      <w:r>
-        <w:t>sendiri</w:t>
-      </w:r>
-      <w:proofErr w:type="spellEnd"/>
-      <w:r>
-        <w:t xml:space="preserve">, </w:t>
-      </w:r>
-      <w:proofErr w:type="spellStart"/>
-      <w:r>
-        <w:t>tinggal</w:t>
-      </w:r>
-      <w:proofErr w:type="spellEnd"/>
-      <w:r>
-        <w:t xml:space="preserve"> set di Site Settings → Domain Management</w:t>
+        <w:t> - Jika ingin pakai domain sendiri, tinggal set di Site Settings → Domain Management</w:t>
       </w:r>
     </w:p>
     <w:p>
@@ -11132,31 +6978,7 @@
         <w:t>Auto-Deploy</w:t>
       </w:r>
       <w:r>
-        <w:t xml:space="preserve"> - Sekarang </w:t>
-      </w:r>
-      <w:proofErr w:type="spellStart"/>
-      <w:r>
-        <w:t>setiap</w:t>
-      </w:r>
-      <w:proofErr w:type="spellEnd"/>
-      <w:r>
-        <w:t xml:space="preserve"> push </w:t>
-      </w:r>
-      <w:proofErr w:type="spellStart"/>
-      <w:r>
-        <w:t>ke</w:t>
-      </w:r>
-      <w:proofErr w:type="spellEnd"/>
-      <w:r>
-        <w:t xml:space="preserve"> GitHub = auto deploy </w:t>
-      </w:r>
-      <w:proofErr w:type="spellStart"/>
-      <w:r>
-        <w:t>ke</w:t>
-      </w:r>
-      <w:proofErr w:type="spellEnd"/>
-      <w:r>
-        <w:t> Netlify</w:t>
+        <w:t> - Sekarang setiap push ke GitHub = auto deploy ke Netlify</w:t>
       </w:r>
     </w:p>
     <w:p>
@@ -11177,47 +6999,7 @@
         <w:t>Branch Deploys</w:t>
       </w:r>
       <w:r>
-        <w:t xml:space="preserve"> - </w:t>
-      </w:r>
-      <w:proofErr w:type="spellStart"/>
-      <w:r>
-        <w:t>Buat</w:t>
-      </w:r>
-      <w:proofErr w:type="spellEnd"/>
-      <w:r>
-        <w:t xml:space="preserve"> branch </w:t>
-      </w:r>
-      <w:proofErr w:type="spellStart"/>
-      <w:r>
-        <w:t>baru</w:t>
-      </w:r>
-      <w:proofErr w:type="spellEnd"/>
-      <w:r>
-        <w:t xml:space="preserve"> </w:t>
-      </w:r>
-      <w:proofErr w:type="spellStart"/>
-      <w:r>
-        <w:t>untuk</w:t>
-      </w:r>
-      <w:proofErr w:type="spellEnd"/>
-      <w:r>
-        <w:t xml:space="preserve"> testing </w:t>
-      </w:r>
-      <w:proofErr w:type="spellStart"/>
-      <w:r>
-        <w:t>sebelum</w:t>
-      </w:r>
-      <w:proofErr w:type="spellEnd"/>
-      <w:r>
-        <w:t xml:space="preserve"> merge </w:t>
-      </w:r>
-      <w:proofErr w:type="spellStart"/>
-      <w:r>
-        <w:t>ke</w:t>
-      </w:r>
-      <w:proofErr w:type="spellEnd"/>
-      <w:r>
-        <w:t xml:space="preserve"> main</w:t>
+        <w:t> - Buat branch baru untuk testing sebelum merge ke main</w:t>
       </w:r>
     </w:p>
     <w:p>
@@ -11238,118 +7020,9 @@
           <w:tab w:val="left" w:pos="970"/>
         </w:tabs>
       </w:pPr>
-      <w:proofErr w:type="spellStart"/>
       <w:r>
         <w:lastRenderedPageBreak/>
-        <w:t>Semua</w:t>
-      </w:r>
-      <w:proofErr w:type="spellEnd"/>
-      <w:r>
-        <w:t xml:space="preserve"> </w:t>
-      </w:r>
-      <w:proofErr w:type="spellStart"/>
-      <w:r>
-        <w:t>sudah</w:t>
-      </w:r>
-      <w:proofErr w:type="spellEnd"/>
-      <w:r>
-        <w:t xml:space="preserve"> </w:t>
-      </w:r>
-      <w:proofErr w:type="spellStart"/>
-      <w:r>
-        <w:t>siap</w:t>
-      </w:r>
-      <w:proofErr w:type="spellEnd"/>
-      <w:r>
-        <w:t xml:space="preserve"> </w:t>
-      </w:r>
-      <w:proofErr w:type="spellStart"/>
-      <w:r>
-        <w:t>untuk</w:t>
-      </w:r>
-      <w:proofErr w:type="spellEnd"/>
-      <w:r>
-        <w:t xml:space="preserve"> production! Jika </w:t>
-      </w:r>
-      <w:proofErr w:type="spellStart"/>
-      <w:r>
-        <w:t>ada</w:t>
-      </w:r>
-      <w:proofErr w:type="spellEnd"/>
-      <w:r>
-        <w:t xml:space="preserve"> </w:t>
-      </w:r>
-      <w:proofErr w:type="spellStart"/>
-      <w:r>
-        <w:t>masalah</w:t>
-      </w:r>
-      <w:proofErr w:type="spellEnd"/>
-      <w:r>
-        <w:t xml:space="preserve"> </w:t>
-      </w:r>
-      <w:proofErr w:type="spellStart"/>
-      <w:r>
-        <w:t>atau</w:t>
-      </w:r>
-      <w:proofErr w:type="spellEnd"/>
-      <w:r>
-        <w:t> </w:t>
-      </w:r>
-      <w:proofErr w:type="spellStart"/>
-      <w:r>
-        <w:t>butuh</w:t>
-      </w:r>
-      <w:proofErr w:type="spellEnd"/>
-      <w:r>
-        <w:t xml:space="preserve"> </w:t>
-      </w:r>
-      <w:proofErr w:type="spellStart"/>
-      <w:r>
-        <w:t>bantuan</w:t>
-      </w:r>
-      <w:proofErr w:type="spellEnd"/>
-      <w:r>
-        <w:t xml:space="preserve"> </w:t>
-      </w:r>
-      <w:proofErr w:type="spellStart"/>
-      <w:r>
-        <w:t>lagi</w:t>
-      </w:r>
-      <w:proofErr w:type="spellEnd"/>
-      <w:r>
-        <w:t xml:space="preserve">, </w:t>
-      </w:r>
-      <w:proofErr w:type="spellStart"/>
-      <w:r>
-        <w:t>silakan</w:t>
-      </w:r>
-      <w:proofErr w:type="spellEnd"/>
-      <w:r>
-        <w:t xml:space="preserve"> </w:t>
-      </w:r>
-      <w:proofErr w:type="spellStart"/>
-      <w:r>
-        <w:t>tanya</w:t>
-      </w:r>
-      <w:proofErr w:type="spellEnd"/>
-      <w:r>
-        <w:t xml:space="preserve"> </w:t>
-      </w:r>
-      <w:proofErr w:type="spellStart"/>
-      <w:r>
-        <w:t>kapan</w:t>
-      </w:r>
-      <w:proofErr w:type="spellEnd"/>
-      <w:r>
-        <w:t xml:space="preserve"> </w:t>
-      </w:r>
-      <w:proofErr w:type="spellStart"/>
-      <w:r>
-        <w:t>saja</w:t>
-      </w:r>
-      <w:proofErr w:type="spellEnd"/>
-      <w:r>
-        <w:t>. </w:t>
+        <w:t>Semua sudah siap untuk production! Jika ada masalah atau butuh bantuan lagi, silakan tanya kapan saja. </w:t>
       </w:r>
       <w:r>
         <w:rPr>
@@ -11365,23 +7038,7 @@
         </w:tabs>
       </w:pPr>
       <w:r>
-        <w:t xml:space="preserve">Good luck </w:t>
-      </w:r>
-      <w:proofErr w:type="spellStart"/>
-      <w:r>
-        <w:t>dengan</w:t>
-      </w:r>
-      <w:proofErr w:type="spellEnd"/>
-      <w:r>
-        <w:t> </w:t>
-      </w:r>
-      <w:proofErr w:type="spellStart"/>
-      <w:r>
-        <w:t>StrainTrack</w:t>
-      </w:r>
-      <w:proofErr w:type="spellEnd"/>
-      <w:r>
-        <w:t xml:space="preserve"> project Anda! </w:t>
+        <w:t xml:space="preserve">Good luck dengan StrainTrack project Anda! </w:t>
       </w:r>
       <w:r>
         <w:rPr>
@@ -11403,14 +7060,7 @@
       </w:r>
       <w:r>
         <w:br/>
-      </w:r>
-      <w:proofErr w:type="spellStart"/>
-      <w:r>
-        <w:t>git</w:t>
-      </w:r>
-      <w:proofErr w:type="spellEnd"/>
-      <w:r>
-        <w:t xml:space="preserve"> </w:t>
+        <w:t xml:space="preserve">git </w:t>
       </w:r>
       <w:proofErr w:type="gramStart"/>
       <w:r>
@@ -11426,6 +7076,18 @@
     <w:p>
       <w:r>
         <w:t>git push</w:t>
+      </w:r>
+    </w:p>
+    <w:p/>
+    <w:p/>
+    <w:p>
+      <w:r>
+        <w:t>Token antigravity – supabase</w:t>
+      </w:r>
+    </w:p>
+    <w:p>
+      <w:r>
+        <w:t>sbp_1bc01448ec2cb49fa790df375fbf38d580ac2d02</w:t>
       </w:r>
     </w:p>
     <w:sectPr>
